--- a/Email_Generator_Agent_POC_Documentation.docx
+++ b/Email_Generator_Agent_POC_Documentation.docx
@@ -4,92 +4,479 @@
   <w:body>
     <w:p>
       <w:pPr>
+        <w:pStyle w:val="Title"/>
         <w:jc w:val="center"/>
-        <w:rPr>
-          <w:rFonts w:hint="eastAsia"/>
-        </w:rPr>
-      </w:pPr>
+      </w:pPr>
+      <w:r>
+        <w:t>Email Generator Agent — POC Documentation</w:t>
+      </w:r>
+    </w:p>
+    <w:p/>
+    <w:p>
       <w:r>
         <w:rPr>
           <w:b/>
-          <w:sz w:val="28"/>
         </w:rPr>
-        <w:t>PROOF OF CONCEPT</w:t>
+        <w:t>Project: Email Generator Agent</w:t>
       </w:r>
     </w:p>
     <w:p>
-      <w:pPr>
-        <w:jc w:val="center"/>
-        <w:rPr>
-          <w:rFonts w:hint="eastAsia"/>
-        </w:rPr>
-      </w:pPr>
+      <w:r>
+        <w:t>Author: Krunalsinh Chhasatiya</w:t>
+      </w:r>
+    </w:p>
+    <w:p>
+      <w:r>
+        <w:t>Date: August 2026</w:t>
+      </w:r>
+    </w:p>
+    <w:p>
+      <w:r>
+        <w:t>Version: 2.0 (Full Coverage — Tasks 1 &amp; 2)</w:t>
+      </w:r>
+    </w:p>
+    <w:p/>
+    <w:p>
+      <w:pPr>
+        <w:pStyle w:val="Heading1"/>
+      </w:pPr>
+      <w:r>
+        <w:t>1. Overview</w:t>
+      </w:r>
+    </w:p>
+    <w:p>
+      <w:r>
+        <w:t>The Email Generator Agent is an AI-powered professional email generator built with LangGraph, Azure OpenAI, and MCP (Model Context Protocol). It features:</w:t>
+      </w:r>
+    </w:p>
+    <w:p>
+      <w:pPr>
+        <w:pStyle w:val="ListBullet"/>
+      </w:pPr>
+      <w:r>
+        <w:t>A LangGraph-based agent that validates inputs, fetches tone-specific guidelines via MCP, and generates structured emails using Azure OpenAI.</w:t>
+      </w:r>
+    </w:p>
+    <w:p>
+      <w:pPr>
+        <w:pStyle w:val="ListBullet"/>
+      </w:pPr>
+      <w:r>
+        <w:t>An MCP App with a React + TypeScript UI for interactive email generation, review, editing, and approval/rejection.</w:t>
+      </w:r>
+    </w:p>
+    <w:p>
+      <w:pPr>
+        <w:pStyle w:val="ListBullet"/>
+      </w:pPr>
+      <w:r>
+        <w:t>A headless hosted agent deployable to Azure AI Foundry with the Invocations protocol.</w:t>
+      </w:r>
+    </w:p>
+    <w:p>
+      <w:pPr>
+        <w:pStyle w:val="ListBullet"/>
+      </w:pPr>
+      <w:r>
+        <w:t>Docker containerization and Azure Bicep infrastructure-as-code for cloud deployment.</w:t>
+      </w:r>
+    </w:p>
+    <w:p>
+      <w:pPr>
+        <w:pStyle w:val="Heading1"/>
+      </w:pPr>
+      <w:r>
+        <w:t>2. Architecture</w:t>
+      </w:r>
+    </w:p>
+    <w:p>
+      <w:pPr>
+        <w:pStyle w:val="Heading2"/>
+      </w:pPr>
+      <w:r>
+        <w:t>2.1 High-Level Flow</w:t>
+      </w:r>
+    </w:p>
+    <w:p>
+      <w:r>
+        <w:t>The system operates in two modes:</w:t>
+      </w:r>
+    </w:p>
+    <w:p>
       <w:r>
         <w:rPr>
           <w:b/>
-          <w:sz w:val="52"/>
         </w:rPr>
-        <w:t>Automated Professional Email Generator Agent</w:t>
+        <w:t>Mode 1: MCP App (Interactive UI)</w:t>
       </w:r>
     </w:p>
     <w:p>
-      <w:pPr>
-        <w:jc w:val="center"/>
-        <w:rPr>
-          <w:rFonts w:hint="eastAsia"/>
-        </w:rPr>
-      </w:pPr>
-      <w:r>
-        <w:rPr>
-          <w:sz w:val="24"/>
-        </w:rPr>
-        <w:t>Azure AI Foundry Hosted Agent • LangGraph • FastMCP • Python</w:t>
+      <w:r>
+        <w:t>User → React UI → REST API (http_server.py) → MCP Tools → email_service.py → LangGraph Agent → Azure OpenAI → Response → UI</w:t>
       </w:r>
     </w:p>
     <w:p>
-      <w:pPr>
+      <w:r>
         <w:rPr>
-          <w:rFonts w:hint="eastAsia"/>
+          <w:b/>
         </w:rPr>
-      </w:pPr>
+        <w:t>Mode 2: Hosted Agent (Headless API)</w:t>
+      </w:r>
     </w:p>
     <w:p>
-      <w:pPr>
-        <w:jc w:val="center"/>
-        <w:rPr>
-          <w:rFonts w:hint="eastAsia"/>
-        </w:rPr>
-      </w:pPr>
-      <w:r>
-        <w:rPr>
-          <w:b/>
-          <w:sz w:val="32"/>
-        </w:rPr>
-        <w:t>Project Status: COMPLETED</w:t>
+      <w:r>
+        <w:t>Client → POST /invocations → hosted_agent.py → LangGraph Agent → Azure OpenAI → JSON Response</w:t>
       </w:r>
     </w:p>
     <w:p>
       <w:pPr>
-        <w:jc w:val="center"/>
-        <w:rPr>
-          <w:rFonts w:hint="eastAsia"/>
-        </w:rPr>
-      </w:pPr>
-      <w:r>
-        <w:rPr>
-          <w:sz w:val="20"/>
-        </w:rPr>
-        <w:t>Version 1.0  |  August 2026</w:t>
+        <w:pStyle w:val="Heading2"/>
+      </w:pPr>
+      <w:r>
+        <w:lastRenderedPageBreak/>
+        <w:t>2.2 Component Diagram</w:t>
       </w:r>
     </w:p>
     <w:p>
       <w:pPr>
+        <w:ind w:left="720"/>
+      </w:pPr>
+      <w:r>
         <w:rPr>
-          <w:rFonts w:hint="eastAsia"/>
+          <w:rFonts w:ascii="Courier New" w:hAnsi="Courier New"/>
+          <w:sz w:val="18"/>
         </w:rPr>
-      </w:pPr>
-      <w:r>
-        <w:br w:type="page"/>
+        <w:t>┌─────────────────────────────────────────────────────────────┐</w:t>
+      </w:r>
+      <w:r>
+        <w:rPr>
+          <w:rFonts w:ascii="Courier New" w:hAnsi="Courier New"/>
+          <w:sz w:val="18"/>
+        </w:rPr>
+        <w:br/>
+        <w:t>│                    MCP App (Port 8000)                      │</w:t>
+      </w:r>
+      <w:r>
+        <w:rPr>
+          <w:rFonts w:ascii="Courier New" w:hAnsi="Courier New"/>
+          <w:sz w:val="18"/>
+        </w:rPr>
+        <w:br/>
+        <w:t xml:space="preserve">│  ┌──────────┐    ┌──────────────┐    ┌────────────────┐    </w:t>
+      </w:r>
+      <w:r>
+        <w:rPr>
+          <w:rFonts w:ascii="Courier New" w:hAnsi="Courier New"/>
+          <w:sz w:val="18"/>
+        </w:rPr>
+        <w:t xml:space="preserve"> </w:t>
+      </w:r>
+      <w:r>
+        <w:rPr>
+          <w:rFonts w:ascii="Courier New" w:hAnsi="Courier New"/>
+          <w:sz w:val="18"/>
+        </w:rPr>
+        <w:t>│</w:t>
+      </w:r>
+      <w:r>
+        <w:rPr>
+          <w:rFonts w:ascii="Courier New" w:hAnsi="Courier New"/>
+          <w:sz w:val="18"/>
+        </w:rPr>
+        <w:br/>
+        <w:t xml:space="preserve">│  │ React UI │───►│ REST Bridge  │───►│  MCP Tools     │    </w:t>
+      </w:r>
+      <w:r>
+        <w:rPr>
+          <w:rFonts w:ascii="Courier New" w:hAnsi="Courier New"/>
+          <w:sz w:val="18"/>
+        </w:rPr>
+        <w:t xml:space="preserve"> </w:t>
+      </w:r>
+      <w:r>
+        <w:rPr>
+          <w:rFonts w:ascii="Courier New" w:hAnsi="Courier New"/>
+          <w:sz w:val="18"/>
+        </w:rPr>
+        <w:t>│</w:t>
+      </w:r>
+      <w:r>
+        <w:rPr>
+          <w:rFonts w:ascii="Courier New" w:hAnsi="Courier New"/>
+          <w:sz w:val="18"/>
+        </w:rPr>
+        <w:br/>
+        <w:t>│  │ (Vite)   │    │ /</w:t>
+      </w:r>
+      <w:proofErr w:type="spellStart"/>
+      <w:r>
+        <w:rPr>
+          <w:rFonts w:ascii="Courier New" w:hAnsi="Courier New"/>
+          <w:sz w:val="18"/>
+        </w:rPr>
+        <w:t>api</w:t>
+      </w:r>
+      <w:proofErr w:type="spellEnd"/>
+      <w:r>
+        <w:rPr>
+          <w:rFonts w:ascii="Courier New" w:hAnsi="Courier New"/>
+          <w:sz w:val="18"/>
+        </w:rPr>
+        <w:t xml:space="preserve">/*       │    │ </w:t>
+      </w:r>
+      <w:proofErr w:type="spellStart"/>
+      <w:r>
+        <w:rPr>
+          <w:rFonts w:ascii="Courier New" w:hAnsi="Courier New"/>
+          <w:sz w:val="18"/>
+        </w:rPr>
+        <w:t>generate_email</w:t>
+      </w:r>
+      <w:proofErr w:type="spellEnd"/>
+      <w:r>
+        <w:rPr>
+          <w:rFonts w:ascii="Courier New" w:hAnsi="Courier New"/>
+          <w:sz w:val="18"/>
+        </w:rPr>
+        <w:t xml:space="preserve"> │    </w:t>
+      </w:r>
+      <w:r>
+        <w:rPr>
+          <w:rFonts w:ascii="Courier New" w:hAnsi="Courier New"/>
+          <w:sz w:val="18"/>
+        </w:rPr>
+        <w:t xml:space="preserve"> </w:t>
+      </w:r>
+      <w:r>
+        <w:rPr>
+          <w:rFonts w:ascii="Courier New" w:hAnsi="Courier New"/>
+          <w:sz w:val="18"/>
+        </w:rPr>
+        <w:t>│</w:t>
+      </w:r>
+      <w:r>
+        <w:rPr>
+          <w:rFonts w:ascii="Courier New" w:hAnsi="Courier New"/>
+          <w:sz w:val="18"/>
+        </w:rPr>
+        <w:br/>
+        <w:t xml:space="preserve">│  └──────────┘    └──────────────┘    │ </w:t>
+      </w:r>
+      <w:proofErr w:type="spellStart"/>
+      <w:r>
+        <w:rPr>
+          <w:rFonts w:ascii="Courier New" w:hAnsi="Courier New"/>
+          <w:sz w:val="18"/>
+        </w:rPr>
+        <w:t>approve_email</w:t>
+      </w:r>
+      <w:proofErr w:type="spellEnd"/>
+      <w:r>
+        <w:rPr>
+          <w:rFonts w:ascii="Courier New" w:hAnsi="Courier New"/>
+          <w:sz w:val="18"/>
+        </w:rPr>
+        <w:t xml:space="preserve">  │    </w:t>
+      </w:r>
+      <w:r>
+        <w:rPr>
+          <w:rFonts w:ascii="Courier New" w:hAnsi="Courier New"/>
+          <w:sz w:val="18"/>
+        </w:rPr>
+        <w:t xml:space="preserve"> </w:t>
+      </w:r>
+      <w:r>
+        <w:rPr>
+          <w:rFonts w:ascii="Courier New" w:hAnsi="Courier New"/>
+          <w:sz w:val="18"/>
+        </w:rPr>
+        <w:t>│</w:t>
+      </w:r>
+      <w:r>
+        <w:rPr>
+          <w:rFonts w:ascii="Courier New" w:hAnsi="Courier New"/>
+          <w:sz w:val="18"/>
+        </w:rPr>
+        <w:br/>
+        <w:t xml:space="preserve">│                                      │ </w:t>
+      </w:r>
+      <w:proofErr w:type="spellStart"/>
+      <w:r>
+        <w:rPr>
+          <w:rFonts w:ascii="Courier New" w:hAnsi="Courier New"/>
+          <w:sz w:val="18"/>
+        </w:rPr>
+        <w:t>reject_email</w:t>
+      </w:r>
+      <w:proofErr w:type="spellEnd"/>
+      <w:r>
+        <w:rPr>
+          <w:rFonts w:ascii="Courier New" w:hAnsi="Courier New"/>
+          <w:sz w:val="18"/>
+        </w:rPr>
+        <w:t xml:space="preserve">   │    </w:t>
+      </w:r>
+      <w:r>
+        <w:rPr>
+          <w:rFonts w:ascii="Courier New" w:hAnsi="Courier New"/>
+          <w:sz w:val="18"/>
+        </w:rPr>
+        <w:t xml:space="preserve"> </w:t>
+      </w:r>
+      <w:r>
+        <w:rPr>
+          <w:rFonts w:ascii="Courier New" w:hAnsi="Courier New"/>
+          <w:sz w:val="18"/>
+        </w:rPr>
+        <w:t>│</w:t>
+      </w:r>
+      <w:r>
+        <w:rPr>
+          <w:rFonts w:ascii="Courier New" w:hAnsi="Courier New"/>
+          <w:sz w:val="18"/>
+        </w:rPr>
+        <w:br/>
+        <w:t xml:space="preserve">│                                      └───────┬────────┘    </w:t>
+      </w:r>
+      <w:r>
+        <w:rPr>
+          <w:rFonts w:ascii="Courier New" w:hAnsi="Courier New"/>
+          <w:sz w:val="18"/>
+        </w:rPr>
+        <w:t xml:space="preserve"> </w:t>
+      </w:r>
+      <w:r>
+        <w:rPr>
+          <w:rFonts w:ascii="Courier New" w:hAnsi="Courier New"/>
+          <w:sz w:val="18"/>
+        </w:rPr>
+        <w:t>│</w:t>
+      </w:r>
+      <w:r>
+        <w:rPr>
+          <w:rFonts w:ascii="Courier New" w:hAnsi="Courier New"/>
+          <w:sz w:val="18"/>
+        </w:rPr>
+        <w:br/>
+        <w:t>└──────────────────────────────────────────────┼─────────</w:t>
+      </w:r>
+      <w:r>
+        <w:rPr>
+          <w:rFonts w:ascii="Courier New" w:hAnsi="Courier New"/>
+          <w:sz w:val="18"/>
+        </w:rPr>
+        <w:t>──</w:t>
+      </w:r>
+      <w:r>
+        <w:rPr>
+          <w:rFonts w:ascii="Courier New" w:hAnsi="Courier New"/>
+          <w:sz w:val="18"/>
+        </w:rPr>
+        <w:t>───┘</w:t>
+      </w:r>
+      <w:r>
+        <w:rPr>
+          <w:rFonts w:ascii="Courier New" w:hAnsi="Courier New"/>
+          <w:sz w:val="18"/>
+        </w:rPr>
+        <w:br/>
+        <w:t xml:space="preserve">                                               │</w:t>
+      </w:r>
+      <w:r>
+        <w:rPr>
+          <w:rFonts w:ascii="Courier New" w:hAnsi="Courier New"/>
+          <w:sz w:val="18"/>
+        </w:rPr>
+        <w:br/>
+        <w:t xml:space="preserve">                    ┌──────────────────────────▼──────────────┐</w:t>
+      </w:r>
+      <w:r>
+        <w:rPr>
+          <w:rFonts w:ascii="Courier New" w:hAnsi="Courier New"/>
+          <w:sz w:val="18"/>
+        </w:rPr>
+        <w:br/>
+        <w:t xml:space="preserve">                    │         LangGraph Agent (graph.py)      │</w:t>
+      </w:r>
+      <w:r>
+        <w:rPr>
+          <w:rFonts w:ascii="Courier New" w:hAnsi="Courier New"/>
+          <w:sz w:val="18"/>
+        </w:rPr>
+        <w:br/>
+        <w:t xml:space="preserve">                    │ validate → get_guidelines → prompt → LLM│</w:t>
+      </w:r>
+      <w:r>
+        <w:rPr>
+          <w:rFonts w:ascii="Courier New" w:hAnsi="Courier New"/>
+          <w:sz w:val="18"/>
+        </w:rPr>
+        <w:br/>
+        <w:t xml:space="preserve">                    └───────────────────┬─────────────────────┘</w:t>
+      </w:r>
+      <w:r>
+        <w:rPr>
+          <w:rFonts w:ascii="Courier New" w:hAnsi="Courier New"/>
+          <w:sz w:val="18"/>
+        </w:rPr>
+        <w:br/>
+        <w:t xml:space="preserve">                                        │</w:t>
+      </w:r>
+      <w:r>
+        <w:rPr>
+          <w:rFonts w:ascii="Courier New" w:hAnsi="Courier New"/>
+          <w:sz w:val="18"/>
+        </w:rPr>
+        <w:br/>
+        <w:t xml:space="preserve">              ┌─────────────────────────▼────────────────────┐</w:t>
+      </w:r>
+      <w:r>
+        <w:rPr>
+          <w:rFonts w:ascii="Courier New" w:hAnsi="Courier New"/>
+          <w:sz w:val="18"/>
+        </w:rPr>
+        <w:br/>
+        <w:t xml:space="preserve">              │                                              │</w:t>
+      </w:r>
+      <w:r>
+        <w:rPr>
+          <w:rFonts w:ascii="Courier New" w:hAnsi="Courier New"/>
+          <w:sz w:val="18"/>
+        </w:rPr>
+        <w:br/>
+        <w:t xml:space="preserve">    ┌─────────▼──────────┐              ┌────────────────────▼─┐</w:t>
+      </w:r>
+      <w:r>
+        <w:rPr>
+          <w:rFonts w:ascii="Courier New" w:hAnsi="Courier New"/>
+          <w:sz w:val="18"/>
+        </w:rPr>
+        <w:br/>
+        <w:t xml:space="preserve">    │  MCP Guidelines    │              │   Azure OpenAI       │</w:t>
+      </w:r>
+      <w:r>
+        <w:rPr>
+          <w:rFonts w:ascii="Courier New" w:hAnsi="Courier New"/>
+          <w:sz w:val="18"/>
+        </w:rPr>
+        <w:br/>
+        <w:t xml:space="preserve">    │  Server (stdio)    │              │   (GPT Model)        │</w:t>
+      </w:r>
+      <w:r>
+        <w:rPr>
+          <w:rFonts w:ascii="Courier New" w:hAnsi="Courier New"/>
+          <w:sz w:val="18"/>
+        </w:rPr>
+        <w:br/>
+        <w:t xml:space="preserve">    │  server.py         │              └──────────────────────┘</w:t>
+      </w:r>
+      <w:r>
+        <w:rPr>
+          <w:rFonts w:ascii="Courier New" w:hAnsi="Courier New"/>
+          <w:sz w:val="18"/>
+        </w:rPr>
+        <w:br/>
+        <w:t xml:space="preserve">    └────────────────────┘</w:t>
       </w:r>
     </w:p>
     <w:p>
@@ -97,149 +484,266 @@
         <w:pStyle w:val="Heading1"/>
       </w:pPr>
       <w:r>
-        <w:lastRenderedPageBreak/>
-        <w:t>1. Executive Summary</w:t>
+        <w:t>3. Project Structure</w:t>
       </w:r>
     </w:p>
     <w:p>
       <w:pPr>
+        <w:ind w:left="720"/>
+      </w:pPr>
+      <w:r>
         <w:rPr>
-          <w:rFonts w:hint="eastAsia"/>
+          <w:rFonts w:ascii="Courier New" w:hAnsi="Courier New"/>
+          <w:sz w:val="18"/>
         </w:rPr>
-      </w:pPr>
-      <w:r>
-        <w:t>This Proof of Concept (POC) demonstrates an automated professional email generation agent built using Python and LangGraph and deployed as an Azure AI Foundry Hosted Agent. The solution accepts a required Tone together with Context and Data Points, uses LLM reasoning to create a tailored professional email, and uses a FastMCP tool to provide tone-specific email guidelines.</w:t>
+        <w:t>├── src/email_generator/</w:t>
+      </w:r>
+      <w:r>
+        <w:rPr>
+          <w:rFonts w:ascii="Courier New" w:hAnsi="Courier New"/>
+          <w:sz w:val="18"/>
+        </w:rPr>
+        <w:br/>
+        <w:t>│   ├── graph.py            # LangGraph workflow definition</w:t>
+      </w:r>
+      <w:r>
+        <w:rPr>
+          <w:rFonts w:ascii="Courier New" w:hAnsi="Courier New"/>
+          <w:sz w:val="18"/>
+        </w:rPr>
+        <w:br/>
+        <w:t>│   ├── hosted_agent.py     # Azure Foundry host server</w:t>
+      </w:r>
+      <w:r>
+        <w:rPr>
+          <w:rFonts w:ascii="Courier New" w:hAnsi="Courier New"/>
+          <w:sz w:val="18"/>
+        </w:rPr>
+        <w:br/>
+        <w:t>│   ├── llm.py              # Azure OpenAI client setup</w:t>
+      </w:r>
+      <w:r>
+        <w:rPr>
+          <w:rFonts w:ascii="Courier New" w:hAnsi="Courier New"/>
+          <w:sz w:val="18"/>
+        </w:rPr>
+        <w:br/>
+        <w:t>│   ├── prompts.py          # Email generation prompt template</w:t>
+      </w:r>
+      <w:r>
+        <w:rPr>
+          <w:rFonts w:ascii="Courier New" w:hAnsi="Courier New"/>
+          <w:sz w:val="18"/>
+        </w:rPr>
+        <w:br/>
+        <w:t>│   ├── state.py            # State and output schemas</w:t>
+      </w:r>
+      <w:r>
+        <w:rPr>
+          <w:rFonts w:ascii="Courier New" w:hAnsi="Courier New"/>
+          <w:sz w:val="18"/>
+        </w:rPr>
+        <w:br/>
+        <w:t>│   ├── mcp_client.py       # MCP client (stdio or remote)</w:t>
+      </w:r>
+      <w:r>
+        <w:rPr>
+          <w:rFonts w:ascii="Courier New" w:hAnsi="Courier New"/>
+          <w:sz w:val="18"/>
+        </w:rPr>
+        <w:br/>
+        <w:t>│   └── main.py             # CLI entry point</w:t>
+      </w:r>
+      <w:r>
+        <w:rPr>
+          <w:rFonts w:ascii="Courier New" w:hAnsi="Courier New"/>
+          <w:sz w:val="18"/>
+        </w:rPr>
+        <w:br/>
+        <w:t>├── mcp_server/</w:t>
+      </w:r>
+      <w:r>
+        <w:rPr>
+          <w:rFonts w:ascii="Courier New" w:hAnsi="Courier New"/>
+          <w:sz w:val="18"/>
+        </w:rPr>
+        <w:br/>
+        <w:t>│   ├── server.py           # FastMCP guidelines server (stdio)</w:t>
+      </w:r>
+      <w:r>
+        <w:rPr>
+          <w:rFonts w:ascii="Courier New" w:hAnsi="Courier New"/>
+          <w:sz w:val="18"/>
+        </w:rPr>
+        <w:br/>
+        <w:t>│   ├── http_server.py      # MCP App: HTTP server + REST bridge + UI</w:t>
+      </w:r>
+      <w:r>
+        <w:rPr>
+          <w:rFonts w:ascii="Courier New" w:hAnsi="Courier New"/>
+          <w:sz w:val="18"/>
+        </w:rPr>
+        <w:br/>
+        <w:t>│   ├── email_service.py    # Agent invocation wrapper</w:t>
+      </w:r>
+      <w:r>
+        <w:rPr>
+          <w:rFonts w:ascii="Courier New" w:hAnsi="Courier New"/>
+          <w:sz w:val="18"/>
+        </w:rPr>
+        <w:br/>
+        <w:t>│   └── ui/                 # React + TypeScript MCP App UI</w:t>
+      </w:r>
+      <w:r>
+        <w:rPr>
+          <w:rFonts w:ascii="Courier New" w:hAnsi="Courier New"/>
+          <w:sz w:val="18"/>
+        </w:rPr>
+        <w:br/>
+        <w:t>│       ├── src/App.tsx     # Main app component</w:t>
+      </w:r>
+      <w:r>
+        <w:rPr>
+          <w:rFonts w:ascii="Courier New" w:hAnsi="Courier New"/>
+          <w:sz w:val="18"/>
+        </w:rPr>
+        <w:br/>
+        <w:t>│       ├── package.json    # Node dependencies</w:t>
+      </w:r>
+      <w:r>
+        <w:rPr>
+          <w:rFonts w:ascii="Courier New" w:hAnsi="Courier New"/>
+          <w:sz w:val="18"/>
+        </w:rPr>
+        <w:br/>
+        <w:t>│       └── vite.config.ts  # Vite bundler config</w:t>
+      </w:r>
+      <w:r>
+        <w:rPr>
+          <w:rFonts w:ascii="Courier New" w:hAnsi="Courier New"/>
+          <w:sz w:val="18"/>
+        </w:rPr>
+        <w:br/>
+        <w:t>├── tests/</w:t>
+      </w:r>
+      <w:r>
+        <w:rPr>
+          <w:rFonts w:ascii="Courier New" w:hAnsi="Courier New"/>
+          <w:sz w:val="18"/>
+        </w:rPr>
+        <w:br/>
+        <w:t>│   ├── test_agent.py           # Agent unit tests</w:t>
+      </w:r>
+      <w:r>
+        <w:rPr>
+          <w:rFonts w:ascii="Courier New" w:hAnsi="Courier New"/>
+          <w:sz w:val="18"/>
+        </w:rPr>
+        <w:br/>
+        <w:t>│   ├── test_deployed_agent.py  # Integration tests</w:t>
+      </w:r>
+      <w:r>
+        <w:rPr>
+          <w:rFonts w:ascii="Courier New" w:hAnsi="Courier New"/>
+          <w:sz w:val="18"/>
+        </w:rPr>
+        <w:br/>
+        <w:t>│   ├── test_mcp.py             # MCP server tests</w:t>
+      </w:r>
+      <w:r>
+        <w:rPr>
+          <w:rFonts w:ascii="Courier New" w:hAnsi="Courier New"/>
+          <w:sz w:val="18"/>
+        </w:rPr>
+        <w:br/>
+        <w:t>│   └── test_mcp_http.py        # MCP HTTP transport tests</w:t>
+      </w:r>
+      <w:r>
+        <w:rPr>
+          <w:rFonts w:ascii="Courier New" w:hAnsi="Courier New"/>
+          <w:sz w:val="18"/>
+        </w:rPr>
+        <w:br/>
+        <w:t>├── infra/                  # Azure Bicep infrastructure</w:t>
+      </w:r>
+      <w:r>
+        <w:rPr>
+          <w:rFonts w:ascii="Courier New" w:hAnsi="Courier New"/>
+          <w:sz w:val="18"/>
+        </w:rPr>
+        <w:br/>
+        <w:t>│   ├── main.bicep</w:t>
+      </w:r>
+      <w:r>
+        <w:rPr>
+          <w:rFonts w:ascii="Courier New" w:hAnsi="Courier New"/>
+          <w:sz w:val="18"/>
+        </w:rPr>
+        <w:br/>
+        <w:t>│   ├── main.json</w:t>
+      </w:r>
+      <w:r>
+        <w:rPr>
+          <w:rFonts w:ascii="Courier New" w:hAnsi="Courier New"/>
+          <w:sz w:val="18"/>
+        </w:rPr>
+        <w:br/>
+        <w:t>│   └── main.parameters.json</w:t>
+      </w:r>
+      <w:r>
+        <w:rPr>
+          <w:rFonts w:ascii="Courier New" w:hAnsi="Courier New"/>
+          <w:sz w:val="18"/>
+        </w:rPr>
+        <w:br/>
+        <w:t>├── azure.yaml              # Azure Developer CLI configuration</w:t>
+      </w:r>
+      <w:r>
+        <w:rPr>
+          <w:rFonts w:ascii="Courier New" w:hAnsi="Courier New"/>
+          <w:sz w:val="18"/>
+        </w:rPr>
+        <w:br/>
+        <w:t>├── Dockerfile              # Container image for MCP App</w:t>
+      </w:r>
+      <w:r>
+        <w:rPr>
+          <w:rFonts w:ascii="Courier New" w:hAnsi="Courier New"/>
+          <w:sz w:val="18"/>
+        </w:rPr>
+        <w:br/>
+        <w:t>├── pyproject.toml          # Python project configuration</w:t>
+      </w:r>
+      <w:r>
+        <w:rPr>
+          <w:rFonts w:ascii="Courier New" w:hAnsi="Courier New"/>
+          <w:sz w:val="18"/>
+        </w:rPr>
+        <w:br/>
+      </w:r>
+      <w:r>
+        <w:rPr>
+          <w:rFonts w:ascii="Courier New" w:hAnsi="Courier New"/>
+          <w:sz w:val="18"/>
+        </w:rPr>
+        <w:lastRenderedPageBreak/>
+        <w:t>├── start_agent.py          # Local hosted agent entry point</w:t>
+      </w:r>
+      <w:r>
+        <w:rPr>
+          <w:rFonts w:ascii="Courier New" w:hAnsi="Courier New"/>
+          <w:sz w:val="18"/>
+        </w:rPr>
+        <w:br/>
+        <w:t>└── requirements.txt        # Python dependencies</w:t>
       </w:r>
     </w:p>
     <w:p>
       <w:pPr>
-        <w:rPr>
-          <w:rFonts w:hint="eastAsia"/>
-        </w:rPr>
-      </w:pPr>
-      <w:r>
-        <w:t>The solution was deployed using Azure infrastructure and the Azure Developer CLI (azd). The MCP service runs as a containerized application on Azure Web App, with its image stored in Azure Container Registry (ACR). The Hosted Agent communicates with the public MCP endpoint through the configured invocation architecture.</w:t>
-      </w:r>
-    </w:p>
-    <w:p>
-      <w:pPr>
         <w:pStyle w:val="Heading1"/>
       </w:pPr>
       <w:r>
-        <w:t>2. Problem Statement</w:t>
-      </w:r>
-    </w:p>
-    <w:p>
-      <w:pPr>
-        <w:rPr>
-          <w:rFonts w:hint="eastAsia"/>
-        </w:rPr>
-      </w:pPr>
-      <w:r>
-        <w:t>Writing professional emails consistently can require significant time and manual effort. Users may provide information in an unstructured form and still need an email that is clear, professional, concise, and aligned with a specific communication tone.</w:t>
-      </w:r>
-    </w:p>
-    <w:p>
-      <w:pPr>
-        <w:rPr>
-          <w:rFonts w:hint="eastAsia"/>
-        </w:rPr>
-      </w:pPr>
-      <w:r>
-        <w:t>The POC addresses this problem by providing an agent that transforms structured inputs into a professional email while enforcing required input validation.</w:t>
-      </w:r>
-    </w:p>
-    <w:p>
-      <w:pPr>
-        <w:pStyle w:val="Heading1"/>
-      </w:pPr>
-      <w:r>
-        <w:t>3. POC Objective</w:t>
-      </w:r>
-    </w:p>
-    <w:p>
-      <w:pPr>
-        <w:pStyle w:val="ListBullet"/>
-        <w:rPr>
-          <w:rFonts w:hint="eastAsia"/>
-        </w:rPr>
-      </w:pPr>
-      <w:r>
-        <w:t>Build an automated professional email generator using Python and LangGraph.</w:t>
-      </w:r>
-    </w:p>
-    <w:p>
-      <w:pPr>
-        <w:pStyle w:val="ListBullet"/>
-        <w:rPr>
-          <w:rFonts w:hint="eastAsia"/>
-        </w:rPr>
-      </w:pPr>
-      <w:r>
-        <w:t>Integrate an LLM for context-aware email generation.</w:t>
-      </w:r>
-    </w:p>
-    <w:p>
-      <w:pPr>
-        <w:pStyle w:val="ListBullet"/>
-        <w:rPr>
-          <w:rFonts w:hint="eastAsia"/>
-        </w:rPr>
-      </w:pPr>
-      <w:r>
-        <w:t>Use FastMCP to expose reusable email-writing guidelines as a tool.</w:t>
-      </w:r>
-    </w:p>
-    <w:p>
-      <w:pPr>
-        <w:pStyle w:val="ListBullet"/>
-        <w:rPr>
-          <w:rFonts w:hint="eastAsia"/>
-        </w:rPr>
-      </w:pPr>
-      <w:r>
-        <w:t>Deploy the MCP service as a containerized application on Azure Web App.</w:t>
-      </w:r>
-    </w:p>
-    <w:p>
-      <w:pPr>
-        <w:pStyle w:val="ListBullet"/>
-        <w:rPr>
-          <w:rFonts w:hint="eastAsia"/>
-        </w:rPr>
-      </w:pPr>
-      <w:r>
-        <w:t>Deploy the agent as an Azure AI Foundry Hosted Agent using the required invocation architecture.</w:t>
-      </w:r>
-    </w:p>
-    <w:p>
-      <w:pPr>
-        <w:pStyle w:val="ListBullet"/>
-        <w:rPr>
-          <w:rFonts w:hint="eastAsia"/>
-        </w:rPr>
-      </w:pPr>
-      <w:r>
-        <w:t>Validate required inputs, especially Tone.</w:t>
-      </w:r>
-    </w:p>
-    <w:p>
-      <w:pPr>
-        <w:pStyle w:val="ListBullet"/>
-        <w:rPr>
-          <w:rFonts w:hint="eastAsia"/>
-        </w:rPr>
-      </w:pPr>
-      <w:r>
-        <w:t>Test the complete end-to-end flow and verify the generated email output.</w:t>
-      </w:r>
-    </w:p>
-    <w:p>
-      <w:pPr>
-        <w:pStyle w:val="Heading1"/>
-      </w:pPr>
-      <w:r>
-        <w:t>4. Scope</w:t>
+        <w:t>4. Technology Stack</w:t>
       </w:r>
     </w:p>
     <w:tbl>
@@ -250,8 +754,9 @@
         <w:tblLook w:val="04A0" w:firstRow="1" w:lastRow="0" w:firstColumn="1" w:lastColumn="0" w:noHBand="0" w:noVBand="1"/>
       </w:tblPr>
       <w:tblGrid>
-        <w:gridCol w:w="4608"/>
-        <w:gridCol w:w="4608"/>
+        <w:gridCol w:w="2880"/>
+        <w:gridCol w:w="2880"/>
+        <w:gridCol w:w="2880"/>
       </w:tblGrid>
       <w:tr>
         <w:trPr>
@@ -259,43 +764,40 @@
         </w:trPr>
         <w:tc>
           <w:tcPr>
-            <w:tcW w:w="4608" w:type="dxa"/>
-            <w:shd w:val="clear" w:color="auto" w:fill="D9EAF7"/>
-            <w:vAlign w:val="center"/>
+            <w:tcW w:w="2880" w:type="dxa"/>
           </w:tcPr>
           <w:p>
-            <w:pPr>
-              <w:rPr>
-                <w:rFonts w:hint="eastAsia"/>
-              </w:rPr>
-            </w:pPr>
             <w:r>
               <w:rPr>
                 <w:b/>
-                <w:sz w:val="19"/>
               </w:rPr>
-              <w:t>In Scope</w:t>
+              <w:t>Layer</w:t>
             </w:r>
           </w:p>
         </w:tc>
         <w:tc>
           <w:tcPr>
-            <w:tcW w:w="4608" w:type="dxa"/>
-            <w:shd w:val="clear" w:color="auto" w:fill="D9EAF7"/>
-            <w:vAlign w:val="center"/>
+            <w:tcW w:w="2880" w:type="dxa"/>
           </w:tcPr>
           <w:p>
-            <w:pPr>
-              <w:rPr>
-                <w:rFonts w:hint="eastAsia"/>
-              </w:rPr>
-            </w:pPr>
             <w:r>
               <w:rPr>
                 <w:b/>
-                <w:sz w:val="19"/>
               </w:rPr>
-              <w:t>Out of Scope</w:t>
+              <w:t>Technology</w:t>
+            </w:r>
+          </w:p>
+        </w:tc>
+        <w:tc>
+          <w:tcPr>
+            <w:tcW w:w="2880" w:type="dxa"/>
+          </w:tcPr>
+          <w:p>
+            <w:r>
+              <w:rPr>
+                <w:b/>
+              </w:rPr>
+              <w:t>Purpose</w:t>
             </w:r>
           </w:p>
         </w:tc>
@@ -306,39 +808,31 @@
         </w:trPr>
         <w:tc>
           <w:tcPr>
-            <w:tcW w:w="4608" w:type="dxa"/>
-            <w:vAlign w:val="center"/>
+            <w:tcW w:w="2880" w:type="dxa"/>
           </w:tcPr>
           <w:p>
-            <w:pPr>
-              <w:rPr>
-                <w:rFonts w:hint="eastAsia"/>
-              </w:rPr>
-            </w:pPr>
             <w:r>
-              <w:rPr>
-                <w:sz w:val="19"/>
-              </w:rPr>
-              <w:t>Professional email generation</w:t>
+              <w:t>AI/LLM</w:t>
             </w:r>
           </w:p>
         </w:tc>
         <w:tc>
           <w:tcPr>
-            <w:tcW w:w="4608" w:type="dxa"/>
-            <w:vAlign w:val="center"/>
+            <w:tcW w:w="2880" w:type="dxa"/>
           </w:tcPr>
           <w:p>
-            <w:pPr>
-              <w:rPr>
-                <w:rFonts w:hint="eastAsia"/>
-              </w:rPr>
-            </w:pPr>
             <w:r>
-              <w:rPr>
-                <w:sz w:val="19"/>
-              </w:rPr>
-              <w:t>Automatic email sending</w:t>
+              <w:t>Azure OpenAI (GPT)</w:t>
+            </w:r>
+          </w:p>
+        </w:tc>
+        <w:tc>
+          <w:tcPr>
+            <w:tcW w:w="2880" w:type="dxa"/>
+          </w:tcPr>
+          <w:p>
+            <w:r>
+              <w:t>Email text generation with structured output</w:t>
             </w:r>
           </w:p>
         </w:tc>
@@ -349,39 +843,31 @@
         </w:trPr>
         <w:tc>
           <w:tcPr>
-            <w:tcW w:w="4608" w:type="dxa"/>
-            <w:vAlign w:val="center"/>
+            <w:tcW w:w="2880" w:type="dxa"/>
           </w:tcPr>
           <w:p>
-            <w:pPr>
-              <w:rPr>
-                <w:rFonts w:hint="eastAsia"/>
-              </w:rPr>
-            </w:pPr>
             <w:r>
-              <w:rPr>
-                <w:sz w:val="19"/>
-              </w:rPr>
-              <w:t>Tone, Context and Data Points input</w:t>
+              <w:t>Agent Framework</w:t>
             </w:r>
           </w:p>
         </w:tc>
         <w:tc>
           <w:tcPr>
-            <w:tcW w:w="4608" w:type="dxa"/>
-            <w:vAlign w:val="center"/>
+            <w:tcW w:w="2880" w:type="dxa"/>
           </w:tcPr>
           <w:p>
-            <w:pPr>
-              <w:rPr>
-                <w:rFonts w:hint="eastAsia"/>
-              </w:rPr>
-            </w:pPr>
             <w:r>
-              <w:rPr>
-                <w:sz w:val="19"/>
-              </w:rPr>
-              <w:t>Mailbox integration</w:t>
+              <w:t>LangGraph</w:t>
+            </w:r>
+          </w:p>
+        </w:tc>
+        <w:tc>
+          <w:tcPr>
+            <w:tcW w:w="2880" w:type="dxa"/>
+          </w:tcPr>
+          <w:p>
+            <w:r>
+              <w:t>Stateful workflow orchestration</w:t>
             </w:r>
           </w:p>
         </w:tc>
@@ -392,39 +878,31 @@
         </w:trPr>
         <w:tc>
           <w:tcPr>
-            <w:tcW w:w="4608" w:type="dxa"/>
-            <w:vAlign w:val="center"/>
+            <w:tcW w:w="2880" w:type="dxa"/>
           </w:tcPr>
           <w:p>
-            <w:pPr>
-              <w:rPr>
-                <w:rFonts w:hint="eastAsia"/>
-              </w:rPr>
-            </w:pPr>
             <w:r>
-              <w:rPr>
-                <w:sz w:val="19"/>
-              </w:rPr>
-              <w:t>LLM-based reasoning</w:t>
+              <w:t>Tool Protocol</w:t>
             </w:r>
           </w:p>
         </w:tc>
         <w:tc>
           <w:tcPr>
-            <w:tcW w:w="4608" w:type="dxa"/>
-            <w:vAlign w:val="center"/>
+            <w:tcW w:w="2880" w:type="dxa"/>
           </w:tcPr>
           <w:p>
-            <w:pPr>
-              <w:rPr>
-                <w:rFonts w:hint="eastAsia"/>
-              </w:rPr>
-            </w:pPr>
             <w:r>
-              <w:rPr>
-                <w:sz w:val="19"/>
-              </w:rPr>
-              <w:t>Email delivery tracking</w:t>
+              <w:t>MCP (FastMCP)</w:t>
+            </w:r>
+          </w:p>
+        </w:tc>
+        <w:tc>
+          <w:tcPr>
+            <w:tcW w:w="2880" w:type="dxa"/>
+          </w:tcPr>
+          <w:p>
+            <w:r>
+              <w:t>Tool discovery and invocation</w:t>
             </w:r>
           </w:p>
         </w:tc>
@@ -435,39 +913,31 @@
         </w:trPr>
         <w:tc>
           <w:tcPr>
-            <w:tcW w:w="4608" w:type="dxa"/>
-            <w:vAlign w:val="center"/>
+            <w:tcW w:w="2880" w:type="dxa"/>
           </w:tcPr>
           <w:p>
-            <w:pPr>
-              <w:rPr>
-                <w:rFonts w:hint="eastAsia"/>
-              </w:rPr>
-            </w:pPr>
             <w:r>
-              <w:rPr>
-                <w:sz w:val="19"/>
-              </w:rPr>
-              <w:t>FastMCP guideline tool</w:t>
+              <w:t>Backend</w:t>
             </w:r>
           </w:p>
         </w:tc>
         <w:tc>
           <w:tcPr>
-            <w:tcW w:w="4608" w:type="dxa"/>
-            <w:vAlign w:val="center"/>
+            <w:tcW w:w="2880" w:type="dxa"/>
           </w:tcPr>
           <w:p>
-            <w:pPr>
-              <w:rPr>
-                <w:rFonts w:hint="eastAsia"/>
-              </w:rPr>
-            </w:pPr>
             <w:r>
-              <w:rPr>
-                <w:sz w:val="19"/>
-              </w:rPr>
-              <w:t>User authentication/authorization</w:t>
+              <w:t>Starlette + Uvicorn</w:t>
+            </w:r>
+          </w:p>
+        </w:tc>
+        <w:tc>
+          <w:tcPr>
+            <w:tcW w:w="2880" w:type="dxa"/>
+          </w:tcPr>
+          <w:p>
+            <w:r>
+              <w:t>Async HTTP server</w:t>
             </w:r>
           </w:p>
         </w:tc>
@@ -478,39 +948,31 @@
         </w:trPr>
         <w:tc>
           <w:tcPr>
-            <w:tcW w:w="4608" w:type="dxa"/>
-            <w:vAlign w:val="center"/>
+            <w:tcW w:w="2880" w:type="dxa"/>
           </w:tcPr>
           <w:p>
-            <w:pPr>
-              <w:rPr>
-                <w:rFonts w:hint="eastAsia"/>
-              </w:rPr>
-            </w:pPr>
             <w:r>
-              <w:rPr>
-                <w:sz w:val="19"/>
-              </w:rPr>
-              <w:t>Azure AI Foundry Hosted Agent</w:t>
+              <w:t>Frontend</w:t>
             </w:r>
           </w:p>
         </w:tc>
         <w:tc>
           <w:tcPr>
-            <w:tcW w:w="4608" w:type="dxa"/>
-            <w:vAlign w:val="center"/>
+            <w:tcW w:w="2880" w:type="dxa"/>
           </w:tcPr>
           <w:p>
-            <w:pPr>
-              <w:rPr>
-                <w:rFonts w:hint="eastAsia"/>
-              </w:rPr>
-            </w:pPr>
             <w:r>
-              <w:rPr>
-                <w:sz w:val="19"/>
-              </w:rPr>
-              <w:t>Production-scale analytics</w:t>
+              <w:t>React + TypeScript</w:t>
+            </w:r>
+          </w:p>
+        </w:tc>
+        <w:tc>
+          <w:tcPr>
+            <w:tcW w:w="2880" w:type="dxa"/>
+          </w:tcPr>
+          <w:p>
+            <w:r>
+              <w:t>Interactive email UI</w:t>
             </w:r>
           </w:p>
         </w:tc>
@@ -521,39 +983,206 @@
         </w:trPr>
         <w:tc>
           <w:tcPr>
-            <w:tcW w:w="4608" w:type="dxa"/>
-            <w:vAlign w:val="center"/>
+            <w:tcW w:w="2880" w:type="dxa"/>
           </w:tcPr>
           <w:p>
-            <w:pPr>
-              <w:rPr>
-                <w:rFonts w:hint="eastAsia"/>
-              </w:rPr>
-            </w:pPr>
             <w:r>
-              <w:rPr>
-                <w:sz w:val="19"/>
-              </w:rPr>
-              <w:t>Azure Web App + ACR deployment</w:t>
+              <w:t>Bundler</w:t>
             </w:r>
           </w:p>
         </w:tc>
         <w:tc>
           <w:tcPr>
-            <w:tcW w:w="4608" w:type="dxa"/>
-            <w:vAlign w:val="center"/>
+            <w:tcW w:w="2880" w:type="dxa"/>
           </w:tcPr>
           <w:p>
-            <w:pPr>
-              <w:rPr>
-                <w:rFonts w:hint="eastAsia"/>
-              </w:rPr>
-            </w:pPr>
             <w:r>
-              <w:rPr>
-                <w:sz w:val="19"/>
-              </w:rPr>
-              <w:t>Advanced workflow orchestration</w:t>
+              <w:t>Vite</w:t>
+            </w:r>
+          </w:p>
+        </w:tc>
+        <w:tc>
+          <w:tcPr>
+            <w:tcW w:w="2880" w:type="dxa"/>
+          </w:tcPr>
+          <w:p>
+            <w:r>
+              <w:t>Fast frontend build and HMR</w:t>
+            </w:r>
+          </w:p>
+        </w:tc>
+      </w:tr>
+      <w:tr>
+        <w:trPr>
+          <w:jc w:val="center"/>
+        </w:trPr>
+        <w:tc>
+          <w:tcPr>
+            <w:tcW w:w="2880" w:type="dxa"/>
+          </w:tcPr>
+          <w:p>
+            <w:r>
+              <w:t>Hosting</w:t>
+            </w:r>
+          </w:p>
+        </w:tc>
+        <w:tc>
+          <w:tcPr>
+            <w:tcW w:w="2880" w:type="dxa"/>
+          </w:tcPr>
+          <w:p>
+            <w:r>
+              <w:t>Azure AI Foundry</w:t>
+            </w:r>
+          </w:p>
+        </w:tc>
+        <w:tc>
+          <w:tcPr>
+            <w:tcW w:w="2880" w:type="dxa"/>
+          </w:tcPr>
+          <w:p>
+            <w:r>
+              <w:t>Hosted agent with Invocations protocol</w:t>
+            </w:r>
+          </w:p>
+        </w:tc>
+      </w:tr>
+      <w:tr>
+        <w:trPr>
+          <w:jc w:val="center"/>
+        </w:trPr>
+        <w:tc>
+          <w:tcPr>
+            <w:tcW w:w="2880" w:type="dxa"/>
+          </w:tcPr>
+          <w:p>
+            <w:r>
+              <w:t>Infrastructure</w:t>
+            </w:r>
+          </w:p>
+        </w:tc>
+        <w:tc>
+          <w:tcPr>
+            <w:tcW w:w="2880" w:type="dxa"/>
+          </w:tcPr>
+          <w:p>
+            <w:r>
+              <w:t>Azure Bicep</w:t>
+            </w:r>
+          </w:p>
+        </w:tc>
+        <w:tc>
+          <w:tcPr>
+            <w:tcW w:w="2880" w:type="dxa"/>
+          </w:tcPr>
+          <w:p>
+            <w:r>
+              <w:t>Infrastructure-as-Code</w:t>
+            </w:r>
+          </w:p>
+        </w:tc>
+      </w:tr>
+      <w:tr>
+        <w:trPr>
+          <w:jc w:val="center"/>
+        </w:trPr>
+        <w:tc>
+          <w:tcPr>
+            <w:tcW w:w="2880" w:type="dxa"/>
+          </w:tcPr>
+          <w:p>
+            <w:r>
+              <w:t>Deployment</w:t>
+            </w:r>
+          </w:p>
+        </w:tc>
+        <w:tc>
+          <w:tcPr>
+            <w:tcW w:w="2880" w:type="dxa"/>
+          </w:tcPr>
+          <w:p>
+            <w:r>
+              <w:t>Azure Developer CLI (azd)</w:t>
+            </w:r>
+          </w:p>
+        </w:tc>
+        <w:tc>
+          <w:tcPr>
+            <w:tcW w:w="2880" w:type="dxa"/>
+          </w:tcPr>
+          <w:p>
+            <w:r>
+              <w:t>Provision + deploy workflow</w:t>
+            </w:r>
+          </w:p>
+        </w:tc>
+      </w:tr>
+      <w:tr>
+        <w:trPr>
+          <w:jc w:val="center"/>
+        </w:trPr>
+        <w:tc>
+          <w:tcPr>
+            <w:tcW w:w="2880" w:type="dxa"/>
+          </w:tcPr>
+          <w:p>
+            <w:r>
+              <w:t>Container</w:t>
+            </w:r>
+          </w:p>
+        </w:tc>
+        <w:tc>
+          <w:tcPr>
+            <w:tcW w:w="2880" w:type="dxa"/>
+          </w:tcPr>
+          <w:p>
+            <w:r>
+              <w:t>Docker</w:t>
+            </w:r>
+          </w:p>
+        </w:tc>
+        <w:tc>
+          <w:tcPr>
+            <w:tcW w:w="2880" w:type="dxa"/>
+          </w:tcPr>
+          <w:p>
+            <w:r>
+              <w:t>Containerized deployment</w:t>
+            </w:r>
+          </w:p>
+        </w:tc>
+      </w:tr>
+      <w:tr>
+        <w:trPr>
+          <w:jc w:val="center"/>
+        </w:trPr>
+        <w:tc>
+          <w:tcPr>
+            <w:tcW w:w="2880" w:type="dxa"/>
+          </w:tcPr>
+          <w:p>
+            <w:r>
+              <w:t>Package Manager</w:t>
+            </w:r>
+          </w:p>
+        </w:tc>
+        <w:tc>
+          <w:tcPr>
+            <w:tcW w:w="2880" w:type="dxa"/>
+          </w:tcPr>
+          <w:p>
+            <w:r>
+              <w:t>uv</w:t>
+            </w:r>
+          </w:p>
+        </w:tc>
+        <w:tc>
+          <w:tcPr>
+            <w:tcW w:w="2880" w:type="dxa"/>
+          </w:tcPr>
+          <w:p>
+            <w:r>
+              <w:t>Fast Python dependency management</w:t>
             </w:r>
           </w:p>
         </w:tc>
@@ -561,17 +1190,43 @@
     </w:tbl>
     <w:p>
       <w:pPr>
-        <w:rPr>
-          <w:rFonts w:hint="eastAsia"/>
-        </w:rPr>
-      </w:pPr>
+        <w:pStyle w:val="Heading1"/>
+      </w:pPr>
+      <w:r>
+        <w:t>5. Task 1: Email Generator Agent</w:t>
+      </w:r>
     </w:p>
     <w:p>
       <w:pPr>
-        <w:pStyle w:val="Heading1"/>
-      </w:pPr>
-      <w:r>
-        <w:t>5. Functional Requirements</w:t>
+        <w:pStyle w:val="Heading2"/>
+      </w:pPr>
+      <w:r>
+        <w:t>5.1 LangGraph Workflow</w:t>
+      </w:r>
+    </w:p>
+    <w:p>
+      <w:r>
+        <w:t>The agent follows a sequential graph:</w:t>
+      </w:r>
+    </w:p>
+    <w:p>
+      <w:pPr>
+        <w:ind w:left="720"/>
+      </w:pPr>
+      <w:r>
+        <w:rPr>
+          <w:rFonts w:ascii="Courier New" w:hAnsi="Courier New"/>
+          <w:sz w:val="18"/>
+        </w:rPr>
+        <w:t>START → validate_input → [error | continue] → get_mcp_guidelines → build_prompt → generate_email → END</w:t>
+      </w:r>
+    </w:p>
+    <w:p>
+      <w:pPr>
+        <w:pStyle w:val="Heading2"/>
+      </w:pPr>
+      <w:r>
+        <w:t>5.2 Graph Nodes</w:t>
       </w:r>
     </w:p>
     <w:tbl>
@@ -582,9 +1237,8 @@
         <w:tblLook w:val="04A0" w:firstRow="1" w:lastRow="0" w:firstColumn="1" w:lastColumn="0" w:noHBand="0" w:noVBand="1"/>
       </w:tblPr>
       <w:tblGrid>
-        <w:gridCol w:w="2016"/>
-        <w:gridCol w:w="6336"/>
-        <w:gridCol w:w="1440"/>
+        <w:gridCol w:w="4320"/>
+        <w:gridCol w:w="4320"/>
       </w:tblGrid>
       <w:tr>
         <w:trPr>
@@ -592,41 +1246,1365 @@
         </w:trPr>
         <w:tc>
           <w:tcPr>
-            <w:tcW w:w="2016" w:type="dxa"/>
-            <w:shd w:val="clear" w:color="auto" w:fill="D9EAF7"/>
-            <w:vAlign w:val="center"/>
+            <w:tcW w:w="4320" w:type="dxa"/>
           </w:tcPr>
           <w:p>
-            <w:pPr>
-              <w:rPr>
-                <w:rFonts w:hint="eastAsia"/>
-              </w:rPr>
-            </w:pPr>
             <w:r>
               <w:rPr>
                 <w:b/>
-                <w:sz w:val="19"/>
               </w:rPr>
-              <w:t>Requirement</w:t>
+              <w:t>Node</w:t>
             </w:r>
           </w:p>
         </w:tc>
         <w:tc>
           <w:tcPr>
-            <w:tcW w:w="6336" w:type="dxa"/>
-            <w:shd w:val="clear" w:color="auto" w:fill="D9EAF7"/>
-            <w:vAlign w:val="center"/>
+            <w:tcW w:w="4320" w:type="dxa"/>
           </w:tcPr>
           <w:p>
-            <w:pPr>
-              <w:rPr>
-                <w:rFonts w:hint="eastAsia"/>
-              </w:rPr>
-            </w:pPr>
             <w:r>
               <w:rPr>
                 <w:b/>
-                <w:sz w:val="19"/>
+              </w:rPr>
+              <w:t>Description</w:t>
+            </w:r>
+          </w:p>
+        </w:tc>
+      </w:tr>
+      <w:tr>
+        <w:trPr>
+          <w:jc w:val="center"/>
+        </w:trPr>
+        <w:tc>
+          <w:tcPr>
+            <w:tcW w:w="4320" w:type="dxa"/>
+          </w:tcPr>
+          <w:p>
+            <w:r>
+              <w:t>validate_input</w:t>
+            </w:r>
+          </w:p>
+        </w:tc>
+        <w:tc>
+          <w:tcPr>
+            <w:tcW w:w="4320" w:type="dxa"/>
+          </w:tcPr>
+          <w:p>
+            <w:r>
+              <w:t>Checks tone, context, and data_points are present</w:t>
+            </w:r>
+          </w:p>
+        </w:tc>
+      </w:tr>
+      <w:tr>
+        <w:trPr>
+          <w:jc w:val="center"/>
+        </w:trPr>
+        <w:tc>
+          <w:tcPr>
+            <w:tcW w:w="4320" w:type="dxa"/>
+          </w:tcPr>
+          <w:p>
+            <w:r>
+              <w:t>get_mcp_guidelines</w:t>
+            </w:r>
+          </w:p>
+        </w:tc>
+        <w:tc>
+          <w:tcPr>
+            <w:tcW w:w="4320" w:type="dxa"/>
+          </w:tcPr>
+          <w:p>
+            <w:r>
+              <w:t>Calls MCP server for tone-specific writing guidelines</w:t>
+            </w:r>
+          </w:p>
+        </w:tc>
+      </w:tr>
+      <w:tr>
+        <w:trPr>
+          <w:jc w:val="center"/>
+        </w:trPr>
+        <w:tc>
+          <w:tcPr>
+            <w:tcW w:w="4320" w:type="dxa"/>
+          </w:tcPr>
+          <w:p>
+            <w:r>
+              <w:t>build_prompt</w:t>
+            </w:r>
+          </w:p>
+        </w:tc>
+        <w:tc>
+          <w:tcPr>
+            <w:tcW w:w="4320" w:type="dxa"/>
+          </w:tcPr>
+          <w:p>
+            <w:r>
+              <w:t>Constructs the LLM prompt with context + guidelines</w:t>
+            </w:r>
+          </w:p>
+        </w:tc>
+      </w:tr>
+      <w:tr>
+        <w:trPr>
+          <w:jc w:val="center"/>
+        </w:trPr>
+        <w:tc>
+          <w:tcPr>
+            <w:tcW w:w="4320" w:type="dxa"/>
+          </w:tcPr>
+          <w:p>
+            <w:r>
+              <w:t>generate_email</w:t>
+            </w:r>
+          </w:p>
+        </w:tc>
+        <w:tc>
+          <w:tcPr>
+            <w:tcW w:w="4320" w:type="dxa"/>
+          </w:tcPr>
+          <w:p>
+            <w:r>
+              <w:t>Calls Azure OpenAI with structured output (subject + email)</w:t>
+            </w:r>
+          </w:p>
+        </w:tc>
+      </w:tr>
+    </w:tbl>
+    <w:p>
+      <w:pPr>
+        <w:pStyle w:val="Heading2"/>
+      </w:pPr>
+      <w:r>
+        <w:t>5.3 MCP Guidelines Server (server.py)</w:t>
+      </w:r>
+    </w:p>
+    <w:p>
+      <w:r>
+        <w:t>A lightweight FastMCP server providing the get_email_guidelines tool. The LangGraph agent connects to it via stdio transport. Supports four tones:</w:t>
+      </w:r>
+    </w:p>
+    <w:p>
+      <w:pPr>
+        <w:pStyle w:val="ListBullet"/>
+      </w:pPr>
+      <w:r>
+        <w:lastRenderedPageBreak/>
+        <w:t>formal — Professional language, clear structure, no casual expressions</w:t>
+      </w:r>
+    </w:p>
+    <w:p>
+      <w:pPr>
+        <w:pStyle w:val="ListBullet"/>
+      </w:pPr>
+      <w:r>
+        <w:t>friendly — Warm, approachable, conversational professional language</w:t>
+      </w:r>
+    </w:p>
+    <w:p>
+      <w:pPr>
+        <w:pStyle w:val="ListBullet"/>
+      </w:pPr>
+      <w:r>
+        <w:t>empathetic — Acknowledges concerns, shows understanding, reassuring</w:t>
+      </w:r>
+    </w:p>
+    <w:p>
+      <w:pPr>
+        <w:pStyle w:val="ListBullet"/>
+      </w:pPr>
+      <w:r>
+        <w:t>assertive — Direct, confident, clear action without aggression</w:t>
+      </w:r>
+    </w:p>
+    <w:p>
+      <w:pPr>
+        <w:pStyle w:val="Heading2"/>
+      </w:pPr>
+      <w:r>
+        <w:t>5.4 MCP Client (mcp_client.py)</w:t>
+      </w:r>
+    </w:p>
+    <w:p>
+      <w:r>
+        <w:t>Supports two connection modes:</w:t>
+      </w:r>
+    </w:p>
+    <w:p>
+      <w:pPr>
+        <w:pStyle w:val="ListBullet"/>
+      </w:pPr>
+      <w:r>
+        <w:t>Local (default): Spawns server.py as a subprocess via stdio transport</w:t>
+      </w:r>
+    </w:p>
+    <w:p>
+      <w:pPr>
+        <w:pStyle w:val="ListBullet"/>
+      </w:pPr>
+      <w:r>
+        <w:t>Remote: Connects to MCP_SERVER_URL environment variable (HTTP transport)</w:t>
+      </w:r>
+    </w:p>
+    <w:p>
+      <w:pPr>
+        <w:pStyle w:val="Heading2"/>
+      </w:pPr>
+      <w:r>
+        <w:t>5.5 Hosted Agent (hosted_agent.py)</w:t>
+      </w:r>
+    </w:p>
+    <w:p>
+      <w:r>
+        <w:t>Implements the Azure AI Foundry Invocations protocol. Exposes a POST /invocations endpoint on port 8088 that accepts JSON input and returns the generated email.</w:t>
+      </w:r>
+    </w:p>
+    <w:p>
+      <w:pPr>
+        <w:pStyle w:val="Heading2"/>
+      </w:pPr>
+      <w:r>
+        <w:t>5.6 Input / Output</w:t>
+      </w:r>
+    </w:p>
+    <w:p>
+      <w:r>
+        <w:rPr>
+          <w:b/>
+        </w:rPr>
+        <w:t>Request:</w:t>
+      </w:r>
+    </w:p>
+    <w:p>
+      <w:pPr>
+        <w:ind w:left="720"/>
+      </w:pPr>
+      <w:r>
+        <w:rPr>
+          <w:rFonts w:ascii="Courier New" w:hAnsi="Courier New"/>
+          <w:sz w:val="18"/>
+        </w:rPr>
+        <w:t>{</w:t>
+      </w:r>
+      <w:r>
+        <w:rPr>
+          <w:rFonts w:ascii="Courier New" w:hAnsi="Courier New"/>
+          <w:sz w:val="18"/>
+        </w:rPr>
+        <w:br/>
+        <w:t xml:space="preserve">  "tone": "formal",</w:t>
+      </w:r>
+      <w:r>
+        <w:rPr>
+          <w:rFonts w:ascii="Courier New" w:hAnsi="Courier New"/>
+          <w:sz w:val="18"/>
+        </w:rPr>
+        <w:br/>
+        <w:t xml:space="preserve">  "context": "Inform the client that the project deployment has been completed.",</w:t>
+      </w:r>
+      <w:r>
+        <w:rPr>
+          <w:rFonts w:ascii="Courier New" w:hAnsi="Courier New"/>
+          <w:sz w:val="18"/>
+        </w:rPr>
+        <w:br/>
+        <w:t xml:space="preserve">  "data_points": [</w:t>
+      </w:r>
+      <w:r>
+        <w:rPr>
+          <w:rFonts w:ascii="Courier New" w:hAnsi="Courier New"/>
+          <w:sz w:val="18"/>
+        </w:rPr>
+        <w:br/>
+        <w:t xml:space="preserve">    "Deployment completed on August 25, 2026",</w:t>
+      </w:r>
+      <w:r>
+        <w:rPr>
+          <w:rFonts w:ascii="Courier New" w:hAnsi="Courier New"/>
+          <w:sz w:val="18"/>
+        </w:rPr>
+        <w:br/>
+        <w:t xml:space="preserve">    "All planned features were deployed",</w:t>
+      </w:r>
+      <w:r>
+        <w:rPr>
+          <w:rFonts w:ascii="Courier New" w:hAnsi="Courier New"/>
+          <w:sz w:val="18"/>
+        </w:rPr>
+        <w:br/>
+        <w:t xml:space="preserve">    "Initial validation testing passed",</w:t>
+      </w:r>
+      <w:r>
+        <w:rPr>
+          <w:rFonts w:ascii="Courier New" w:hAnsi="Courier New"/>
+          <w:sz w:val="18"/>
+        </w:rPr>
+        <w:br/>
+        <w:t xml:space="preserve">    "No critical issues were found"</w:t>
+      </w:r>
+      <w:r>
+        <w:rPr>
+          <w:rFonts w:ascii="Courier New" w:hAnsi="Courier New"/>
+          <w:sz w:val="18"/>
+        </w:rPr>
+        <w:br/>
+        <w:t xml:space="preserve">  ]</w:t>
+      </w:r>
+      <w:r>
+        <w:rPr>
+          <w:rFonts w:ascii="Courier New" w:hAnsi="Courier New"/>
+          <w:sz w:val="18"/>
+        </w:rPr>
+        <w:br/>
+        <w:t>}</w:t>
+      </w:r>
+    </w:p>
+    <w:p>
+      <w:r>
+        <w:rPr>
+          <w:b/>
+        </w:rPr>
+        <w:t>Response:</w:t>
+      </w:r>
+    </w:p>
+    <w:p>
+      <w:pPr>
+        <w:ind w:left="720"/>
+      </w:pPr>
+      <w:r>
+        <w:rPr>
+          <w:rFonts w:ascii="Courier New" w:hAnsi="Courier New"/>
+          <w:sz w:val="18"/>
+        </w:rPr>
+        <w:t>{</w:t>
+      </w:r>
+      <w:r>
+        <w:rPr>
+          <w:rFonts w:ascii="Courier New" w:hAnsi="Courier New"/>
+          <w:sz w:val="18"/>
+        </w:rPr>
+        <w:br/>
+        <w:t xml:space="preserve">  "subject": "Project Deployment Completed Successfully",</w:t>
+      </w:r>
+      <w:r>
+        <w:rPr>
+          <w:rFonts w:ascii="Courier New" w:hAnsi="Courier New"/>
+          <w:sz w:val="18"/>
+        </w:rPr>
+        <w:br/>
+        <w:t xml:space="preserve">  "email": "Dear Client,\n\nWe are pleased to inform you that..."</w:t>
+      </w:r>
+      <w:r>
+        <w:rPr>
+          <w:rFonts w:ascii="Courier New" w:hAnsi="Courier New"/>
+          <w:sz w:val="18"/>
+        </w:rPr>
+        <w:br/>
+        <w:t>}</w:t>
+      </w:r>
+    </w:p>
+    <w:p>
+      <w:pPr>
+        <w:pStyle w:val="Heading1"/>
+      </w:pPr>
+      <w:r>
+        <w:t>6. Task 2: MCP App with Interactive UI</w:t>
+      </w:r>
+    </w:p>
+    <w:p>
+      <w:pPr>
+        <w:pStyle w:val="Heading2"/>
+      </w:pPr>
+      <w:r>
+        <w:t>6.1 Overview</w:t>
+      </w:r>
+    </w:p>
+    <w:p>
+      <w:r>
+        <w:t>A full-stack MCP App providing a React-based web interface for users to interactively generate, review, modify, and approve/reject emails. The UI communicates with MCP tools through a REST API bridge.</w:t>
+      </w:r>
+    </w:p>
+    <w:p>
+      <w:pPr>
+        <w:pStyle w:val="Heading2"/>
+      </w:pPr>
+      <w:r>
+        <w:t>6.2 MCP Tools (http_server.py)</w:t>
+      </w:r>
+    </w:p>
+    <w:tbl>
+      <w:tblPr>
+        <w:tblStyle w:val="TableGrid"/>
+        <w:tblW w:w="0" w:type="auto"/>
+        <w:jc w:val="center"/>
+        <w:tblLook w:val="04A0" w:firstRow="1" w:lastRow="0" w:firstColumn="1" w:lastColumn="0" w:noHBand="0" w:noVBand="1"/>
+      </w:tblPr>
+      <w:tblGrid>
+        <w:gridCol w:w="2880"/>
+        <w:gridCol w:w="2880"/>
+        <w:gridCol w:w="2880"/>
+      </w:tblGrid>
+      <w:tr>
+        <w:trPr>
+          <w:jc w:val="center"/>
+        </w:trPr>
+        <w:tc>
+          <w:tcPr>
+            <w:tcW w:w="2880" w:type="dxa"/>
+          </w:tcPr>
+          <w:p>
+            <w:r>
+              <w:rPr>
+                <w:b/>
+              </w:rPr>
+              <w:t>Tool</w:t>
+            </w:r>
+          </w:p>
+        </w:tc>
+        <w:tc>
+          <w:tcPr>
+            <w:tcW w:w="2880" w:type="dxa"/>
+          </w:tcPr>
+          <w:p>
+            <w:r>
+              <w:rPr>
+                <w:b/>
+              </w:rPr>
+              <w:t>Parameters</w:t>
+            </w:r>
+          </w:p>
+        </w:tc>
+        <w:tc>
+          <w:tcPr>
+            <w:tcW w:w="2880" w:type="dxa"/>
+          </w:tcPr>
+          <w:p>
+            <w:r>
+              <w:rPr>
+                <w:b/>
+              </w:rPr>
+              <w:t>Description</w:t>
+            </w:r>
+          </w:p>
+        </w:tc>
+      </w:tr>
+      <w:tr>
+        <w:trPr>
+          <w:jc w:val="center"/>
+        </w:trPr>
+        <w:tc>
+          <w:tcPr>
+            <w:tcW w:w="2880" w:type="dxa"/>
+          </w:tcPr>
+          <w:p>
+            <w:r>
+              <w:t>get_email_guidelines</w:t>
+            </w:r>
+          </w:p>
+        </w:tc>
+        <w:tc>
+          <w:tcPr>
+            <w:tcW w:w="2880" w:type="dxa"/>
+          </w:tcPr>
+          <w:p>
+            <w:r>
+              <w:t>tone: str</w:t>
+            </w:r>
+          </w:p>
+        </w:tc>
+        <w:tc>
+          <w:tcPr>
+            <w:tcW w:w="2880" w:type="dxa"/>
+          </w:tcPr>
+          <w:p>
+            <w:r>
+              <w:t xml:space="preserve">Returns tone-specific </w:t>
+            </w:r>
+            <w:r>
+              <w:lastRenderedPageBreak/>
+              <w:t>writing guidelines</w:t>
+            </w:r>
+          </w:p>
+        </w:tc>
+      </w:tr>
+      <w:tr>
+        <w:trPr>
+          <w:jc w:val="center"/>
+        </w:trPr>
+        <w:tc>
+          <w:tcPr>
+            <w:tcW w:w="2880" w:type="dxa"/>
+          </w:tcPr>
+          <w:p>
+            <w:r>
+              <w:lastRenderedPageBreak/>
+              <w:t>generate_email</w:t>
+            </w:r>
+          </w:p>
+        </w:tc>
+        <w:tc>
+          <w:tcPr>
+            <w:tcW w:w="2880" w:type="dxa"/>
+          </w:tcPr>
+          <w:p>
+            <w:r>
+              <w:t>tone, context, data_points</w:t>
+            </w:r>
+          </w:p>
+        </w:tc>
+        <w:tc>
+          <w:tcPr>
+            <w:tcW w:w="2880" w:type="dxa"/>
+          </w:tcPr>
+          <w:p>
+            <w:r>
+              <w:t>Generates email via LangGraph agent</w:t>
+            </w:r>
+          </w:p>
+        </w:tc>
+      </w:tr>
+      <w:tr>
+        <w:trPr>
+          <w:jc w:val="center"/>
+        </w:trPr>
+        <w:tc>
+          <w:tcPr>
+            <w:tcW w:w="2880" w:type="dxa"/>
+          </w:tcPr>
+          <w:p>
+            <w:r>
+              <w:t>approve_email</w:t>
+            </w:r>
+          </w:p>
+        </w:tc>
+        <w:tc>
+          <w:tcPr>
+            <w:tcW w:w="2880" w:type="dxa"/>
+          </w:tcPr>
+          <w:p>
+            <w:r>
+              <w:t>subject, email</w:t>
+            </w:r>
+          </w:p>
+        </w:tc>
+        <w:tc>
+          <w:tcPr>
+            <w:tcW w:w="2880" w:type="dxa"/>
+          </w:tcPr>
+          <w:p>
+            <w:r>
+              <w:t>Approves and sends the email</w:t>
+            </w:r>
+          </w:p>
+        </w:tc>
+      </w:tr>
+      <w:tr>
+        <w:trPr>
+          <w:jc w:val="center"/>
+        </w:trPr>
+        <w:tc>
+          <w:tcPr>
+            <w:tcW w:w="2880" w:type="dxa"/>
+          </w:tcPr>
+          <w:p>
+            <w:r>
+              <w:t>reject_email</w:t>
+            </w:r>
+          </w:p>
+        </w:tc>
+        <w:tc>
+          <w:tcPr>
+            <w:tcW w:w="2880" w:type="dxa"/>
+          </w:tcPr>
+          <w:p>
+            <w:r>
+              <w:t>subject, email</w:t>
+            </w:r>
+          </w:p>
+        </w:tc>
+        <w:tc>
+          <w:tcPr>
+            <w:tcW w:w="2880" w:type="dxa"/>
+          </w:tcPr>
+          <w:p>
+            <w:r>
+              <w:t>Rejects the generated email</w:t>
+            </w:r>
+          </w:p>
+        </w:tc>
+      </w:tr>
+    </w:tbl>
+    <w:p>
+      <w:pPr>
+        <w:pStyle w:val="Heading2"/>
+      </w:pPr>
+      <w:r>
+        <w:t>6.3 REST API Bridge</w:t>
+      </w:r>
+    </w:p>
+    <w:p>
+      <w:r>
+        <w:t>The React UI cannot call MCP tools directly. A REST bridge translates HTTP requests into MCP tool calls:</w:t>
+      </w:r>
+    </w:p>
+    <w:tbl>
+      <w:tblPr>
+        <w:tblStyle w:val="TableGrid"/>
+        <w:tblW w:w="0" w:type="auto"/>
+        <w:jc w:val="center"/>
+        <w:tblLook w:val="04A0" w:firstRow="1" w:lastRow="0" w:firstColumn="1" w:lastColumn="0" w:noHBand="0" w:noVBand="1"/>
+      </w:tblPr>
+      <w:tblGrid>
+        <w:gridCol w:w="2880"/>
+        <w:gridCol w:w="2880"/>
+        <w:gridCol w:w="2880"/>
+      </w:tblGrid>
+      <w:tr>
+        <w:trPr>
+          <w:jc w:val="center"/>
+        </w:trPr>
+        <w:tc>
+          <w:tcPr>
+            <w:tcW w:w="2880" w:type="dxa"/>
+          </w:tcPr>
+          <w:p>
+            <w:r>
+              <w:rPr>
+                <w:b/>
+              </w:rPr>
+              <w:t>Endpoint</w:t>
+            </w:r>
+          </w:p>
+        </w:tc>
+        <w:tc>
+          <w:tcPr>
+            <w:tcW w:w="2880" w:type="dxa"/>
+          </w:tcPr>
+          <w:p>
+            <w:r>
+              <w:rPr>
+                <w:b/>
+              </w:rPr>
+              <w:t>Method</w:t>
+            </w:r>
+          </w:p>
+        </w:tc>
+        <w:tc>
+          <w:tcPr>
+            <w:tcW w:w="2880" w:type="dxa"/>
+          </w:tcPr>
+          <w:p>
+            <w:r>
+              <w:rPr>
+                <w:b/>
+              </w:rPr>
+              <w:t>MCP Tool Called</w:t>
+            </w:r>
+          </w:p>
+        </w:tc>
+      </w:tr>
+      <w:tr>
+        <w:trPr>
+          <w:jc w:val="center"/>
+        </w:trPr>
+        <w:tc>
+          <w:tcPr>
+            <w:tcW w:w="2880" w:type="dxa"/>
+          </w:tcPr>
+          <w:p>
+            <w:r>
+              <w:t>/api/generate-email</w:t>
+            </w:r>
+          </w:p>
+        </w:tc>
+        <w:tc>
+          <w:tcPr>
+            <w:tcW w:w="2880" w:type="dxa"/>
+          </w:tcPr>
+          <w:p>
+            <w:r>
+              <w:t>POST</w:t>
+            </w:r>
+          </w:p>
+        </w:tc>
+        <w:tc>
+          <w:tcPr>
+            <w:tcW w:w="2880" w:type="dxa"/>
+          </w:tcPr>
+          <w:p>
+            <w:r>
+              <w:t>generate_email</w:t>
+            </w:r>
+          </w:p>
+        </w:tc>
+      </w:tr>
+      <w:tr>
+        <w:trPr>
+          <w:jc w:val="center"/>
+        </w:trPr>
+        <w:tc>
+          <w:tcPr>
+            <w:tcW w:w="2880" w:type="dxa"/>
+          </w:tcPr>
+          <w:p>
+            <w:r>
+              <w:t>/api/approve-email</w:t>
+            </w:r>
+          </w:p>
+        </w:tc>
+        <w:tc>
+          <w:tcPr>
+            <w:tcW w:w="2880" w:type="dxa"/>
+          </w:tcPr>
+          <w:p>
+            <w:r>
+              <w:t>POST</w:t>
+            </w:r>
+          </w:p>
+        </w:tc>
+        <w:tc>
+          <w:tcPr>
+            <w:tcW w:w="2880" w:type="dxa"/>
+          </w:tcPr>
+          <w:p>
+            <w:r>
+              <w:t>approve_email</w:t>
+            </w:r>
+          </w:p>
+        </w:tc>
+      </w:tr>
+      <w:tr>
+        <w:trPr>
+          <w:jc w:val="center"/>
+        </w:trPr>
+        <w:tc>
+          <w:tcPr>
+            <w:tcW w:w="2880" w:type="dxa"/>
+          </w:tcPr>
+          <w:p>
+            <w:r>
+              <w:t>/api/reject-email</w:t>
+            </w:r>
+          </w:p>
+        </w:tc>
+        <w:tc>
+          <w:tcPr>
+            <w:tcW w:w="2880" w:type="dxa"/>
+          </w:tcPr>
+          <w:p>
+            <w:r>
+              <w:t>POST</w:t>
+            </w:r>
+          </w:p>
+        </w:tc>
+        <w:tc>
+          <w:tcPr>
+            <w:tcW w:w="2880" w:type="dxa"/>
+          </w:tcPr>
+          <w:p>
+            <w:r>
+              <w:t>reject_email</w:t>
+            </w:r>
+          </w:p>
+        </w:tc>
+      </w:tr>
+    </w:tbl>
+    <w:p>
+      <w:pPr>
+        <w:pStyle w:val="Heading2"/>
+      </w:pPr>
+      <w:r>
+        <w:t>6.4 React UI Features</w:t>
+      </w:r>
+    </w:p>
+    <w:p>
+      <w:pPr>
+        <w:pStyle w:val="ListBullet"/>
+      </w:pPr>
+      <w:r>
+        <w:t>Tone selector dropdown (formal, friendly, empathetic, assertive)</w:t>
+      </w:r>
+    </w:p>
+    <w:p>
+      <w:pPr>
+        <w:pStyle w:val="ListBullet"/>
+      </w:pPr>
+      <w:r>
+        <w:t>Context textarea for email purpose/background</w:t>
+      </w:r>
+    </w:p>
+    <w:p>
+      <w:pPr>
+        <w:pStyle w:val="ListBullet"/>
+      </w:pPr>
+      <w:r>
+        <w:t>Data points input (one per line)</w:t>
+      </w:r>
+    </w:p>
+    <w:p>
+      <w:pPr>
+        <w:pStyle w:val="ListBullet"/>
+      </w:pPr>
+      <w:r>
+        <w:t>Generate Email button with loading spinner</w:t>
+      </w:r>
+    </w:p>
+    <w:p>
+      <w:pPr>
+        <w:pStyle w:val="ListBullet"/>
+      </w:pPr>
+      <w:r>
+        <w:t>Editable subject and email body fields after generation</w:t>
+      </w:r>
+    </w:p>
+    <w:p>
+      <w:pPr>
+        <w:pStyle w:val="ListBullet"/>
+      </w:pPr>
+      <w:r>
+        <w:t>Approve &amp; Send button — calls approve_email tool, shows confirmation</w:t>
+      </w:r>
+    </w:p>
+    <w:p>
+      <w:pPr>
+        <w:pStyle w:val="ListBullet"/>
+      </w:pPr>
+      <w:r>
+        <w:t>Reject button — calls reject_email tool, shows rejection message</w:t>
+      </w:r>
+    </w:p>
+    <w:p>
+      <w:pPr>
+        <w:pStyle w:val="ListBullet"/>
+      </w:pPr>
+      <w:r>
+        <w:t>Error display for failed operations</w:t>
+      </w:r>
+    </w:p>
+    <w:p>
+      <w:pPr>
+        <w:pStyle w:val="Heading2"/>
+      </w:pPr>
+      <w:r>
+        <w:t>6.5 UI Tech Stack</w:t>
+      </w:r>
+    </w:p>
+    <w:p>
+      <w:pPr>
+        <w:pStyle w:val="ListBullet"/>
+      </w:pPr>
+      <w:r>
+        <w:t>React 19 with TypeScript</w:t>
+      </w:r>
+    </w:p>
+    <w:p>
+      <w:pPr>
+        <w:pStyle w:val="ListBullet"/>
+      </w:pPr>
+      <w:r>
+        <w:t>Vite 8 for bundling and development</w:t>
+      </w:r>
+    </w:p>
+    <w:p>
+      <w:pPr>
+        <w:pStyle w:val="ListBullet"/>
+      </w:pPr>
+      <w:r>
+        <w:t>Built output served from mcp_server/ui/dist/ by Starlette StaticFiles</w:t>
+      </w:r>
+    </w:p>
+    <w:p>
+      <w:pPr>
+        <w:pStyle w:val="Heading2"/>
+      </w:pPr>
+      <w:r>
+        <w:t>6.6 User Flow</w:t>
+      </w:r>
+    </w:p>
+    <w:p>
+      <w:r>
+        <w:t>1. User opens http://localhost:8000</w:t>
+      </w:r>
+    </w:p>
+    <w:p>
+      <w:r>
+        <w:t>2. Fills in tone, context, and data points</w:t>
+      </w:r>
+    </w:p>
+    <w:p>
+      <w:r>
+        <w:t>3. Clicks 'Generate Email' → calls /api/generate-email → MCP tool → agent</w:t>
+      </w:r>
+    </w:p>
+    <w:p>
+      <w:r>
+        <w:t>4. Generated email appears with editable subject and body</w:t>
+      </w:r>
+    </w:p>
+    <w:p>
+      <w:r>
+        <w:t>5. User can modify the email text directly</w:t>
+      </w:r>
+    </w:p>
+    <w:p>
+      <w:r>
+        <w:t>6. Clicks 'Approve &amp; Send' → calls /api/approve-email → returns 'Email has been sent'</w:t>
+      </w:r>
+    </w:p>
+    <w:p>
+      <w:r>
+        <w:t>7. Or clicks 'Reject' → calls /api/reject-email → returns 'Email has been rejected'</w:t>
+      </w:r>
+    </w:p>
+    <w:p>
+      <w:pPr>
+        <w:pStyle w:val="Heading1"/>
+      </w:pPr>
+      <w:r>
+        <w:lastRenderedPageBreak/>
+        <w:t>7. Deployment</w:t>
+      </w:r>
+    </w:p>
+    <w:p>
+      <w:pPr>
+        <w:pStyle w:val="Heading2"/>
+      </w:pPr>
+      <w:r>
+        <w:t>7.1 Azure Developer CLI</w:t>
+      </w:r>
+    </w:p>
+    <w:p>
+      <w:pPr>
+        <w:ind w:left="720"/>
+      </w:pPr>
+      <w:r>
+        <w:rPr>
+          <w:rFonts w:ascii="Courier New" w:hAnsi="Courier New"/>
+          <w:sz w:val="18"/>
+        </w:rPr>
+        <w:t>az login</w:t>
+      </w:r>
+      <w:r>
+        <w:rPr>
+          <w:rFonts w:ascii="Courier New" w:hAnsi="Courier New"/>
+          <w:sz w:val="18"/>
+        </w:rPr>
+        <w:br/>
+        <w:t>azd up        # Provision infrastructure + deploy</w:t>
+      </w:r>
+      <w:r>
+        <w:rPr>
+          <w:rFonts w:ascii="Courier New" w:hAnsi="Courier New"/>
+          <w:sz w:val="18"/>
+        </w:rPr>
+        <w:br/>
+        <w:t>azd deploy    # Deploy only (after initial setup)</w:t>
+      </w:r>
+    </w:p>
+    <w:p>
+      <w:pPr>
+        <w:pStyle w:val="Heading2"/>
+      </w:pPr>
+      <w:r>
+        <w:t>7.2 Docker</w:t>
+      </w:r>
+    </w:p>
+    <w:p>
+      <w:pPr>
+        <w:ind w:left="720"/>
+      </w:pPr>
+      <w:r>
+        <w:rPr>
+          <w:rFonts w:ascii="Courier New" w:hAnsi="Courier New"/>
+          <w:sz w:val="18"/>
+        </w:rPr>
+        <w:t>docker build -t email-generator .</w:t>
+      </w:r>
+      <w:r>
+        <w:rPr>
+          <w:rFonts w:ascii="Courier New" w:hAnsi="Courier New"/>
+          <w:sz w:val="18"/>
+        </w:rPr>
+        <w:br/>
+        <w:t>docker run -p 8000:8000 \</w:t>
+      </w:r>
+      <w:r>
+        <w:rPr>
+          <w:rFonts w:ascii="Courier New" w:hAnsi="Courier New"/>
+          <w:sz w:val="18"/>
+        </w:rPr>
+        <w:br/>
+        <w:t xml:space="preserve">  -e AZURE_OPENAI_ENDPOINT=&lt;endpoint&gt; \</w:t>
+      </w:r>
+      <w:r>
+        <w:rPr>
+          <w:rFonts w:ascii="Courier New" w:hAnsi="Courier New"/>
+          <w:sz w:val="18"/>
+        </w:rPr>
+        <w:br/>
+        <w:t xml:space="preserve">  -e AZURE_AI_MODEL_DEPLOYMENT_NAME=&lt;model&gt; \</w:t>
+      </w:r>
+      <w:r>
+        <w:rPr>
+          <w:rFonts w:ascii="Courier New" w:hAnsi="Courier New"/>
+          <w:sz w:val="18"/>
+        </w:rPr>
+        <w:br/>
+        <w:t xml:space="preserve">  email-generator</w:t>
+      </w:r>
+    </w:p>
+    <w:p>
+      <w:pPr>
+        <w:pStyle w:val="Heading2"/>
+      </w:pPr>
+      <w:r>
+        <w:t>7.3 Infrastructure (Bicep)</w:t>
+      </w:r>
+    </w:p>
+    <w:p>
+      <w:r>
+        <w:t>Azure Bicep templates in the infra/ directory provision the required Azure resources: AI Foundry project, OpenAI resource, and container hosting.</w:t>
+      </w:r>
+    </w:p>
+    <w:p>
+      <w:pPr>
+        <w:pStyle w:val="Heading1"/>
+      </w:pPr>
+      <w:r>
+        <w:t>8. Running Locally</w:t>
+      </w:r>
+    </w:p>
+    <w:p>
+      <w:pPr>
+        <w:pStyle w:val="Heading2"/>
+      </w:pPr>
+      <w:r>
+        <w:t>8.1 Prerequisites</w:t>
+      </w:r>
+    </w:p>
+    <w:p>
+      <w:pPr>
+        <w:pStyle w:val="ListBullet"/>
+      </w:pPr>
+      <w:r>
+        <w:t>Python 3.14+</w:t>
+      </w:r>
+    </w:p>
+    <w:p>
+      <w:pPr>
+        <w:pStyle w:val="ListBullet"/>
+      </w:pPr>
+      <w:r>
+        <w:t>Node.js 18+ (for UI)</w:t>
+      </w:r>
+    </w:p>
+    <w:p>
+      <w:pPr>
+        <w:pStyle w:val="ListBullet"/>
+      </w:pPr>
+      <w:r>
+        <w:t>uv (Python package manager)</w:t>
+      </w:r>
+    </w:p>
+    <w:p>
+      <w:pPr>
+        <w:pStyle w:val="ListBullet"/>
+      </w:pPr>
+      <w:r>
+        <w:t>Azure CLI &amp; Azure Developer CLI</w:t>
+      </w:r>
+    </w:p>
+    <w:p>
+      <w:pPr>
+        <w:pStyle w:val="ListBullet"/>
+      </w:pPr>
+      <w:r>
+        <w:t>Azure OpenAI resource with deployed model</w:t>
+      </w:r>
+    </w:p>
+    <w:p>
+      <w:pPr>
+        <w:pStyle w:val="Heading2"/>
+      </w:pPr>
+      <w:r>
+        <w:t>8.2 Setup</w:t>
+      </w:r>
+    </w:p>
+    <w:p>
+      <w:pPr>
+        <w:ind w:left="720"/>
+      </w:pPr>
+      <w:r>
+        <w:rPr>
+          <w:rFonts w:ascii="Courier New" w:hAnsi="Courier New"/>
+          <w:sz w:val="18"/>
+        </w:rPr>
+        <w:t>git clone https://github.com/KRUNALSINH-MRI/Email-Generator-Agent.git</w:t>
+      </w:r>
+      <w:r>
+        <w:rPr>
+          <w:rFonts w:ascii="Courier New" w:hAnsi="Courier New"/>
+          <w:sz w:val="18"/>
+        </w:rPr>
+        <w:br/>
+        <w:t>cd Email-Generator-Agent</w:t>
+      </w:r>
+      <w:r>
+        <w:rPr>
+          <w:rFonts w:ascii="Courier New" w:hAnsi="Courier New"/>
+          <w:sz w:val="18"/>
+        </w:rPr>
+        <w:br/>
+        <w:t>uv venv &amp;&amp; source .venv/bin/activate</w:t>
+      </w:r>
+      <w:r>
+        <w:rPr>
+          <w:rFonts w:ascii="Courier New" w:hAnsi="Courier New"/>
+          <w:sz w:val="18"/>
+        </w:rPr>
+        <w:br/>
+        <w:t>uv sync</w:t>
+      </w:r>
+      <w:r>
+        <w:rPr>
+          <w:rFonts w:ascii="Courier New" w:hAnsi="Courier New"/>
+          <w:sz w:val="18"/>
+        </w:rPr>
+        <w:br/>
+        <w:t>cd mcp_server/ui &amp;&amp; npm install &amp;&amp; cd ../..</w:t>
+      </w:r>
+      <w:r>
+        <w:rPr>
+          <w:rFonts w:ascii="Courier New" w:hAnsi="Courier New"/>
+          <w:sz w:val="18"/>
+        </w:rPr>
+        <w:br/>
+        <w:t>cp .env.example .env</w:t>
+      </w:r>
+      <w:r>
+        <w:rPr>
+          <w:rFonts w:ascii="Courier New" w:hAnsi="Courier New"/>
+          <w:sz w:val="18"/>
+        </w:rPr>
+        <w:br/>
+        <w:t># Set AZURE_OPENAI_ENDPOINT and AZURE_AI_MODEL_DEPLOYMENT_NAME</w:t>
+      </w:r>
+    </w:p>
+    <w:p>
+      <w:pPr>
+        <w:pStyle w:val="Heading2"/>
+      </w:pPr>
+      <w:r>
+        <w:t>8.3 Run MCP App (UI + Server)</w:t>
+      </w:r>
+    </w:p>
+    <w:p>
+      <w:pPr>
+        <w:ind w:left="720"/>
+      </w:pPr>
+      <w:r>
+        <w:rPr>
+          <w:rFonts w:ascii="Courier New" w:hAnsi="Courier New"/>
+          <w:sz w:val="18"/>
+        </w:rPr>
+        <w:t>cd mcp_server/ui &amp;&amp; npm run build &amp;&amp; cd ../..</w:t>
+      </w:r>
+      <w:r>
+        <w:rPr>
+          <w:rFonts w:ascii="Courier New" w:hAnsi="Courier New"/>
+          <w:sz w:val="18"/>
+        </w:rPr>
+        <w:br/>
+        <w:t>PYTHONPATH=src python -m mcp_server.http_server</w:t>
+      </w:r>
+      <w:r>
+        <w:rPr>
+          <w:rFonts w:ascii="Courier New" w:hAnsi="Courier New"/>
+          <w:sz w:val="18"/>
+        </w:rPr>
+        <w:br/>
+        <w:t># Open http://localhost:8000</w:t>
+      </w:r>
+    </w:p>
+    <w:p>
+      <w:pPr>
+        <w:pStyle w:val="Heading2"/>
+      </w:pPr>
+      <w:r>
+        <w:t>8.4 Run Hosted Agent (Headless)</w:t>
+      </w:r>
+    </w:p>
+    <w:p>
+      <w:pPr>
+        <w:ind w:left="720"/>
+      </w:pPr>
+      <w:r>
+        <w:rPr>
+          <w:rFonts w:ascii="Courier New" w:hAnsi="Courier New"/>
+          <w:sz w:val="18"/>
+        </w:rPr>
+        <w:t>python start_agent.py</w:t>
+      </w:r>
+      <w:r>
+        <w:rPr>
+          <w:rFonts w:ascii="Courier New" w:hAnsi="Courier New"/>
+          <w:sz w:val="18"/>
+        </w:rPr>
+        <w:br/>
+        <w:t># Test: curl -s -X POST http://localhost:8088/invocations ...</w:t>
+      </w:r>
+    </w:p>
+    <w:p>
+      <w:pPr>
+        <w:pStyle w:val="Heading2"/>
+      </w:pPr>
+      <w:r>
+        <w:lastRenderedPageBreak/>
+        <w:t>8.5 UI Development (Hot Reload)</w:t>
+      </w:r>
+    </w:p>
+    <w:p>
+      <w:pPr>
+        <w:ind w:left="720"/>
+      </w:pPr>
+      <w:r>
+        <w:rPr>
+          <w:rFonts w:ascii="Courier New" w:hAnsi="Courier New"/>
+          <w:sz w:val="18"/>
+        </w:rPr>
+        <w:t># Terminal 1:</w:t>
+      </w:r>
+      <w:r>
+        <w:rPr>
+          <w:rFonts w:ascii="Courier New" w:hAnsi="Courier New"/>
+          <w:sz w:val="18"/>
+        </w:rPr>
+        <w:br/>
+        <w:t>PYTHONPATH=src python -m mcp_server.http_server</w:t>
+      </w:r>
+      <w:r>
+        <w:rPr>
+          <w:rFonts w:ascii="Courier New" w:hAnsi="Courier New"/>
+          <w:sz w:val="18"/>
+        </w:rPr>
+        <w:br/>
+        <w:t># Terminal 2:</w:t>
+      </w:r>
+      <w:r>
+        <w:rPr>
+          <w:rFonts w:ascii="Courier New" w:hAnsi="Courier New"/>
+          <w:sz w:val="18"/>
+        </w:rPr>
+        <w:br/>
+        <w:t>cd mcp_server/ui &amp;&amp; npm run dev</w:t>
+      </w:r>
+      <w:r>
+        <w:rPr>
+          <w:rFonts w:ascii="Courier New" w:hAnsi="Courier New"/>
+          <w:sz w:val="18"/>
+        </w:rPr>
+        <w:br/>
+        <w:t># Open http://localhost:5173</w:t>
+      </w:r>
+    </w:p>
+    <w:p>
+      <w:pPr>
+        <w:pStyle w:val="Heading1"/>
+      </w:pPr>
+      <w:r>
+        <w:t>9. Testing</w:t>
+      </w:r>
+    </w:p>
+    <w:p>
+      <w:pPr>
+        <w:ind w:left="720"/>
+      </w:pPr>
+      <w:r>
+        <w:rPr>
+          <w:rFonts w:ascii="Courier New" w:hAnsi="Courier New"/>
+          <w:sz w:val="18"/>
+        </w:rPr>
+        <w:t>pytest tests/ -v                    # All tests</w:t>
+      </w:r>
+      <w:r>
+        <w:rPr>
+          <w:rFonts w:ascii="Courier New" w:hAnsi="Courier New"/>
+          <w:sz w:val="18"/>
+        </w:rPr>
+        <w:br/>
+        <w:t>pytest tests/test_agent.py -v        # Agent unit tests</w:t>
+      </w:r>
+      <w:r>
+        <w:rPr>
+          <w:rFonts w:ascii="Courier New" w:hAnsi="Courier New"/>
+          <w:sz w:val="18"/>
+        </w:rPr>
+        <w:br/>
+        <w:t>pytest tests/test_mcp.py -v          # MCP server tests</w:t>
+      </w:r>
+      <w:r>
+        <w:rPr>
+          <w:rFonts w:ascii="Courier New" w:hAnsi="Courier New"/>
+          <w:sz w:val="18"/>
+        </w:rPr>
+        <w:br/>
+        <w:t>pytest tests/test_mcp_http.py -v     # HTTP transport tests</w:t>
+      </w:r>
+      <w:r>
+        <w:rPr>
+          <w:rFonts w:ascii="Courier New" w:hAnsi="Courier New"/>
+          <w:sz w:val="18"/>
+        </w:rPr>
+        <w:br/>
+        <w:t>pytest tests/test_deployed_agent.py -v  # Deployed agent tests</w:t>
+      </w:r>
+    </w:p>
+    <w:p>
+      <w:pPr>
+        <w:pStyle w:val="Heading1"/>
+      </w:pPr>
+      <w:r>
+        <w:t>10. Environment Variables</w:t>
+      </w:r>
+    </w:p>
+    <w:tbl>
+      <w:tblPr>
+        <w:tblStyle w:val="TableGrid"/>
+        <w:tblW w:w="0" w:type="auto"/>
+        <w:jc w:val="center"/>
+        <w:tblLook w:val="04A0" w:firstRow="1" w:lastRow="0" w:firstColumn="1" w:lastColumn="0" w:noHBand="0" w:noVBand="1"/>
+      </w:tblPr>
+      <w:tblGrid>
+        <w:gridCol w:w="4089"/>
+        <w:gridCol w:w="2421"/>
+        <w:gridCol w:w="2346"/>
+      </w:tblGrid>
+      <w:tr>
+        <w:trPr>
+          <w:jc w:val="center"/>
+        </w:trPr>
+        <w:tc>
+          <w:tcPr>
+            <w:tcW w:w="2880" w:type="dxa"/>
+          </w:tcPr>
+          <w:p>
+            <w:r>
+              <w:rPr>
+                <w:b/>
+              </w:rPr>
+              <w:t>Variable</w:t>
+            </w:r>
+          </w:p>
+        </w:tc>
+        <w:tc>
+          <w:tcPr>
+            <w:tcW w:w="2880" w:type="dxa"/>
+          </w:tcPr>
+          <w:p>
+            <w:r>
+              <w:rPr>
+                <w:b/>
               </w:rPr>
               <w:t>Description</w:t>
             </w:r>
@@ -634,20 +2612,182 @@
         </w:tc>
         <w:tc>
           <w:tcPr>
-            <w:tcW w:w="1440" w:type="dxa"/>
-            <w:shd w:val="clear" w:color="auto" w:fill="D9EAF7"/>
-            <w:vAlign w:val="center"/>
+            <w:tcW w:w="2880" w:type="dxa"/>
           </w:tcPr>
           <w:p>
-            <w:pPr>
-              <w:rPr>
-                <w:rFonts w:hint="eastAsia"/>
-              </w:rPr>
-            </w:pPr>
             <w:r>
               <w:rPr>
                 <w:b/>
-                <w:sz w:val="19"/>
+              </w:rPr>
+              <w:t>Required</w:t>
+            </w:r>
+          </w:p>
+        </w:tc>
+      </w:tr>
+      <w:tr>
+        <w:trPr>
+          <w:jc w:val="center"/>
+        </w:trPr>
+        <w:tc>
+          <w:tcPr>
+            <w:tcW w:w="2880" w:type="dxa"/>
+          </w:tcPr>
+          <w:p>
+            <w:r>
+              <w:t>AZURE_OPENAI_ENDPOINT</w:t>
+            </w:r>
+          </w:p>
+        </w:tc>
+        <w:tc>
+          <w:tcPr>
+            <w:tcW w:w="2880" w:type="dxa"/>
+          </w:tcPr>
+          <w:p>
+            <w:r>
+              <w:t>Azure OpenAI resource endpoint</w:t>
+            </w:r>
+          </w:p>
+        </w:tc>
+        <w:tc>
+          <w:tcPr>
+            <w:tcW w:w="2880" w:type="dxa"/>
+          </w:tcPr>
+          <w:p>
+            <w:r>
+              <w:t>Yes</w:t>
+            </w:r>
+          </w:p>
+        </w:tc>
+      </w:tr>
+      <w:tr>
+        <w:trPr>
+          <w:jc w:val="center"/>
+        </w:trPr>
+        <w:tc>
+          <w:tcPr>
+            <w:tcW w:w="2880" w:type="dxa"/>
+          </w:tcPr>
+          <w:p>
+            <w:r>
+              <w:t>AZURE_AI_MODEL_DEPLOYMENT_NAME</w:t>
+            </w:r>
+          </w:p>
+        </w:tc>
+        <w:tc>
+          <w:tcPr>
+            <w:tcW w:w="2880" w:type="dxa"/>
+          </w:tcPr>
+          <w:p>
+            <w:r>
+              <w:t>Deployed model name</w:t>
+            </w:r>
+          </w:p>
+        </w:tc>
+        <w:tc>
+          <w:tcPr>
+            <w:tcW w:w="2880" w:type="dxa"/>
+          </w:tcPr>
+          <w:p>
+            <w:r>
+              <w:t>Yes</w:t>
+            </w:r>
+          </w:p>
+        </w:tc>
+      </w:tr>
+      <w:tr>
+        <w:trPr>
+          <w:jc w:val="center"/>
+        </w:trPr>
+        <w:tc>
+          <w:tcPr>
+            <w:tcW w:w="2880" w:type="dxa"/>
+          </w:tcPr>
+          <w:p>
+            <w:r>
+              <w:t>MCP_SERVER_URL</w:t>
+            </w:r>
+          </w:p>
+        </w:tc>
+        <w:tc>
+          <w:tcPr>
+            <w:tcW w:w="2880" w:type="dxa"/>
+          </w:tcPr>
+          <w:p>
+            <w:r>
+              <w:t>Remote MCP server URL (overrides local stdio)</w:t>
+            </w:r>
+          </w:p>
+        </w:tc>
+        <w:tc>
+          <w:tcPr>
+            <w:tcW w:w="2880" w:type="dxa"/>
+          </w:tcPr>
+          <w:p>
+            <w:r>
+              <w:t>No</w:t>
+            </w:r>
+          </w:p>
+        </w:tc>
+      </w:tr>
+    </w:tbl>
+    <w:p>
+      <w:pPr>
+        <w:pStyle w:val="Heading1"/>
+      </w:pPr>
+      <w:r>
+        <w:t>11. Summary</w:t>
+      </w:r>
+    </w:p>
+    <w:tbl>
+      <w:tblPr>
+        <w:tblStyle w:val="TableGrid"/>
+        <w:tblW w:w="0" w:type="auto"/>
+        <w:jc w:val="center"/>
+        <w:tblLook w:val="04A0" w:firstRow="1" w:lastRow="0" w:firstColumn="1" w:lastColumn="0" w:noHBand="0" w:noVBand="1"/>
+      </w:tblPr>
+      <w:tblGrid>
+        <w:gridCol w:w="2880"/>
+        <w:gridCol w:w="2880"/>
+        <w:gridCol w:w="2880"/>
+      </w:tblGrid>
+      <w:tr>
+        <w:trPr>
+          <w:jc w:val="center"/>
+        </w:trPr>
+        <w:tc>
+          <w:tcPr>
+            <w:tcW w:w="2880" w:type="dxa"/>
+          </w:tcPr>
+          <w:p>
+            <w:r>
+              <w:rPr>
+                <w:b/>
+              </w:rPr>
+              <w:t>Task</w:t>
+            </w:r>
+          </w:p>
+        </w:tc>
+        <w:tc>
+          <w:tcPr>
+            <w:tcW w:w="2880" w:type="dxa"/>
+          </w:tcPr>
+          <w:p>
+            <w:r>
+              <w:rPr>
+                <w:b/>
+              </w:rPr>
+              <w:t>Deliverable</w:t>
+            </w:r>
+          </w:p>
+        </w:tc>
+        <w:tc>
+          <w:tcPr>
+            <w:tcW w:w="2880" w:type="dxa"/>
+          </w:tcPr>
+          <w:p>
+            <w:r>
+              <w:rPr>
+                <w:b/>
               </w:rPr>
               <w:t>Status</w:t>
             </w:r>
@@ -660,622 +2800,31 @@
         </w:trPr>
         <w:tc>
           <w:tcPr>
-            <w:tcW w:w="2016" w:type="dxa"/>
-            <w:vAlign w:val="center"/>
+            <w:tcW w:w="2880" w:type="dxa"/>
           </w:tcPr>
           <w:p>
-            <w:pPr>
-              <w:rPr>
-                <w:rFonts w:hint="eastAsia"/>
-              </w:rPr>
-            </w:pPr>
             <w:r>
-              <w:rPr>
-                <w:sz w:val="19"/>
-              </w:rPr>
-              <w:t>Tone</w:t>
+              <w:t>Task 1</w:t>
             </w:r>
           </w:p>
         </w:tc>
         <w:tc>
           <w:tcPr>
-            <w:tcW w:w="6336" w:type="dxa"/>
-            <w:vAlign w:val="center"/>
+            <w:tcW w:w="2880" w:type="dxa"/>
           </w:tcPr>
           <w:p>
-            <w:pPr>
-              <w:rPr>
-                <w:rFonts w:hint="eastAsia"/>
-              </w:rPr>
-            </w:pPr>
             <w:r>
-              <w:rPr>
-                <w:sz w:val="19"/>
-              </w:rPr>
-              <w:t>Required input controlling the communication style.</w:t>
+              <w:t>LangGraph Email Agent + MCP Guidelines Server + Azure Foundry Hosting</w:t>
             </w:r>
           </w:p>
         </w:tc>
         <w:tc>
           <w:tcPr>
-            <w:tcW w:w="1440" w:type="dxa"/>
-            <w:vAlign w:val="center"/>
+            <w:tcW w:w="2880" w:type="dxa"/>
           </w:tcPr>
           <w:p>
-            <w:pPr>
-              <w:rPr>
-                <w:rFonts w:hint="eastAsia"/>
-              </w:rPr>
-            </w:pPr>
             <w:r>
-              <w:rPr>
-                <w:sz w:val="19"/>
-              </w:rPr>
-              <w:t>Completed</w:t>
-            </w:r>
-          </w:p>
-        </w:tc>
-      </w:tr>
-      <w:tr>
-        <w:trPr>
-          <w:jc w:val="center"/>
-        </w:trPr>
-        <w:tc>
-          <w:tcPr>
-            <w:tcW w:w="2016" w:type="dxa"/>
-            <w:vAlign w:val="center"/>
-          </w:tcPr>
-          <w:p>
-            <w:pPr>
-              <w:rPr>
-                <w:rFonts w:hint="eastAsia"/>
-              </w:rPr>
-            </w:pPr>
-            <w:r>
-              <w:rPr>
-                <w:sz w:val="19"/>
-              </w:rPr>
-              <w:t>Context</w:t>
-            </w:r>
-          </w:p>
-        </w:tc>
-        <w:tc>
-          <w:tcPr>
-            <w:tcW w:w="6336" w:type="dxa"/>
-            <w:vAlign w:val="center"/>
-          </w:tcPr>
-          <w:p>
-            <w:pPr>
-              <w:rPr>
-                <w:rFonts w:hint="eastAsia"/>
-              </w:rPr>
-            </w:pPr>
-            <w:r>
-              <w:rPr>
-                <w:sz w:val="19"/>
-              </w:rPr>
-              <w:t>Background information describing the purpose of the email.</w:t>
-            </w:r>
-          </w:p>
-        </w:tc>
-        <w:tc>
-          <w:tcPr>
-            <w:tcW w:w="1440" w:type="dxa"/>
-            <w:vAlign w:val="center"/>
-          </w:tcPr>
-          <w:p>
-            <w:pPr>
-              <w:rPr>
-                <w:rFonts w:hint="eastAsia"/>
-              </w:rPr>
-            </w:pPr>
-            <w:r>
-              <w:rPr>
-                <w:sz w:val="19"/>
-              </w:rPr>
-              <w:t>Completed</w:t>
-            </w:r>
-          </w:p>
-        </w:tc>
-      </w:tr>
-      <w:tr>
-        <w:trPr>
-          <w:jc w:val="center"/>
-        </w:trPr>
-        <w:tc>
-          <w:tcPr>
-            <w:tcW w:w="2016" w:type="dxa"/>
-            <w:vAlign w:val="center"/>
-          </w:tcPr>
-          <w:p>
-            <w:pPr>
-              <w:rPr>
-                <w:rFonts w:hint="eastAsia"/>
-              </w:rPr>
-            </w:pPr>
-            <w:r>
-              <w:rPr>
-                <w:sz w:val="19"/>
-              </w:rPr>
-              <w:t>Data Points</w:t>
-            </w:r>
-          </w:p>
-        </w:tc>
-        <w:tc>
-          <w:tcPr>
-            <w:tcW w:w="6336" w:type="dxa"/>
-            <w:vAlign w:val="center"/>
-          </w:tcPr>
-          <w:p>
-            <w:pPr>
-              <w:rPr>
-                <w:rFonts w:hint="eastAsia"/>
-              </w:rPr>
-            </w:pPr>
-            <w:r>
-              <w:rPr>
-                <w:sz w:val="19"/>
-              </w:rPr>
-              <w:t>Specific facts, dates, metrics or details to include.</w:t>
-            </w:r>
-          </w:p>
-        </w:tc>
-        <w:tc>
-          <w:tcPr>
-            <w:tcW w:w="1440" w:type="dxa"/>
-            <w:vAlign w:val="center"/>
-          </w:tcPr>
-          <w:p>
-            <w:pPr>
-              <w:rPr>
-                <w:rFonts w:hint="eastAsia"/>
-              </w:rPr>
-            </w:pPr>
-            <w:r>
-              <w:rPr>
-                <w:sz w:val="19"/>
-              </w:rPr>
-              <w:t>Completed</w:t>
-            </w:r>
-          </w:p>
-        </w:tc>
-      </w:tr>
-      <w:tr>
-        <w:trPr>
-          <w:jc w:val="center"/>
-        </w:trPr>
-        <w:tc>
-          <w:tcPr>
-            <w:tcW w:w="2016" w:type="dxa"/>
-            <w:vAlign w:val="center"/>
-          </w:tcPr>
-          <w:p>
-            <w:pPr>
-              <w:rPr>
-                <w:rFonts w:hint="eastAsia"/>
-              </w:rPr>
-            </w:pPr>
-            <w:r>
-              <w:rPr>
-                <w:sz w:val="19"/>
-              </w:rPr>
-              <w:t>Email Subject</w:t>
-            </w:r>
-          </w:p>
-        </w:tc>
-        <w:tc>
-          <w:tcPr>
-            <w:tcW w:w="6336" w:type="dxa"/>
-            <w:vAlign w:val="center"/>
-          </w:tcPr>
-          <w:p>
-            <w:pPr>
-              <w:rPr>
-                <w:rFonts w:hint="eastAsia"/>
-              </w:rPr>
-            </w:pPr>
-            <w:r>
-              <w:rPr>
-                <w:sz w:val="19"/>
-              </w:rPr>
-              <w:t>Generate a meaningful subject based on the supplied information.</w:t>
-            </w:r>
-          </w:p>
-        </w:tc>
-        <w:tc>
-          <w:tcPr>
-            <w:tcW w:w="1440" w:type="dxa"/>
-            <w:vAlign w:val="center"/>
-          </w:tcPr>
-          <w:p>
-            <w:pPr>
-              <w:rPr>
-                <w:rFonts w:hint="eastAsia"/>
-              </w:rPr>
-            </w:pPr>
-            <w:r>
-              <w:rPr>
-                <w:sz w:val="19"/>
-              </w:rPr>
-              <w:t>Completed</w:t>
-            </w:r>
-          </w:p>
-        </w:tc>
-      </w:tr>
-      <w:tr>
-        <w:trPr>
-          <w:jc w:val="center"/>
-        </w:trPr>
-        <w:tc>
-          <w:tcPr>
-            <w:tcW w:w="2016" w:type="dxa"/>
-            <w:vAlign w:val="center"/>
-          </w:tcPr>
-          <w:p>
-            <w:pPr>
-              <w:rPr>
-                <w:rFonts w:hint="eastAsia"/>
-              </w:rPr>
-            </w:pPr>
-            <w:r>
-              <w:rPr>
-                <w:sz w:val="19"/>
-              </w:rPr>
-              <w:lastRenderedPageBreak/>
-              <w:t>Email Body</w:t>
-            </w:r>
-          </w:p>
-        </w:tc>
-        <w:tc>
-          <w:tcPr>
-            <w:tcW w:w="6336" w:type="dxa"/>
-            <w:vAlign w:val="center"/>
-          </w:tcPr>
-          <w:p>
-            <w:pPr>
-              <w:rPr>
-                <w:rFonts w:hint="eastAsia"/>
-              </w:rPr>
-            </w:pPr>
-            <w:r>
-              <w:rPr>
-                <w:sz w:val="19"/>
-              </w:rPr>
-              <w:t>Generate a professional and tailored email.</w:t>
-            </w:r>
-          </w:p>
-        </w:tc>
-        <w:tc>
-          <w:tcPr>
-            <w:tcW w:w="1440" w:type="dxa"/>
-            <w:vAlign w:val="center"/>
-          </w:tcPr>
-          <w:p>
-            <w:pPr>
-              <w:rPr>
-                <w:rFonts w:hint="eastAsia"/>
-              </w:rPr>
-            </w:pPr>
-            <w:r>
-              <w:rPr>
-                <w:sz w:val="19"/>
-              </w:rPr>
-              <w:t>Completed</w:t>
-            </w:r>
-          </w:p>
-        </w:tc>
-      </w:tr>
-      <w:tr>
-        <w:trPr>
-          <w:jc w:val="center"/>
-        </w:trPr>
-        <w:tc>
-          <w:tcPr>
-            <w:tcW w:w="2016" w:type="dxa"/>
-            <w:vAlign w:val="center"/>
-          </w:tcPr>
-          <w:p>
-            <w:pPr>
-              <w:rPr>
-                <w:rFonts w:hint="eastAsia"/>
-              </w:rPr>
-            </w:pPr>
-            <w:r>
-              <w:rPr>
-                <w:sz w:val="19"/>
-              </w:rPr>
-              <w:t>Input Validation</w:t>
-            </w:r>
-          </w:p>
-        </w:tc>
-        <w:tc>
-          <w:tcPr>
-            <w:tcW w:w="6336" w:type="dxa"/>
-            <w:vAlign w:val="center"/>
-          </w:tcPr>
-          <w:p>
-            <w:pPr>
-              <w:rPr>
-                <w:rFonts w:hint="eastAsia"/>
-              </w:rPr>
-            </w:pPr>
-            <w:r>
-              <w:rPr>
-                <w:sz w:val="19"/>
-              </w:rPr>
-              <w:t>Reject incomplete required input instead of generating an email.</w:t>
-            </w:r>
-          </w:p>
-        </w:tc>
-        <w:tc>
-          <w:tcPr>
-            <w:tcW w:w="1440" w:type="dxa"/>
-            <w:vAlign w:val="center"/>
-          </w:tcPr>
-          <w:p>
-            <w:pPr>
-              <w:rPr>
-                <w:rFonts w:hint="eastAsia"/>
-              </w:rPr>
-            </w:pPr>
-            <w:r>
-              <w:rPr>
-                <w:sz w:val="19"/>
-              </w:rPr>
-              <w:t>Completed</w:t>
-            </w:r>
-          </w:p>
-        </w:tc>
-      </w:tr>
-      <w:tr>
-        <w:trPr>
-          <w:jc w:val="center"/>
-        </w:trPr>
-        <w:tc>
-          <w:tcPr>
-            <w:tcW w:w="2016" w:type="dxa"/>
-            <w:vAlign w:val="center"/>
-          </w:tcPr>
-          <w:p>
-            <w:pPr>
-              <w:rPr>
-                <w:rFonts w:hint="eastAsia"/>
-              </w:rPr>
-            </w:pPr>
-            <w:r>
-              <w:rPr>
-                <w:sz w:val="19"/>
-              </w:rPr>
-              <w:t>MCP Guidelines</w:t>
-            </w:r>
-          </w:p>
-        </w:tc>
-        <w:tc>
-          <w:tcPr>
-            <w:tcW w:w="6336" w:type="dxa"/>
-            <w:vAlign w:val="center"/>
-          </w:tcPr>
-          <w:p>
-            <w:pPr>
-              <w:rPr>
-                <w:rFonts w:hint="eastAsia"/>
-              </w:rPr>
-            </w:pPr>
-            <w:r>
-              <w:rPr>
-                <w:sz w:val="19"/>
-              </w:rPr>
-              <w:t>Use tone-specific guidelines through the MCP tool.</w:t>
-            </w:r>
-          </w:p>
-        </w:tc>
-        <w:tc>
-          <w:tcPr>
-            <w:tcW w:w="1440" w:type="dxa"/>
-            <w:vAlign w:val="center"/>
-          </w:tcPr>
-          <w:p>
-            <w:pPr>
-              <w:rPr>
-                <w:rFonts w:hint="eastAsia"/>
-              </w:rPr>
-            </w:pPr>
-            <w:r>
-              <w:rPr>
-                <w:sz w:val="19"/>
-              </w:rPr>
-              <w:t>Completed</w:t>
-            </w:r>
-          </w:p>
-        </w:tc>
-      </w:tr>
-    </w:tbl>
-    <w:p>
-      <w:pPr>
-        <w:rPr>
-          <w:rFonts w:hint="eastAsia"/>
-        </w:rPr>
-      </w:pPr>
-    </w:p>
-    <w:p>
-      <w:pPr>
-        <w:pStyle w:val="Heading1"/>
-      </w:pPr>
-      <w:r>
-        <w:t>6. Technical Architecture</w:t>
-      </w:r>
-    </w:p>
-    <w:p>
-      <w:pPr>
-        <w:rPr>
-          <w:rFonts w:hint="eastAsia"/>
-        </w:rPr>
-      </w:pPr>
-      <w:r>
-        <w:t>The solution consists of an Azure AI Foundry Hosted Agent, a LangGraph-based application layer, an LLM integration, and a FastMCP service hosted on Azure Web App.</w:t>
-      </w:r>
-    </w:p>
-    <w:p>
-      <w:pPr>
-        <w:pStyle w:val="CodeBlock"/>
-      </w:pPr>
-      <w:r>
-        <w:t>User</w:t>
-      </w:r>
-      <w:r>
-        <w:br/>
-        <w:t xml:space="preserve">  |</w:t>
-      </w:r>
-      <w:r>
-        <w:br/>
-        <w:t xml:space="preserve">  v</w:t>
-      </w:r>
-      <w:r>
-        <w:br/>
-        <w:t>Azure AI Foundry Hosted Agent</w:t>
-      </w:r>
-      <w:r>
-        <w:br/>
-        <w:t xml:space="preserve">  |</w:t>
-      </w:r>
-      <w:r>
-        <w:br/>
-        <w:t xml:space="preserve">  | Invocation Protocol</w:t>
-      </w:r>
-      <w:r>
-        <w:br/>
-        <w:t xml:space="preserve">  v</w:t>
-      </w:r>
-      <w:r>
-        <w:br/>
-        <w:t>LangGraph Agent</w:t>
-      </w:r>
-      <w:r>
-        <w:br/>
-        <w:t xml:space="preserve">  |</w:t>
-      </w:r>
-      <w:r>
-        <w:br/>
-        <w:t xml:space="preserve">  +--------------------+</w:t>
-      </w:r>
-      <w:r>
-        <w:br/>
-        <w:t xml:space="preserve">  |                    |</w:t>
-      </w:r>
-      <w:r>
-        <w:br/>
-        <w:t xml:space="preserve">  v                    v</w:t>
-      </w:r>
-      <w:r>
-        <w:br/>
-        <w:t>LLM Integration     FastMCP Tool</w:t>
-      </w:r>
-      <w:r>
-        <w:br/>
-        <w:t xml:space="preserve">                       |</w:t>
-      </w:r>
-      <w:r>
-        <w:br/>
-        <w:t xml:space="preserve">                       | get_email_guidelines</w:t>
-      </w:r>
-      <w:r>
-        <w:br/>
-        <w:t xml:space="preserve">                       v</w:t>
-      </w:r>
-      <w:r>
-        <w:br/>
-        <w:t xml:space="preserve">                 Azure Web App</w:t>
-      </w:r>
-      <w:r>
-        <w:br/>
-        <w:t xml:space="preserve">                       |</w:t>
-      </w:r>
-      <w:r>
-        <w:br/>
-        <w:t xml:space="preserve">                       v</w:t>
-      </w:r>
-      <w:r>
-        <w:br/>
-        <w:t xml:space="preserve">             Email Guidelines</w:t>
-      </w:r>
-      <w:r>
-        <w:br/>
-        <w:t xml:space="preserve">  |</w:t>
-      </w:r>
-      <w:r>
-        <w:br/>
-        <w:t xml:space="preserve">  v</w:t>
-      </w:r>
-      <w:r>
-        <w:br/>
-        <w:t>Generated Professional Email</w:t>
-      </w:r>
-      <w:r>
-        <w:br/>
-      </w:r>
-    </w:p>
-    <w:p>
-      <w:pPr>
-        <w:pStyle w:val="Heading2"/>
-      </w:pPr>
-      <w:r>
-        <w:t>6.1 Component Responsibilities</w:t>
-      </w:r>
-    </w:p>
-    <w:tbl>
-      <w:tblPr>
-        <w:tblStyle w:val="TableGrid"/>
-        <w:tblW w:w="0" w:type="auto"/>
-        <w:jc w:val="center"/>
-        <w:tblLook w:val="04A0" w:firstRow="1" w:lastRow="0" w:firstColumn="1" w:lastColumn="0" w:noHBand="0" w:noVBand="1"/>
-      </w:tblPr>
-      <w:tblGrid>
-        <w:gridCol w:w="2880"/>
-        <w:gridCol w:w="6912"/>
-      </w:tblGrid>
-      <w:tr>
-        <w:trPr>
-          <w:jc w:val="center"/>
-        </w:trPr>
-        <w:tc>
-          <w:tcPr>
-            <w:tcW w:w="2880" w:type="dxa"/>
-            <w:shd w:val="clear" w:color="auto" w:fill="D9EAF7"/>
-            <w:vAlign w:val="center"/>
-          </w:tcPr>
-          <w:p>
-            <w:pPr>
-              <w:rPr>
-                <w:rFonts w:hint="eastAsia"/>
-              </w:rPr>
-            </w:pPr>
-            <w:r>
-              <w:rPr>
-                <w:b/>
-                <w:sz w:val="19"/>
-              </w:rPr>
-              <w:t>Component</w:t>
-            </w:r>
-          </w:p>
-        </w:tc>
-        <w:tc>
-          <w:tcPr>
-            <w:tcW w:w="6912" w:type="dxa"/>
-            <w:shd w:val="clear" w:color="auto" w:fill="D9EAF7"/>
-            <w:vAlign w:val="center"/>
-          </w:tcPr>
-          <w:p>
-            <w:pPr>
-              <w:rPr>
-                <w:rFonts w:hint="eastAsia"/>
-              </w:rPr>
-            </w:pPr>
-            <w:r>
-              <w:rPr>
-                <w:b/>
-                <w:sz w:val="19"/>
-              </w:rPr>
-              <w:t>Responsibility</w:t>
+              <w:t>Complete</w:t>
             </w:r>
           </w:p>
         </w:tc>
@@ -1287,3695 +2836,49 @@
         <w:tc>
           <w:tcPr>
             <w:tcW w:w="2880" w:type="dxa"/>
-            <w:vAlign w:val="center"/>
           </w:tcPr>
           <w:p>
-            <w:pPr>
-              <w:rPr>
-                <w:rFonts w:hint="eastAsia"/>
-              </w:rPr>
-            </w:pPr>
             <w:r>
-              <w:rPr>
-                <w:sz w:val="19"/>
-              </w:rPr>
-              <w:t>Python</w:t>
+              <w:t>Task 2</w:t>
             </w:r>
           </w:p>
         </w:tc>
         <w:tc>
           <w:tcPr>
-            <w:tcW w:w="6912" w:type="dxa"/>
-            <w:vAlign w:val="center"/>
+            <w:tcW w:w="2880" w:type="dxa"/>
           </w:tcPr>
           <w:p>
-            <w:pPr>
-              <w:rPr>
-                <w:rFonts w:hint="eastAsia"/>
-              </w:rPr>
-            </w:pPr>
             <w:r>
-              <w:rPr>
-                <w:sz w:val="19"/>
-              </w:rPr>
-              <w:t>Application and agent implementation language.</w:t>
-            </w:r>
-          </w:p>
-        </w:tc>
-      </w:tr>
-      <w:tr>
-        <w:trPr>
-          <w:jc w:val="center"/>
-        </w:trPr>
-        <w:tc>
-          <w:tcPr>
-            <w:tcW w:w="2880" w:type="dxa"/>
-            <w:vAlign w:val="center"/>
-          </w:tcPr>
-          <w:p>
-            <w:pPr>
-              <w:rPr>
-                <w:rFonts w:hint="eastAsia"/>
-              </w:rPr>
-            </w:pPr>
-            <w:r>
-              <w:rPr>
-                <w:sz w:val="19"/>
-              </w:rPr>
-              <w:t>uv</w:t>
+              <w:t>MCP App with React UI + MCP Tools + REST Bridge + Docker</w:t>
             </w:r>
           </w:p>
         </w:tc>
         <w:tc>
           <w:tcPr>
-            <w:tcW w:w="6912" w:type="dxa"/>
-            <w:vAlign w:val="center"/>
+            <w:tcW w:w="2880" w:type="dxa"/>
           </w:tcPr>
           <w:p>
-            <w:pPr>
-              <w:rPr>
-                <w:rFonts w:hint="eastAsia"/>
-              </w:rPr>
-            </w:pPr>
             <w:r>
-              <w:rPr>
-                <w:sz w:val="19"/>
-              </w:rPr>
-              <w:t>Python package and environment management.</w:t>
-            </w:r>
-          </w:p>
-        </w:tc>
-      </w:tr>
-      <w:tr>
-        <w:trPr>
-          <w:jc w:val="center"/>
-        </w:trPr>
-        <w:tc>
-          <w:tcPr>
-            <w:tcW w:w="2880" w:type="dxa"/>
-            <w:vAlign w:val="center"/>
-          </w:tcPr>
-          <w:p>
-            <w:pPr>
-              <w:rPr>
-                <w:rFonts w:hint="eastAsia"/>
-              </w:rPr>
-            </w:pPr>
-            <w:r>
-              <w:rPr>
-                <w:sz w:val="19"/>
-              </w:rPr>
-              <w:t>LangGraph</w:t>
-            </w:r>
-          </w:p>
-        </w:tc>
-        <w:tc>
-          <w:tcPr>
-            <w:tcW w:w="6912" w:type="dxa"/>
-            <w:vAlign w:val="center"/>
-          </w:tcPr>
-          <w:p>
-            <w:pPr>
-              <w:rPr>
-                <w:rFonts w:hint="eastAsia"/>
-              </w:rPr>
-            </w:pPr>
-            <w:r>
-              <w:rPr>
-                <w:sz w:val="19"/>
-              </w:rPr>
-              <w:t>Defines the agent workflow and processing flow.</w:t>
-            </w:r>
-          </w:p>
-        </w:tc>
-      </w:tr>
-      <w:tr>
-        <w:trPr>
-          <w:jc w:val="center"/>
-        </w:trPr>
-        <w:tc>
-          <w:tcPr>
-            <w:tcW w:w="2880" w:type="dxa"/>
-            <w:vAlign w:val="center"/>
-          </w:tcPr>
-          <w:p>
-            <w:pPr>
-              <w:rPr>
-                <w:rFonts w:hint="eastAsia"/>
-              </w:rPr>
-            </w:pPr>
-            <w:r>
-              <w:rPr>
-                <w:sz w:val="19"/>
-              </w:rPr>
-              <w:t>LLM</w:t>
-            </w:r>
-          </w:p>
-        </w:tc>
-        <w:tc>
-          <w:tcPr>
-            <w:tcW w:w="6912" w:type="dxa"/>
-            <w:vAlign w:val="center"/>
-          </w:tcPr>
-          <w:p>
-            <w:pPr>
-              <w:rPr>
-                <w:rFonts w:hint="eastAsia"/>
-              </w:rPr>
-            </w:pPr>
-            <w:r>
-              <w:rPr>
-                <w:sz w:val="19"/>
-              </w:rPr>
-              <w:t>Reasons over the supplied inputs and drafts the email.</w:t>
-            </w:r>
-          </w:p>
-        </w:tc>
-      </w:tr>
-      <w:tr>
-        <w:trPr>
-          <w:jc w:val="center"/>
-        </w:trPr>
-        <w:tc>
-          <w:tcPr>
-            <w:tcW w:w="2880" w:type="dxa"/>
-            <w:vAlign w:val="center"/>
-          </w:tcPr>
-          <w:p>
-            <w:pPr>
-              <w:rPr>
-                <w:rFonts w:hint="eastAsia"/>
-              </w:rPr>
-            </w:pPr>
-            <w:r>
-              <w:rPr>
-                <w:sz w:val="19"/>
-              </w:rPr>
-              <w:t>FastMCP</w:t>
-            </w:r>
-          </w:p>
-        </w:tc>
-        <w:tc>
-          <w:tcPr>
-            <w:tcW w:w="6912" w:type="dxa"/>
-            <w:vAlign w:val="center"/>
-          </w:tcPr>
-          <w:p>
-            <w:pPr>
-              <w:rPr>
-                <w:rFonts w:hint="eastAsia"/>
-              </w:rPr>
-            </w:pPr>
-            <w:r>
-              <w:rPr>
-                <w:sz w:val="19"/>
-              </w:rPr>
-              <w:t>Exposes email guidelines as an MCP tool.</w:t>
-            </w:r>
-          </w:p>
-        </w:tc>
-      </w:tr>
-      <w:tr>
-        <w:trPr>
-          <w:jc w:val="center"/>
-        </w:trPr>
-        <w:tc>
-          <w:tcPr>
-            <w:tcW w:w="2880" w:type="dxa"/>
-            <w:vAlign w:val="center"/>
-          </w:tcPr>
-          <w:p>
-            <w:pPr>
-              <w:rPr>
-                <w:rFonts w:hint="eastAsia"/>
-              </w:rPr>
-            </w:pPr>
-            <w:r>
-              <w:rPr>
-                <w:sz w:val="19"/>
-              </w:rPr>
-              <w:t>Azure AI Foundry</w:t>
-            </w:r>
-          </w:p>
-        </w:tc>
-        <w:tc>
-          <w:tcPr>
-            <w:tcW w:w="6912" w:type="dxa"/>
-            <w:vAlign w:val="center"/>
-          </w:tcPr>
-          <w:p>
-            <w:pPr>
-              <w:rPr>
-                <w:rFonts w:hint="eastAsia"/>
-              </w:rPr>
-            </w:pPr>
-            <w:r>
-              <w:rPr>
-                <w:sz w:val="19"/>
-              </w:rPr>
-              <w:t>Hosts and manages the deployed agent.</w:t>
-            </w:r>
-          </w:p>
-        </w:tc>
-      </w:tr>
-      <w:tr>
-        <w:trPr>
-          <w:jc w:val="center"/>
-        </w:trPr>
-        <w:tc>
-          <w:tcPr>
-            <w:tcW w:w="2880" w:type="dxa"/>
-            <w:vAlign w:val="center"/>
-          </w:tcPr>
-          <w:p>
-            <w:pPr>
-              <w:rPr>
-                <w:rFonts w:hint="eastAsia"/>
-              </w:rPr>
-            </w:pPr>
-            <w:r>
-              <w:rPr>
-                <w:sz w:val="19"/>
-              </w:rPr>
-              <w:t>Invocation Protocol</w:t>
-            </w:r>
-          </w:p>
-        </w:tc>
-        <w:tc>
-          <w:tcPr>
-            <w:tcW w:w="6912" w:type="dxa"/>
-            <w:vAlign w:val="center"/>
-          </w:tcPr>
-          <w:p>
-            <w:pPr>
-              <w:rPr>
-                <w:rFonts w:hint="eastAsia"/>
-              </w:rPr>
-            </w:pPr>
-            <w:r>
-              <w:rPr>
-                <w:sz w:val="19"/>
-              </w:rPr>
-              <w:t>Provides the required interaction interface for the Hosted Agent.</w:t>
-            </w:r>
-          </w:p>
-        </w:tc>
-      </w:tr>
-      <w:tr>
-        <w:trPr>
-          <w:jc w:val="center"/>
-        </w:trPr>
-        <w:tc>
-          <w:tcPr>
-            <w:tcW w:w="2880" w:type="dxa"/>
-            <w:vAlign w:val="center"/>
-          </w:tcPr>
-          <w:p>
-            <w:pPr>
-              <w:rPr>
-                <w:rFonts w:hint="eastAsia"/>
-              </w:rPr>
-            </w:pPr>
-            <w:r>
-              <w:rPr>
-                <w:sz w:val="19"/>
-              </w:rPr>
-              <w:t>Azure Web App</w:t>
-            </w:r>
-          </w:p>
-        </w:tc>
-        <w:tc>
-          <w:tcPr>
-            <w:tcW w:w="6912" w:type="dxa"/>
-            <w:vAlign w:val="center"/>
-          </w:tcPr>
-          <w:p>
-            <w:pPr>
-              <w:rPr>
-                <w:rFonts w:hint="eastAsia"/>
-              </w:rPr>
-            </w:pPr>
-            <w:r>
-              <w:rPr>
-                <w:sz w:val="19"/>
-              </w:rPr>
-              <w:t>Hosts the containerized MCP service.</w:t>
-            </w:r>
-          </w:p>
-        </w:tc>
-      </w:tr>
-      <w:tr>
-        <w:trPr>
-          <w:jc w:val="center"/>
-        </w:trPr>
-        <w:tc>
-          <w:tcPr>
-            <w:tcW w:w="2880" w:type="dxa"/>
-            <w:vAlign w:val="center"/>
-          </w:tcPr>
-          <w:p>
-            <w:pPr>
-              <w:rPr>
-                <w:rFonts w:hint="eastAsia"/>
-              </w:rPr>
-            </w:pPr>
-            <w:r>
-              <w:rPr>
-                <w:sz w:val="19"/>
-              </w:rPr>
-              <w:t>Azure Container Registry</w:t>
-            </w:r>
-          </w:p>
-        </w:tc>
-        <w:tc>
-          <w:tcPr>
-            <w:tcW w:w="6912" w:type="dxa"/>
-            <w:vAlign w:val="center"/>
-          </w:tcPr>
-          <w:p>
-            <w:pPr>
-              <w:rPr>
-                <w:rFonts w:hint="eastAsia"/>
-              </w:rPr>
-            </w:pPr>
-            <w:r>
-              <w:rPr>
-                <w:sz w:val="19"/>
-              </w:rPr>
-              <w:t>Stores the Docker image used by the Web App.</w:t>
-            </w:r>
-          </w:p>
-        </w:tc>
-      </w:tr>
-      <w:tr>
-        <w:trPr>
-          <w:jc w:val="center"/>
-        </w:trPr>
-        <w:tc>
-          <w:tcPr>
-            <w:tcW w:w="2880" w:type="dxa"/>
-            <w:vAlign w:val="center"/>
-          </w:tcPr>
-          <w:p>
-            <w:pPr>
-              <w:rPr>
-                <w:rFonts w:hint="eastAsia"/>
-              </w:rPr>
-            </w:pPr>
-            <w:r>
-              <w:rPr>
-                <w:sz w:val="19"/>
-              </w:rPr>
-              <w:t>Docker</w:t>
-            </w:r>
-          </w:p>
-        </w:tc>
-        <w:tc>
-          <w:tcPr>
-            <w:tcW w:w="6912" w:type="dxa"/>
-            <w:vAlign w:val="center"/>
-          </w:tcPr>
-          <w:p>
-            <w:pPr>
-              <w:rPr>
-                <w:rFonts w:hint="eastAsia"/>
-              </w:rPr>
-            </w:pPr>
-            <w:r>
-              <w:rPr>
-                <w:sz w:val="19"/>
-              </w:rPr>
-              <w:t>Packages the MCP service for cloud deployment.</w:t>
-            </w:r>
-          </w:p>
-        </w:tc>
-      </w:tr>
-      <w:tr>
-        <w:trPr>
-          <w:jc w:val="center"/>
-        </w:trPr>
-        <w:tc>
-          <w:tcPr>
-            <w:tcW w:w="2880" w:type="dxa"/>
-            <w:vAlign w:val="center"/>
-          </w:tcPr>
-          <w:p>
-            <w:pPr>
-              <w:rPr>
-                <w:rFonts w:hint="eastAsia"/>
-              </w:rPr>
-            </w:pPr>
-            <w:r>
-              <w:rPr>
-                <w:sz w:val="19"/>
-              </w:rPr>
-              <w:t>azd</w:t>
-            </w:r>
-          </w:p>
-        </w:tc>
-        <w:tc>
-          <w:tcPr>
-            <w:tcW w:w="6912" w:type="dxa"/>
-            <w:vAlign w:val="center"/>
-          </w:tcPr>
-          <w:p>
-            <w:pPr>
-              <w:rPr>
-                <w:rFonts w:hint="eastAsia"/>
-              </w:rPr>
-            </w:pPr>
-            <w:r>
-              <w:rPr>
-                <w:sz w:val="19"/>
-              </w:rPr>
-              <w:t>Automates Azure environment and application deployment.</w:t>
+              <w:t>Complete</w:t>
             </w:r>
           </w:p>
         </w:tc>
       </w:tr>
     </w:tbl>
+    <w:p/>
     <w:p>
-      <w:pPr>
-        <w:rPr>
-          <w:rFonts w:hint="eastAsia"/>
-        </w:rPr>
-      </w:pPr>
-    </w:p>
-    <w:p>
-      <w:pPr>
-        <w:pStyle w:val="Heading1"/>
-      </w:pPr>
-      <w:r>
-        <w:t>7. End-to-End Workflow</w:t>
-      </w:r>
-    </w:p>
-    <w:p>
-      <w:pPr>
-        <w:pStyle w:val="ListNumber"/>
-        <w:rPr>
-          <w:rFonts w:hint="eastAsia"/>
-        </w:rPr>
-      </w:pPr>
-      <w:r>
-        <w:t>The user sends Tone, Context and Data Points to the Hosted Agent.</w:t>
-      </w:r>
-    </w:p>
-    <w:p>
-      <w:pPr>
-        <w:pStyle w:val="ListNumber"/>
-        <w:rPr>
-          <w:rFonts w:hint="eastAsia"/>
-        </w:rPr>
-      </w:pPr>
-      <w:r>
-        <w:t>The agent validates the required input fields.</w:t>
-      </w:r>
-    </w:p>
-    <w:p>
-      <w:pPr>
-        <w:pStyle w:val="ListNumber"/>
-        <w:rPr>
-          <w:rFonts w:hint="eastAsia"/>
-        </w:rPr>
-      </w:pPr>
-      <w:r>
-        <w:lastRenderedPageBreak/>
-        <w:t>If a required field such as Tone is missing, the agent returns a validation message instead of generating an email.</w:t>
-      </w:r>
-    </w:p>
-    <w:p>
-      <w:pPr>
-        <w:pStyle w:val="ListNumber"/>
-        <w:rPr>
-          <w:rFonts w:hint="eastAsia"/>
-        </w:rPr>
-      </w:pPr>
-      <w:r>
-        <w:t>The LangGraph workflow processes the user request.</w:t>
-      </w:r>
-    </w:p>
-    <w:p>
-      <w:pPr>
-        <w:pStyle w:val="ListNumber"/>
-        <w:rPr>
-          <w:rFonts w:hint="eastAsia"/>
-        </w:rPr>
-      </w:pPr>
-      <w:r>
-        <w:t>The LLM uses the supplied context and data points to reason about the email content.</w:t>
-      </w:r>
-    </w:p>
-    <w:p>
-      <w:pPr>
-        <w:pStyle w:val="ListNumber"/>
-        <w:rPr>
-          <w:rFonts w:hint="eastAsia"/>
-        </w:rPr>
-      </w:pPr>
-      <w:r>
-        <w:t>The FastMCP guideline tool can provide tone-specific writing guidance.</w:t>
-      </w:r>
-    </w:p>
-    <w:p>
-      <w:pPr>
-        <w:pStyle w:val="ListNumber"/>
-        <w:rPr>
-          <w:rFonts w:hint="eastAsia"/>
-        </w:rPr>
-      </w:pPr>
-      <w:r>
-        <w:t>The agent generates a subject and professional email body.</w:t>
-      </w:r>
-    </w:p>
-    <w:p>
-      <w:pPr>
-        <w:pStyle w:val="ListNumber"/>
-        <w:rPr>
-          <w:rFonts w:hint="eastAsia"/>
-        </w:rPr>
-      </w:pPr>
-      <w:r>
-        <w:t>The final response is returned to the user in structured form.</w:t>
-      </w:r>
-    </w:p>
-    <w:p>
-      <w:pPr>
-        <w:pStyle w:val="Heading1"/>
-      </w:pPr>
-      <w:r>
-        <w:t>8. Input Contract</w:t>
-      </w:r>
-    </w:p>
-    <w:p>
-      <w:pPr>
-        <w:rPr>
-          <w:rFonts w:hint="eastAsia"/>
-        </w:rPr>
-      </w:pPr>
-      <w:r>
-        <w:t>Example valid request:</w:t>
-      </w:r>
-    </w:p>
-    <w:p>
-      <w:pPr>
-        <w:pStyle w:val="CodeBlock"/>
-      </w:pPr>
-      <w:r>
-        <w:t>{</w:t>
-      </w:r>
-      <w:r>
-        <w:br/>
-        <w:t xml:space="preserve">  "tone": "formal",</w:t>
-      </w:r>
-      <w:r>
-        <w:br/>
-        <w:t xml:space="preserve">  "context": "I need to inform the client that the project deployment has been completed successfully.",</w:t>
-      </w:r>
-      <w:r>
-        <w:br/>
-        <w:t xml:space="preserve">  "data_points": [</w:t>
-      </w:r>
-      <w:r>
-        <w:br/>
-        <w:t xml:space="preserve">    "Deployment completed on August 25, 2026",</w:t>
-      </w:r>
-      <w:r>
-        <w:br/>
-        <w:t xml:space="preserve">    "All planned features were deployed",</w:t>
-      </w:r>
-      <w:r>
-        <w:br/>
-        <w:t xml:space="preserve">    "Initial validation testing passed",</w:t>
-      </w:r>
-      <w:r>
-        <w:br/>
-        <w:t xml:space="preserve">    "No critical issues were found"</w:t>
-      </w:r>
-      <w:r>
-        <w:br/>
-        <w:t xml:space="preserve">  ]</w:t>
-      </w:r>
-      <w:r>
-        <w:br/>
-        <w:t>}</w:t>
-      </w:r>
-      <w:r>
-        <w:br/>
-      </w:r>
-    </w:p>
-    <w:p>
-      <w:pPr>
-        <w:rPr>
-          <w:rFonts w:hint="eastAsia"/>
-        </w:rPr>
-      </w:pPr>
-      <w:r>
-        <w:t>The Tone field is mandatory. A request without Tone must be rejected by the validation logic.</w:t>
-      </w:r>
-    </w:p>
-    <w:p>
-      <w:pPr>
-        <w:pStyle w:val="Heading1"/>
-      </w:pPr>
-      <w:r>
-        <w:t>9. Example Output</w:t>
-      </w:r>
-    </w:p>
-    <w:p>
-      <w:pPr>
-        <w:pStyle w:val="CodeBlock"/>
-      </w:pPr>
-      <w:r>
-        <w:t>{</w:t>
-      </w:r>
-      <w:r>
-        <w:br/>
-        <w:t xml:space="preserve">  "subject": "Project Deployment Completed Successfully – August 25, 2026",</w:t>
-      </w:r>
-      <w:r>
-        <w:br/>
-        <w:t xml:space="preserve">  "email": "Dear Client,</w:t>
-      </w:r>
-      <w:r>
-        <w:br/>
-      </w:r>
-      <w:r>
-        <w:br/>
-        <w:t>We are pleased to confirm that the project deployment was completed</w:t>
-      </w:r>
-      <w:r>
-        <w:br/>
-        <w:t>successfully on August 25, 2026. All planned features have been</w:t>
-      </w:r>
-      <w:r>
-        <w:br/>
-        <w:t>deployed, initial validation testing passed, and no critical issues</w:t>
-      </w:r>
-      <w:r>
-        <w:br/>
-        <w:t>were found.</w:t>
-      </w:r>
-      <w:r>
-        <w:br/>
-      </w:r>
-      <w:r>
-        <w:br/>
-        <w:t>Please let us know if you would like to schedule a brief review to</w:t>
-      </w:r>
-      <w:r>
-        <w:br/>
-        <w:t>walk through the deployed features or if you have any questions.</w:t>
-      </w:r>
-      <w:r>
-        <w:br/>
-      </w:r>
-      <w:r>
-        <w:br/>
-        <w:t>Thank you for your collaboration.</w:t>
-      </w:r>
-      <w:r>
-        <w:br/>
-      </w:r>
-      <w:r>
-        <w:br/>
-        <w:t>Sincerely,"</w:t>
-      </w:r>
-      <w:r>
-        <w:br/>
-        <w:t>}</w:t>
-      </w:r>
-      <w:r>
-        <w:br/>
-      </w:r>
-    </w:p>
-    <w:p>
-      <w:pPr>
-        <w:pStyle w:val="Heading1"/>
-      </w:pPr>
-      <w:r>
-        <w:t>10. FastMCP Implementation</w:t>
-      </w:r>
-    </w:p>
-    <w:p>
-      <w:pPr>
-        <w:rPr>
-          <w:rFonts w:hint="eastAsia"/>
-        </w:rPr>
-      </w:pPr>
-      <w:r>
-        <w:t>A FastMCP server was implemented to expose email-writing guidelines to the agent. The primary tool implemented for the POC is get_email_guidelines.</w:t>
-      </w:r>
-    </w:p>
-    <w:tbl>
-      <w:tblPr>
-        <w:tblStyle w:val="TableGrid"/>
-        <w:tblW w:w="0" w:type="auto"/>
-        <w:jc w:val="center"/>
-        <w:tblLook w:val="04A0" w:firstRow="1" w:lastRow="0" w:firstColumn="1" w:lastColumn="0" w:noHBand="0" w:noVBand="1"/>
-      </w:tblPr>
-      <w:tblGrid>
-        <w:gridCol w:w="2880"/>
-        <w:gridCol w:w="5040"/>
-        <w:gridCol w:w="1872"/>
-      </w:tblGrid>
-      <w:tr>
-        <w:trPr>
-          <w:jc w:val="center"/>
-        </w:trPr>
-        <w:tc>
-          <w:tcPr>
-            <w:tcW w:w="2880" w:type="dxa"/>
-            <w:shd w:val="clear" w:color="auto" w:fill="D9EAF7"/>
-            <w:vAlign w:val="center"/>
-          </w:tcPr>
-          <w:p>
-            <w:pPr>
-              <w:rPr>
-                <w:rFonts w:hint="eastAsia"/>
-              </w:rPr>
-            </w:pPr>
-            <w:r>
-              <w:rPr>
-                <w:b/>
-                <w:sz w:val="19"/>
-              </w:rPr>
-              <w:lastRenderedPageBreak/>
-              <w:t>Tool</w:t>
-            </w:r>
-          </w:p>
-        </w:tc>
-        <w:tc>
-          <w:tcPr>
-            <w:tcW w:w="5040" w:type="dxa"/>
-            <w:shd w:val="clear" w:color="auto" w:fill="D9EAF7"/>
-            <w:vAlign w:val="center"/>
-          </w:tcPr>
-          <w:p>
-            <w:pPr>
-              <w:rPr>
-                <w:rFonts w:hint="eastAsia"/>
-              </w:rPr>
-            </w:pPr>
-            <w:r>
-              <w:rPr>
-                <w:b/>
-                <w:sz w:val="19"/>
-              </w:rPr>
-              <w:t>Purpose</w:t>
-            </w:r>
-          </w:p>
-        </w:tc>
-        <w:tc>
-          <w:tcPr>
-            <w:tcW w:w="1872" w:type="dxa"/>
-            <w:shd w:val="clear" w:color="auto" w:fill="D9EAF7"/>
-            <w:vAlign w:val="center"/>
-          </w:tcPr>
-          <w:p>
-            <w:pPr>
-              <w:rPr>
-                <w:rFonts w:hint="eastAsia"/>
-              </w:rPr>
-            </w:pPr>
-            <w:r>
-              <w:rPr>
-                <w:b/>
-                <w:sz w:val="19"/>
-              </w:rPr>
-              <w:t>Supported Guidelines</w:t>
-            </w:r>
-          </w:p>
-        </w:tc>
-      </w:tr>
-      <w:tr>
-        <w:trPr>
-          <w:jc w:val="center"/>
-        </w:trPr>
-        <w:tc>
-          <w:tcPr>
-            <w:tcW w:w="2880" w:type="dxa"/>
-            <w:vAlign w:val="center"/>
-          </w:tcPr>
-          <w:p>
-            <w:pPr>
-              <w:rPr>
-                <w:rFonts w:hint="eastAsia"/>
-              </w:rPr>
-            </w:pPr>
-            <w:r>
-              <w:rPr>
-                <w:sz w:val="19"/>
-              </w:rPr>
-              <w:t>get_email_guidelines</w:t>
-            </w:r>
-          </w:p>
-        </w:tc>
-        <w:tc>
-          <w:tcPr>
-            <w:tcW w:w="5040" w:type="dxa"/>
-            <w:vAlign w:val="center"/>
-          </w:tcPr>
-          <w:p>
-            <w:pPr>
-              <w:rPr>
-                <w:rFonts w:hint="eastAsia"/>
-              </w:rPr>
-            </w:pPr>
-            <w:r>
-              <w:rPr>
-                <w:sz w:val="19"/>
-              </w:rPr>
-              <w:t>Returns writing guidance based on the requested email tone.</w:t>
-            </w:r>
-          </w:p>
-        </w:tc>
-        <w:tc>
-          <w:tcPr>
-            <w:tcW w:w="1872" w:type="dxa"/>
-            <w:vAlign w:val="center"/>
-          </w:tcPr>
-          <w:p>
-            <w:pPr>
-              <w:rPr>
-                <w:rFonts w:hint="eastAsia"/>
-              </w:rPr>
-            </w:pPr>
-            <w:r>
-              <w:rPr>
-                <w:sz w:val="19"/>
-              </w:rPr>
-              <w:t>Formal, Empathetic, Assertive, Friendly</w:t>
-            </w:r>
-          </w:p>
-        </w:tc>
-      </w:tr>
-    </w:tbl>
-    <w:p>
-      <w:pPr>
-        <w:rPr>
-          <w:rFonts w:hint="eastAsia"/>
-        </w:rPr>
-      </w:pPr>
-    </w:p>
-    <w:p>
-      <w:pPr>
-        <w:rPr>
-          <w:rFonts w:hint="eastAsia"/>
-        </w:rPr>
-      </w:pPr>
-      <w:r>
-        <w:t>The MCP server is packaged as a Docker image and deployed to Azure Web App. The deployed service exposes the MCP endpoint for the Hosted Agent.</w:t>
-      </w:r>
-    </w:p>
-    <w:p>
-      <w:pPr>
-        <w:pStyle w:val="Heading1"/>
-      </w:pPr>
-      <w:r>
-        <w:t>11. Project Structure</w:t>
-      </w:r>
-    </w:p>
-    <w:p>
-      <w:pPr>
-        <w:pStyle w:val="CodeBlock"/>
-      </w:pPr>
-      <w:r>
-        <w:t>email-generator/</w:t>
-      </w:r>
-      <w:r>
-        <w:br/>
-        <w:t>├── src/</w:t>
-      </w:r>
-      <w:r>
-        <w:br/>
-        <w:t>│   └── email_generator/</w:t>
-      </w:r>
-      <w:r>
-        <w:br/>
-        <w:t>│       ├── graph.py</w:t>
-      </w:r>
-      <w:r>
-        <w:br/>
-        <w:t>│       ├── llm.py</w:t>
-      </w:r>
-      <w:r>
-        <w:br/>
-        <w:t>│       ├── main.py</w:t>
-      </w:r>
-      <w:r>
-        <w:br/>
-        <w:t>│       └── hosted_agent.py</w:t>
-      </w:r>
-      <w:r>
-        <w:br/>
-        <w:t>├── mcp_server/</w:t>
-      </w:r>
-      <w:r>
-        <w:br/>
-        <w:t>│   └── http_server.py</w:t>
-      </w:r>
-      <w:r>
-        <w:br/>
-        <w:t>├── tests/</w:t>
-      </w:r>
-      <w:r>
-        <w:br/>
-        <w:t>├── Dockerfile</w:t>
-      </w:r>
-      <w:r>
-        <w:br/>
-        <w:t>├── azure.yaml</w:t>
-      </w:r>
-      <w:r>
-        <w:br/>
-        <w:t>├── infra/</w:t>
-      </w:r>
-      <w:r>
-        <w:br/>
-        <w:t>│   └── main.bicep</w:t>
-      </w:r>
-      <w:r>
-        <w:br/>
-        <w:t>├── .env</w:t>
-      </w:r>
-      <w:r>
-        <w:br/>
-        <w:t>└── pyproject.toml</w:t>
-      </w:r>
-      <w:r>
-        <w:br/>
-      </w:r>
-    </w:p>
-    <w:tbl>
-      <w:tblPr>
-        <w:tblStyle w:val="TableGrid"/>
-        <w:tblW w:w="0" w:type="auto"/>
-        <w:jc w:val="center"/>
-        <w:tblLook w:val="04A0" w:firstRow="1" w:lastRow="0" w:firstColumn="1" w:lastColumn="0" w:noHBand="0" w:noVBand="1"/>
-      </w:tblPr>
-      <w:tblGrid>
-        <w:gridCol w:w="3600"/>
-        <w:gridCol w:w="6192"/>
-      </w:tblGrid>
-      <w:tr>
-        <w:trPr>
-          <w:jc w:val="center"/>
-        </w:trPr>
-        <w:tc>
-          <w:tcPr>
-            <w:tcW w:w="3600" w:type="dxa"/>
-            <w:shd w:val="clear" w:color="auto" w:fill="D9EAF7"/>
-            <w:vAlign w:val="center"/>
-          </w:tcPr>
-          <w:p>
-            <w:pPr>
-              <w:rPr>
-                <w:rFonts w:hint="eastAsia"/>
-              </w:rPr>
-            </w:pPr>
-            <w:r>
-              <w:rPr>
-                <w:b/>
-                <w:sz w:val="19"/>
-              </w:rPr>
-              <w:t>File / Folder</w:t>
-            </w:r>
-          </w:p>
-        </w:tc>
-        <w:tc>
-          <w:tcPr>
-            <w:tcW w:w="6192" w:type="dxa"/>
-            <w:shd w:val="clear" w:color="auto" w:fill="D9EAF7"/>
-            <w:vAlign w:val="center"/>
-          </w:tcPr>
-          <w:p>
-            <w:pPr>
-              <w:rPr>
-                <w:rFonts w:hint="eastAsia"/>
-              </w:rPr>
-            </w:pPr>
-            <w:r>
-              <w:rPr>
-                <w:b/>
-                <w:sz w:val="19"/>
-              </w:rPr>
-              <w:t>Purpose</w:t>
-            </w:r>
-          </w:p>
-        </w:tc>
-      </w:tr>
-      <w:tr>
-        <w:trPr>
-          <w:jc w:val="center"/>
-        </w:trPr>
-        <w:tc>
-          <w:tcPr>
-            <w:tcW w:w="3600" w:type="dxa"/>
-            <w:vAlign w:val="center"/>
-          </w:tcPr>
-          <w:p>
-            <w:pPr>
-              <w:rPr>
-                <w:rFonts w:hint="eastAsia"/>
-              </w:rPr>
-            </w:pPr>
-            <w:r>
-              <w:rPr>
-                <w:sz w:val="19"/>
-              </w:rPr>
-              <w:t>src/email_generator/graph.py</w:t>
-            </w:r>
-          </w:p>
-        </w:tc>
-        <w:tc>
-          <w:tcPr>
-            <w:tcW w:w="6192" w:type="dxa"/>
-            <w:vAlign w:val="center"/>
-          </w:tcPr>
-          <w:p>
-            <w:pPr>
-              <w:rPr>
-                <w:rFonts w:hint="eastAsia"/>
-              </w:rPr>
-            </w:pPr>
-            <w:r>
-              <w:rPr>
-                <w:sz w:val="19"/>
-              </w:rPr>
-              <w:t>LangGraph workflow and agent orchestration.</w:t>
-            </w:r>
-          </w:p>
-        </w:tc>
-      </w:tr>
-      <w:tr>
-        <w:trPr>
-          <w:jc w:val="center"/>
-        </w:trPr>
-        <w:tc>
-          <w:tcPr>
-            <w:tcW w:w="3600" w:type="dxa"/>
-            <w:vAlign w:val="center"/>
-          </w:tcPr>
-          <w:p>
-            <w:pPr>
-              <w:rPr>
-                <w:rFonts w:hint="eastAsia"/>
-              </w:rPr>
-            </w:pPr>
-            <w:r>
-              <w:rPr>
-                <w:sz w:val="19"/>
-              </w:rPr>
-              <w:t>src/email_generator/llm.py</w:t>
-            </w:r>
-          </w:p>
-        </w:tc>
-        <w:tc>
-          <w:tcPr>
-            <w:tcW w:w="6192" w:type="dxa"/>
-            <w:vAlign w:val="center"/>
-          </w:tcPr>
-          <w:p>
-            <w:pPr>
-              <w:rPr>
-                <w:rFonts w:hint="eastAsia"/>
-              </w:rPr>
-            </w:pPr>
-            <w:r>
-              <w:rPr>
-                <w:sz w:val="19"/>
-              </w:rPr>
-              <w:t>LLM configuration and integration.</w:t>
-            </w:r>
-          </w:p>
-        </w:tc>
-      </w:tr>
-      <w:tr>
-        <w:trPr>
-          <w:jc w:val="center"/>
-        </w:trPr>
-        <w:tc>
-          <w:tcPr>
-            <w:tcW w:w="3600" w:type="dxa"/>
-            <w:vAlign w:val="center"/>
-          </w:tcPr>
-          <w:p>
-            <w:pPr>
-              <w:rPr>
-                <w:rFonts w:hint="eastAsia"/>
-              </w:rPr>
-            </w:pPr>
-            <w:r>
-              <w:rPr>
-                <w:sz w:val="19"/>
-              </w:rPr>
-              <w:t>src/email_generator/main.py</w:t>
-            </w:r>
-          </w:p>
-        </w:tc>
-        <w:tc>
-          <w:tcPr>
-            <w:tcW w:w="6192" w:type="dxa"/>
-            <w:vAlign w:val="center"/>
-          </w:tcPr>
-          <w:p>
-            <w:pPr>
-              <w:rPr>
-                <w:rFonts w:hint="eastAsia"/>
-              </w:rPr>
-            </w:pPr>
-            <w:r>
-              <w:rPr>
-                <w:sz w:val="19"/>
-              </w:rPr>
-              <w:t>Application entry point / execution flow.</w:t>
-            </w:r>
-          </w:p>
-        </w:tc>
-      </w:tr>
-      <w:tr>
-        <w:trPr>
-          <w:jc w:val="center"/>
-        </w:trPr>
-        <w:tc>
-          <w:tcPr>
-            <w:tcW w:w="3600" w:type="dxa"/>
-            <w:vAlign w:val="center"/>
-          </w:tcPr>
-          <w:p>
-            <w:pPr>
-              <w:rPr>
-                <w:rFonts w:hint="eastAsia"/>
-              </w:rPr>
-            </w:pPr>
-            <w:r>
-              <w:rPr>
-                <w:sz w:val="19"/>
-              </w:rPr>
-              <w:t>src/email_generator/hosted_agent.py</w:t>
-            </w:r>
-          </w:p>
-        </w:tc>
-        <w:tc>
-          <w:tcPr>
-            <w:tcW w:w="6192" w:type="dxa"/>
-            <w:vAlign w:val="center"/>
-          </w:tcPr>
-          <w:p>
-            <w:pPr>
-              <w:rPr>
-                <w:rFonts w:hint="eastAsia"/>
-              </w:rPr>
-            </w:pPr>
-            <w:r>
-              <w:rPr>
-                <w:sz w:val="19"/>
-              </w:rPr>
-              <w:t>Hosted Agent integration and invocation handling.</w:t>
-            </w:r>
-          </w:p>
-        </w:tc>
-      </w:tr>
-      <w:tr>
-        <w:trPr>
-          <w:jc w:val="center"/>
-        </w:trPr>
-        <w:tc>
-          <w:tcPr>
-            <w:tcW w:w="3600" w:type="dxa"/>
-            <w:vAlign w:val="center"/>
-          </w:tcPr>
-          <w:p>
-            <w:pPr>
-              <w:rPr>
-                <w:rFonts w:hint="eastAsia"/>
-              </w:rPr>
-            </w:pPr>
-            <w:r>
-              <w:rPr>
-                <w:sz w:val="19"/>
-              </w:rPr>
-              <w:t>mcp_server/http_server.py</w:t>
-            </w:r>
-          </w:p>
-        </w:tc>
-        <w:tc>
-          <w:tcPr>
-            <w:tcW w:w="6192" w:type="dxa"/>
-            <w:vAlign w:val="center"/>
-          </w:tcPr>
-          <w:p>
-            <w:pPr>
-              <w:rPr>
-                <w:rFonts w:hint="eastAsia"/>
-              </w:rPr>
-            </w:pPr>
-            <w:r>
-              <w:rPr>
-                <w:sz w:val="19"/>
-              </w:rPr>
-              <w:t>FastMCP HTTP server and email-guideline tool.</w:t>
-            </w:r>
-          </w:p>
-        </w:tc>
-      </w:tr>
-      <w:tr>
-        <w:trPr>
-          <w:jc w:val="center"/>
-        </w:trPr>
-        <w:tc>
-          <w:tcPr>
-            <w:tcW w:w="3600" w:type="dxa"/>
-            <w:vAlign w:val="center"/>
-          </w:tcPr>
-          <w:p>
-            <w:pPr>
-              <w:rPr>
-                <w:rFonts w:hint="eastAsia"/>
-              </w:rPr>
-            </w:pPr>
-            <w:r>
-              <w:rPr>
-                <w:sz w:val="19"/>
-              </w:rPr>
-              <w:t>tests/</w:t>
-            </w:r>
-          </w:p>
-        </w:tc>
-        <w:tc>
-          <w:tcPr>
-            <w:tcW w:w="6192" w:type="dxa"/>
-            <w:vAlign w:val="center"/>
-          </w:tcPr>
-          <w:p>
-            <w:pPr>
-              <w:rPr>
-                <w:rFonts w:hint="eastAsia"/>
-              </w:rPr>
-            </w:pPr>
-            <w:r>
-              <w:rPr>
-                <w:sz w:val="19"/>
-              </w:rPr>
-              <w:t>Validation and test cases for the implementation.</w:t>
-            </w:r>
-          </w:p>
-        </w:tc>
-      </w:tr>
-      <w:tr>
-        <w:trPr>
-          <w:jc w:val="center"/>
-        </w:trPr>
-        <w:tc>
-          <w:tcPr>
-            <w:tcW w:w="3600" w:type="dxa"/>
-            <w:vAlign w:val="center"/>
-          </w:tcPr>
-          <w:p>
-            <w:pPr>
-              <w:rPr>
-                <w:rFonts w:hint="eastAsia"/>
-              </w:rPr>
-            </w:pPr>
-            <w:r>
-              <w:rPr>
-                <w:sz w:val="19"/>
-              </w:rPr>
-              <w:t>Dockerfile</w:t>
-            </w:r>
-          </w:p>
-        </w:tc>
-        <w:tc>
-          <w:tcPr>
-            <w:tcW w:w="6192" w:type="dxa"/>
-            <w:vAlign w:val="center"/>
-          </w:tcPr>
-          <w:p>
-            <w:pPr>
-              <w:rPr>
-                <w:rFonts w:hint="eastAsia"/>
-              </w:rPr>
-            </w:pPr>
-            <w:r>
-              <w:rPr>
-                <w:sz w:val="19"/>
-              </w:rPr>
-              <w:t>Container definition for deployment.</w:t>
-            </w:r>
-          </w:p>
-        </w:tc>
-      </w:tr>
-      <w:tr>
-        <w:trPr>
-          <w:jc w:val="center"/>
-        </w:trPr>
-        <w:tc>
-          <w:tcPr>
-            <w:tcW w:w="3600" w:type="dxa"/>
-            <w:vAlign w:val="center"/>
-          </w:tcPr>
-          <w:p>
-            <w:pPr>
-              <w:rPr>
-                <w:rFonts w:hint="eastAsia"/>
-              </w:rPr>
-            </w:pPr>
-            <w:r>
-              <w:rPr>
-                <w:sz w:val="19"/>
-              </w:rPr>
-              <w:t>azure.yaml</w:t>
-            </w:r>
-          </w:p>
-        </w:tc>
-        <w:tc>
-          <w:tcPr>
-            <w:tcW w:w="6192" w:type="dxa"/>
-            <w:vAlign w:val="center"/>
-          </w:tcPr>
-          <w:p>
-            <w:pPr>
-              <w:rPr>
-                <w:rFonts w:hint="eastAsia"/>
-              </w:rPr>
-            </w:pPr>
-            <w:r>
-              <w:rPr>
-                <w:sz w:val="19"/>
-              </w:rPr>
-              <w:t>Azure Developer CLI project configuration.</w:t>
-            </w:r>
-          </w:p>
-        </w:tc>
-      </w:tr>
-      <w:tr>
-        <w:trPr>
-          <w:jc w:val="center"/>
-        </w:trPr>
-        <w:tc>
-          <w:tcPr>
-            <w:tcW w:w="3600" w:type="dxa"/>
-            <w:vAlign w:val="center"/>
-          </w:tcPr>
-          <w:p>
-            <w:pPr>
-              <w:rPr>
-                <w:rFonts w:hint="eastAsia"/>
-              </w:rPr>
-            </w:pPr>
-            <w:r>
-              <w:rPr>
-                <w:sz w:val="19"/>
-              </w:rPr>
-              <w:t>infra/main.bicep</w:t>
-            </w:r>
-          </w:p>
-        </w:tc>
-        <w:tc>
-          <w:tcPr>
-            <w:tcW w:w="6192" w:type="dxa"/>
-            <w:vAlign w:val="center"/>
-          </w:tcPr>
-          <w:p>
-            <w:pPr>
-              <w:rPr>
-                <w:rFonts w:hint="eastAsia"/>
-              </w:rPr>
-            </w:pPr>
-            <w:r>
-              <w:rPr>
-                <w:sz w:val="19"/>
-              </w:rPr>
-              <w:t>Infrastructure definition for Azure resources.</w:t>
-            </w:r>
-          </w:p>
-        </w:tc>
-      </w:tr>
-      <w:tr>
-        <w:trPr>
-          <w:jc w:val="center"/>
-        </w:trPr>
-        <w:tc>
-          <w:tcPr>
-            <w:tcW w:w="3600" w:type="dxa"/>
-            <w:vAlign w:val="center"/>
-          </w:tcPr>
-          <w:p>
-            <w:pPr>
-              <w:rPr>
-                <w:rFonts w:hint="eastAsia"/>
-              </w:rPr>
-            </w:pPr>
-            <w:r>
-              <w:rPr>
-                <w:sz w:val="19"/>
-              </w:rPr>
-              <w:t>pyproject.toml</w:t>
-            </w:r>
-          </w:p>
-        </w:tc>
-        <w:tc>
-          <w:tcPr>
-            <w:tcW w:w="6192" w:type="dxa"/>
-            <w:vAlign w:val="center"/>
-          </w:tcPr>
-          <w:p>
-            <w:pPr>
-              <w:rPr>
-                <w:rFonts w:hint="eastAsia"/>
-              </w:rPr>
-            </w:pPr>
-            <w:r>
-              <w:rPr>
-                <w:sz w:val="19"/>
-              </w:rPr>
-              <w:t>Python project dependencies and configuration.</w:t>
-            </w:r>
-          </w:p>
-        </w:tc>
-      </w:tr>
-    </w:tbl>
-    <w:p>
-      <w:pPr>
-        <w:rPr>
-          <w:rFonts w:hint="eastAsia"/>
-        </w:rPr>
-      </w:pPr>
-    </w:p>
-    <w:p>
-      <w:pPr>
-        <w:pStyle w:val="Heading1"/>
-      </w:pPr>
-      <w:r>
-        <w:t>12. Azure Deployment</w:t>
-      </w:r>
-    </w:p>
-    <w:p>
-      <w:pPr>
-        <w:rPr>
-          <w:rFonts w:hint="eastAsia"/>
-        </w:rPr>
-      </w:pPr>
-      <w:r>
-        <w:t>The deployment uses the following Azure components:</w:t>
-      </w:r>
-    </w:p>
-    <w:p>
-      <w:pPr>
-        <w:pStyle w:val="ListBullet"/>
-        <w:rPr>
-          <w:rFonts w:hint="eastAsia"/>
-        </w:rPr>
-      </w:pPr>
-      <w:r>
-        <w:t>Azure AI Foundry Hosted Agent</w:t>
-      </w:r>
-    </w:p>
-    <w:p>
-      <w:pPr>
-        <w:pStyle w:val="ListBullet"/>
-        <w:rPr>
-          <w:rFonts w:hint="eastAsia"/>
-        </w:rPr>
-      </w:pPr>
-      <w:r>
-        <w:t>Azure Web App for the MCP service</w:t>
-      </w:r>
-    </w:p>
-    <w:p>
-      <w:pPr>
-        <w:pStyle w:val="ListBullet"/>
-        <w:rPr>
-          <w:rFonts w:hint="eastAsia"/>
-        </w:rPr>
-      </w:pPr>
-      <w:r>
-        <w:t>Azure Container Registry (ACR)</w:t>
-      </w:r>
-    </w:p>
-    <w:p>
-      <w:pPr>
-        <w:pStyle w:val="ListBullet"/>
-        <w:rPr>
-          <w:rFonts w:hint="eastAsia"/>
-        </w:rPr>
-      </w:pPr>
-      <w:r>
-        <w:t>Linux App Service Plan</w:t>
-      </w:r>
-    </w:p>
-    <w:p>
-      <w:pPr>
-        <w:pStyle w:val="ListBullet"/>
-        <w:rPr>
-          <w:rFonts w:hint="eastAsia"/>
-        </w:rPr>
-      </w:pPr>
-      <w:r>
-        <w:t>Docker container</w:t>
-      </w:r>
-    </w:p>
-    <w:p>
-      <w:pPr>
-        <w:pStyle w:val="ListBullet"/>
-        <w:rPr>
-          <w:rFonts w:hint="eastAsia"/>
-        </w:rPr>
-      </w:pPr>
-      <w:r>
-        <w:t>Azure Developer CLI (azd)</w:t>
-      </w:r>
-    </w:p>
-    <w:p>
-      <w:pPr>
-        <w:pStyle w:val="Heading2"/>
-      </w:pPr>
-      <w:r>
-        <w:lastRenderedPageBreak/>
-        <w:t>12.1 MCP Deployment Flow</w:t>
-      </w:r>
-    </w:p>
-    <w:p>
-      <w:pPr>
-        <w:pStyle w:val="CodeBlock"/>
-      </w:pPr>
-      <w:r>
-        <w:t>Python FastMCP Server</w:t>
-      </w:r>
-      <w:r>
-        <w:br/>
-        <w:t xml:space="preserve">        |</w:t>
-      </w:r>
-      <w:r>
-        <w:br/>
-        <w:t xml:space="preserve">        v</w:t>
-      </w:r>
-      <w:r>
-        <w:br/>
-        <w:t>Docker Build</w:t>
-      </w:r>
-      <w:r>
-        <w:br/>
-        <w:t xml:space="preserve">        |</w:t>
-      </w:r>
-      <w:r>
-        <w:br/>
-        <w:t xml:space="preserve">        v</w:t>
-      </w:r>
-      <w:r>
-        <w:br/>
-        <w:t>Azure Container Registry</w:t>
-      </w:r>
-      <w:r>
-        <w:br/>
-        <w:t xml:space="preserve">        |</w:t>
-      </w:r>
-      <w:r>
-        <w:br/>
-        <w:t xml:space="preserve">        v</w:t>
-      </w:r>
-      <w:r>
-        <w:br/>
-        <w:t>Azure Web App</w:t>
-      </w:r>
-      <w:r>
-        <w:br/>
-        <w:t xml:space="preserve">        |</w:t>
-      </w:r>
-      <w:r>
-        <w:br/>
-        <w:t xml:space="preserve">        v</w:t>
-      </w:r>
-      <w:r>
-        <w:br/>
-        <w:t>Public MCP Endpoint</w:t>
-      </w:r>
-      <w:r>
-        <w:br/>
-      </w:r>
-    </w:p>
-    <w:p>
-      <w:pPr>
-        <w:pStyle w:val="Heading2"/>
-      </w:pPr>
-      <w:r>
-        <w:t>12.2 Deployment Verification</w:t>
-      </w:r>
-    </w:p>
-    <w:tbl>
-      <w:tblPr>
-        <w:tblStyle w:val="TableGrid"/>
-        <w:tblW w:w="0" w:type="auto"/>
-        <w:jc w:val="center"/>
-        <w:tblLook w:val="04A0" w:firstRow="1" w:lastRow="0" w:firstColumn="1" w:lastColumn="0" w:noHBand="0" w:noVBand="1"/>
-      </w:tblPr>
-      <w:tblGrid>
-        <w:gridCol w:w="6480"/>
-        <w:gridCol w:w="3312"/>
-      </w:tblGrid>
-      <w:tr>
-        <w:trPr>
-          <w:jc w:val="center"/>
-        </w:trPr>
-        <w:tc>
-          <w:tcPr>
-            <w:tcW w:w="6480" w:type="dxa"/>
-            <w:shd w:val="clear" w:color="auto" w:fill="D9EAF7"/>
-            <w:vAlign w:val="center"/>
-          </w:tcPr>
-          <w:p>
-            <w:pPr>
-              <w:rPr>
-                <w:rFonts w:hint="eastAsia"/>
-              </w:rPr>
-            </w:pPr>
-            <w:r>
-              <w:rPr>
-                <w:b/>
-                <w:sz w:val="19"/>
-              </w:rPr>
-              <w:t>Verification</w:t>
-            </w:r>
-          </w:p>
-        </w:tc>
-        <w:tc>
-          <w:tcPr>
-            <w:tcW w:w="3312" w:type="dxa"/>
-            <w:shd w:val="clear" w:color="auto" w:fill="D9EAF7"/>
-            <w:vAlign w:val="center"/>
-          </w:tcPr>
-          <w:p>
-            <w:pPr>
-              <w:rPr>
-                <w:rFonts w:hint="eastAsia"/>
-              </w:rPr>
-            </w:pPr>
-            <w:r>
-              <w:rPr>
-                <w:b/>
-                <w:sz w:val="19"/>
-              </w:rPr>
-              <w:t>Result</w:t>
-            </w:r>
-          </w:p>
-        </w:tc>
-      </w:tr>
-      <w:tr>
-        <w:trPr>
-          <w:jc w:val="center"/>
-        </w:trPr>
-        <w:tc>
-          <w:tcPr>
-            <w:tcW w:w="6480" w:type="dxa"/>
-            <w:vAlign w:val="center"/>
-          </w:tcPr>
-          <w:p>
-            <w:pPr>
-              <w:rPr>
-                <w:rFonts w:hint="eastAsia"/>
-              </w:rPr>
-            </w:pPr>
-            <w:r>
-              <w:rPr>
-                <w:sz w:val="19"/>
-              </w:rPr>
-              <w:t>Web App uses ACR image</w:t>
-            </w:r>
-          </w:p>
-        </w:tc>
-        <w:tc>
-          <w:tcPr>
-            <w:tcW w:w="3312" w:type="dxa"/>
-            <w:vAlign w:val="center"/>
-          </w:tcPr>
-          <w:p>
-            <w:pPr>
-              <w:rPr>
-                <w:rFonts w:hint="eastAsia"/>
-              </w:rPr>
-            </w:pPr>
-            <w:r>
-              <w:rPr>
-                <w:sz w:val="19"/>
-              </w:rPr>
-              <w:t>Verified</w:t>
-            </w:r>
-          </w:p>
-        </w:tc>
-      </w:tr>
-      <w:tr>
-        <w:trPr>
-          <w:jc w:val="center"/>
-        </w:trPr>
-        <w:tc>
-          <w:tcPr>
-            <w:tcW w:w="6480" w:type="dxa"/>
-            <w:vAlign w:val="center"/>
-          </w:tcPr>
-          <w:p>
-            <w:pPr>
-              <w:rPr>
-                <w:rFonts w:hint="eastAsia"/>
-              </w:rPr>
-            </w:pPr>
-            <w:r>
-              <w:rPr>
-                <w:sz w:val="19"/>
-              </w:rPr>
-              <w:t>Correct image/tag configured</w:t>
-            </w:r>
-          </w:p>
-        </w:tc>
-        <w:tc>
-          <w:tcPr>
-            <w:tcW w:w="3312" w:type="dxa"/>
-            <w:vAlign w:val="center"/>
-          </w:tcPr>
-          <w:p>
-            <w:pPr>
-              <w:rPr>
-                <w:rFonts w:hint="eastAsia"/>
-              </w:rPr>
-            </w:pPr>
-            <w:r>
-              <w:rPr>
-                <w:sz w:val="19"/>
-              </w:rPr>
-              <w:t>Verified</w:t>
-            </w:r>
-          </w:p>
-        </w:tc>
-      </w:tr>
-      <w:tr>
-        <w:trPr>
-          <w:jc w:val="center"/>
-        </w:trPr>
-        <w:tc>
-          <w:tcPr>
-            <w:tcW w:w="6480" w:type="dxa"/>
-            <w:vAlign w:val="center"/>
-          </w:tcPr>
-          <w:p>
-            <w:pPr>
-              <w:rPr>
-                <w:rFonts w:hint="eastAsia"/>
-              </w:rPr>
-            </w:pPr>
-            <w:r>
-              <w:rPr>
-                <w:sz w:val="19"/>
-              </w:rPr>
-              <w:t>WEBSITES_PORT configured for port 8000</w:t>
-            </w:r>
-          </w:p>
-        </w:tc>
-        <w:tc>
-          <w:tcPr>
-            <w:tcW w:w="3312" w:type="dxa"/>
-            <w:vAlign w:val="center"/>
-          </w:tcPr>
-          <w:p>
-            <w:pPr>
-              <w:rPr>
-                <w:rFonts w:hint="eastAsia"/>
-              </w:rPr>
-            </w:pPr>
-            <w:r>
-              <w:rPr>
-                <w:sz w:val="19"/>
-              </w:rPr>
-              <w:t>Verified</w:t>
-            </w:r>
-          </w:p>
-        </w:tc>
-      </w:tr>
-      <w:tr>
-        <w:trPr>
-          <w:jc w:val="center"/>
-        </w:trPr>
-        <w:tc>
-          <w:tcPr>
-            <w:tcW w:w="6480" w:type="dxa"/>
-            <w:vAlign w:val="center"/>
-          </w:tcPr>
-          <w:p>
-            <w:pPr>
-              <w:rPr>
-                <w:rFonts w:hint="eastAsia"/>
-              </w:rPr>
-            </w:pPr>
-            <w:r>
-              <w:rPr>
-                <w:sz w:val="19"/>
-              </w:rPr>
-              <w:t>Container starts successfully</w:t>
-            </w:r>
-          </w:p>
-        </w:tc>
-        <w:tc>
-          <w:tcPr>
-            <w:tcW w:w="3312" w:type="dxa"/>
-            <w:vAlign w:val="center"/>
-          </w:tcPr>
-          <w:p>
-            <w:pPr>
-              <w:rPr>
-                <w:rFonts w:hint="eastAsia"/>
-              </w:rPr>
-            </w:pPr>
-            <w:r>
-              <w:rPr>
-                <w:sz w:val="19"/>
-              </w:rPr>
-              <w:t>Verified</w:t>
-            </w:r>
-          </w:p>
-        </w:tc>
-      </w:tr>
-      <w:tr>
-        <w:trPr>
-          <w:jc w:val="center"/>
-        </w:trPr>
-        <w:tc>
-          <w:tcPr>
-            <w:tcW w:w="6480" w:type="dxa"/>
-            <w:vAlign w:val="center"/>
-          </w:tcPr>
-          <w:p>
-            <w:pPr>
-              <w:rPr>
-                <w:rFonts w:hint="eastAsia"/>
-              </w:rPr>
-            </w:pPr>
-            <w:r>
-              <w:rPr>
-                <w:sz w:val="19"/>
-              </w:rPr>
-              <w:t>Uvicorn/FastMCP starts successfully</w:t>
-            </w:r>
-          </w:p>
-        </w:tc>
-        <w:tc>
-          <w:tcPr>
-            <w:tcW w:w="3312" w:type="dxa"/>
-            <w:vAlign w:val="center"/>
-          </w:tcPr>
-          <w:p>
-            <w:pPr>
-              <w:rPr>
-                <w:rFonts w:hint="eastAsia"/>
-              </w:rPr>
-            </w:pPr>
-            <w:r>
-              <w:rPr>
-                <w:sz w:val="19"/>
-              </w:rPr>
-              <w:t>Verified</w:t>
-            </w:r>
-          </w:p>
-        </w:tc>
-      </w:tr>
-      <w:tr>
-        <w:trPr>
-          <w:jc w:val="center"/>
-        </w:trPr>
-        <w:tc>
-          <w:tcPr>
-            <w:tcW w:w="6480" w:type="dxa"/>
-            <w:vAlign w:val="center"/>
-          </w:tcPr>
-          <w:p>
-            <w:pPr>
-              <w:rPr>
-                <w:rFonts w:hint="eastAsia"/>
-              </w:rPr>
-            </w:pPr>
-            <w:r>
-              <w:rPr>
-                <w:sz w:val="19"/>
-              </w:rPr>
-              <w:t>MCP endpoint available</w:t>
-            </w:r>
-          </w:p>
-        </w:tc>
-        <w:tc>
-          <w:tcPr>
-            <w:tcW w:w="3312" w:type="dxa"/>
-            <w:vAlign w:val="center"/>
-          </w:tcPr>
-          <w:p>
-            <w:pPr>
-              <w:rPr>
-                <w:rFonts w:hint="eastAsia"/>
-              </w:rPr>
-            </w:pPr>
-            <w:r>
-              <w:rPr>
-                <w:sz w:val="19"/>
-              </w:rPr>
-              <w:t>Verified</w:t>
-            </w:r>
-          </w:p>
-        </w:tc>
-      </w:tr>
-      <w:tr>
-        <w:trPr>
-          <w:jc w:val="center"/>
-        </w:trPr>
-        <w:tc>
-          <w:tcPr>
-            <w:tcW w:w="6480" w:type="dxa"/>
-            <w:vAlign w:val="center"/>
-          </w:tcPr>
-          <w:p>
-            <w:pPr>
-              <w:rPr>
-                <w:rFonts w:hint="eastAsia"/>
-              </w:rPr>
-            </w:pPr>
-            <w:r>
-              <w:rPr>
-                <w:sz w:val="19"/>
-              </w:rPr>
-              <w:t>Hosted Agent configured</w:t>
-            </w:r>
-          </w:p>
-        </w:tc>
-        <w:tc>
-          <w:tcPr>
-            <w:tcW w:w="3312" w:type="dxa"/>
-            <w:vAlign w:val="center"/>
-          </w:tcPr>
-          <w:p>
-            <w:pPr>
-              <w:rPr>
-                <w:rFonts w:hint="eastAsia"/>
-              </w:rPr>
-            </w:pPr>
-            <w:r>
-              <w:rPr>
-                <w:sz w:val="19"/>
-              </w:rPr>
-              <w:t>Verified</w:t>
-            </w:r>
-          </w:p>
-        </w:tc>
-      </w:tr>
-      <w:tr>
-        <w:trPr>
-          <w:jc w:val="center"/>
-        </w:trPr>
-        <w:tc>
-          <w:tcPr>
-            <w:tcW w:w="6480" w:type="dxa"/>
-            <w:vAlign w:val="center"/>
-          </w:tcPr>
-          <w:p>
-            <w:pPr>
-              <w:rPr>
-                <w:rFonts w:hint="eastAsia"/>
-              </w:rPr>
-            </w:pPr>
-            <w:r>
-              <w:rPr>
-                <w:sz w:val="19"/>
-              </w:rPr>
-              <w:t>End-to-end agent invocation</w:t>
-            </w:r>
-          </w:p>
-        </w:tc>
-        <w:tc>
-          <w:tcPr>
-            <w:tcW w:w="3312" w:type="dxa"/>
-            <w:vAlign w:val="center"/>
-          </w:tcPr>
-          <w:p>
-            <w:pPr>
-              <w:rPr>
-                <w:rFonts w:hint="eastAsia"/>
-              </w:rPr>
-            </w:pPr>
-            <w:r>
-              <w:rPr>
-                <w:sz w:val="19"/>
-              </w:rPr>
-              <w:t>Verified</w:t>
-            </w:r>
-          </w:p>
-        </w:tc>
-      </w:tr>
-    </w:tbl>
-    <w:p>
-      <w:pPr>
-        <w:rPr>
-          <w:rFonts w:hint="eastAsia"/>
-        </w:rPr>
-      </w:pPr>
-    </w:p>
-    <w:p>
-      <w:pPr>
-        <w:pStyle w:val="Heading1"/>
-      </w:pPr>
-      <w:r>
-        <w:t>13. Testing and Validation</w:t>
-      </w:r>
-    </w:p>
-    <w:p>
-      <w:pPr>
-        <w:rPr>
-          <w:rFonts w:hint="eastAsia"/>
-        </w:rPr>
-      </w:pPr>
-      <w:r>
-        <w:t>The completed solution was validated using seven test cases covering the primary functional flow and required input behavior. All seven test cases passed.</w:t>
-      </w:r>
-    </w:p>
-    <w:tbl>
-      <w:tblPr>
-        <w:tblStyle w:val="TableGrid"/>
-        <w:tblW w:w="0" w:type="auto"/>
-        <w:jc w:val="center"/>
-        <w:tblLook w:val="04A0" w:firstRow="1" w:lastRow="0" w:firstColumn="1" w:lastColumn="0" w:noHBand="0" w:noVBand="1"/>
-      </w:tblPr>
-      <w:tblGrid>
-        <w:gridCol w:w="3123"/>
-        <w:gridCol w:w="5659"/>
-        <w:gridCol w:w="1144"/>
-      </w:tblGrid>
-      <w:tr>
-        <w:trPr>
-          <w:jc w:val="center"/>
-        </w:trPr>
-        <w:tc>
-          <w:tcPr>
-            <w:tcW w:w="3168" w:type="dxa"/>
-            <w:shd w:val="clear" w:color="auto" w:fill="D9EAF7"/>
-            <w:vAlign w:val="center"/>
-          </w:tcPr>
-          <w:p>
-            <w:pPr>
-              <w:rPr>
-                <w:rFonts w:hint="eastAsia"/>
-              </w:rPr>
-            </w:pPr>
-            <w:r>
-              <w:rPr>
-                <w:b/>
-                <w:sz w:val="19"/>
-              </w:rPr>
-              <w:t>Test Area</w:t>
-            </w:r>
-          </w:p>
-        </w:tc>
-        <w:tc>
-          <w:tcPr>
-            <w:tcW w:w="5760" w:type="dxa"/>
-            <w:shd w:val="clear" w:color="auto" w:fill="D9EAF7"/>
-            <w:vAlign w:val="center"/>
-          </w:tcPr>
-          <w:p>
-            <w:pPr>
-              <w:rPr>
-                <w:rFonts w:hint="eastAsia"/>
-              </w:rPr>
-            </w:pPr>
-            <w:r>
-              <w:rPr>
-                <w:b/>
-                <w:sz w:val="19"/>
-              </w:rPr>
-              <w:t>Expected Behavior</w:t>
-            </w:r>
-          </w:p>
-        </w:tc>
-        <w:tc>
-          <w:tcPr>
-            <w:tcW w:w="1152" w:type="dxa"/>
-            <w:shd w:val="clear" w:color="auto" w:fill="D9EAF7"/>
-            <w:vAlign w:val="center"/>
-          </w:tcPr>
-          <w:p>
-            <w:pPr>
-              <w:rPr>
-                <w:rFonts w:hint="eastAsia"/>
-              </w:rPr>
-            </w:pPr>
-            <w:r>
-              <w:rPr>
-                <w:b/>
-                <w:sz w:val="19"/>
-              </w:rPr>
-              <w:t>Status</w:t>
-            </w:r>
-          </w:p>
-        </w:tc>
-      </w:tr>
-      <w:tr>
-        <w:trPr>
-          <w:jc w:val="center"/>
-        </w:trPr>
-        <w:tc>
-          <w:tcPr>
-            <w:tcW w:w="3168" w:type="dxa"/>
-            <w:vAlign w:val="center"/>
-          </w:tcPr>
-          <w:p>
-            <w:pPr>
-              <w:rPr>
-                <w:rFonts w:hint="eastAsia"/>
-              </w:rPr>
-            </w:pPr>
-            <w:r>
-              <w:rPr>
-                <w:sz w:val="19"/>
-              </w:rPr>
-              <w:t>Valid formal email</w:t>
-            </w:r>
-          </w:p>
-        </w:tc>
-        <w:tc>
-          <w:tcPr>
-            <w:tcW w:w="5760" w:type="dxa"/>
-            <w:vAlign w:val="center"/>
-          </w:tcPr>
-          <w:p>
-            <w:pPr>
-              <w:rPr>
-                <w:rFonts w:hint="eastAsia"/>
-              </w:rPr>
-            </w:pPr>
-            <w:r>
-              <w:rPr>
-                <w:sz w:val="19"/>
-              </w:rPr>
-              <w:t>Generate a professional formal email.</w:t>
-            </w:r>
-          </w:p>
-        </w:tc>
-        <w:tc>
-          <w:tcPr>
-            <w:tcW w:w="1152" w:type="dxa"/>
-            <w:vAlign w:val="center"/>
-          </w:tcPr>
-          <w:p>
-            <w:pPr>
-              <w:rPr>
-                <w:rFonts w:hint="eastAsia"/>
-              </w:rPr>
-            </w:pPr>
-            <w:r>
-              <w:rPr>
-                <w:sz w:val="19"/>
-              </w:rPr>
-              <w:t>PASS</w:t>
-            </w:r>
-          </w:p>
-        </w:tc>
-      </w:tr>
-      <w:tr>
-        <w:trPr>
-          <w:jc w:val="center"/>
-        </w:trPr>
-        <w:tc>
-          <w:tcPr>
-            <w:tcW w:w="3168" w:type="dxa"/>
-            <w:vAlign w:val="center"/>
-          </w:tcPr>
-          <w:p>
-            <w:pPr>
-              <w:rPr>
-                <w:rFonts w:hint="eastAsia"/>
-              </w:rPr>
-            </w:pPr>
-            <w:r>
-              <w:rPr>
-                <w:sz w:val="19"/>
-              </w:rPr>
-              <w:t>Valid empathetic email</w:t>
-            </w:r>
-          </w:p>
-        </w:tc>
-        <w:tc>
-          <w:tcPr>
-            <w:tcW w:w="5760" w:type="dxa"/>
-            <w:vAlign w:val="center"/>
-          </w:tcPr>
-          <w:p>
-            <w:pPr>
-              <w:rPr>
-                <w:rFonts w:hint="eastAsia"/>
-              </w:rPr>
-            </w:pPr>
-            <w:r>
-              <w:rPr>
-                <w:sz w:val="19"/>
-              </w:rPr>
-              <w:t>Generate an empathetic email.</w:t>
-            </w:r>
-          </w:p>
-        </w:tc>
-        <w:tc>
-          <w:tcPr>
-            <w:tcW w:w="1152" w:type="dxa"/>
-            <w:vAlign w:val="center"/>
-          </w:tcPr>
-          <w:p>
-            <w:pPr>
-              <w:rPr>
-                <w:rFonts w:hint="eastAsia"/>
-              </w:rPr>
-            </w:pPr>
-            <w:r>
-              <w:rPr>
-                <w:sz w:val="19"/>
-              </w:rPr>
-              <w:t>PASS</w:t>
-            </w:r>
-          </w:p>
-        </w:tc>
-      </w:tr>
-      <w:tr>
-        <w:trPr>
-          <w:jc w:val="center"/>
-        </w:trPr>
-        <w:tc>
-          <w:tcPr>
-            <w:tcW w:w="3168" w:type="dxa"/>
-            <w:vAlign w:val="center"/>
-          </w:tcPr>
-          <w:p>
-            <w:pPr>
-              <w:rPr>
-                <w:rFonts w:hint="eastAsia"/>
-              </w:rPr>
-            </w:pPr>
-            <w:r>
-              <w:rPr>
-                <w:sz w:val="19"/>
-              </w:rPr>
-              <w:t>Valid assertive email</w:t>
-            </w:r>
-          </w:p>
-        </w:tc>
-        <w:tc>
-          <w:tcPr>
-            <w:tcW w:w="5760" w:type="dxa"/>
-            <w:vAlign w:val="center"/>
-          </w:tcPr>
-          <w:p>
-            <w:pPr>
-              <w:rPr>
-                <w:rFonts w:hint="eastAsia"/>
-              </w:rPr>
-            </w:pPr>
-            <w:r>
-              <w:rPr>
-                <w:sz w:val="19"/>
-              </w:rPr>
-              <w:t>Generate an assertive email.</w:t>
-            </w:r>
-          </w:p>
-        </w:tc>
-        <w:tc>
-          <w:tcPr>
-            <w:tcW w:w="1152" w:type="dxa"/>
-            <w:vAlign w:val="center"/>
-          </w:tcPr>
-          <w:p>
-            <w:pPr>
-              <w:rPr>
-                <w:rFonts w:hint="eastAsia"/>
-              </w:rPr>
-            </w:pPr>
-            <w:r>
-              <w:rPr>
-                <w:sz w:val="19"/>
-              </w:rPr>
-              <w:t>PASS</w:t>
-            </w:r>
-          </w:p>
-        </w:tc>
-      </w:tr>
-      <w:tr>
-        <w:trPr>
-          <w:jc w:val="center"/>
-        </w:trPr>
-        <w:tc>
-          <w:tcPr>
-            <w:tcW w:w="3168" w:type="dxa"/>
-            <w:vAlign w:val="center"/>
-          </w:tcPr>
-          <w:p>
-            <w:pPr>
-              <w:rPr>
-                <w:rFonts w:hint="eastAsia"/>
-              </w:rPr>
-            </w:pPr>
-            <w:r>
-              <w:rPr>
-                <w:sz w:val="19"/>
-              </w:rPr>
-              <w:t>Valid friendly email</w:t>
-            </w:r>
-          </w:p>
-        </w:tc>
-        <w:tc>
-          <w:tcPr>
-            <w:tcW w:w="5760" w:type="dxa"/>
-            <w:vAlign w:val="center"/>
-          </w:tcPr>
-          <w:p>
-            <w:pPr>
-              <w:rPr>
-                <w:rFonts w:hint="eastAsia"/>
-              </w:rPr>
-            </w:pPr>
-            <w:r>
-              <w:rPr>
-                <w:sz w:val="19"/>
-              </w:rPr>
-              <w:t>Generate a friendly email.</w:t>
-            </w:r>
-          </w:p>
-        </w:tc>
-        <w:tc>
-          <w:tcPr>
-            <w:tcW w:w="1152" w:type="dxa"/>
-            <w:vAlign w:val="center"/>
-          </w:tcPr>
-          <w:p>
-            <w:pPr>
-              <w:rPr>
-                <w:rFonts w:hint="eastAsia"/>
-              </w:rPr>
-            </w:pPr>
-            <w:r>
-              <w:rPr>
-                <w:sz w:val="19"/>
-              </w:rPr>
-              <w:t>PASS</w:t>
-            </w:r>
-          </w:p>
-        </w:tc>
-      </w:tr>
-      <w:tr>
-        <w:trPr>
-          <w:jc w:val="center"/>
-        </w:trPr>
-        <w:tc>
-          <w:tcPr>
-            <w:tcW w:w="3168" w:type="dxa"/>
-            <w:vAlign w:val="center"/>
-          </w:tcPr>
-          <w:p>
-            <w:pPr>
-              <w:rPr>
-                <w:rFonts w:hint="eastAsia"/>
-              </w:rPr>
-            </w:pPr>
-            <w:r>
-              <w:rPr>
-                <w:sz w:val="19"/>
-              </w:rPr>
-              <w:t>Context and data processing</w:t>
-            </w:r>
-          </w:p>
-        </w:tc>
-        <w:tc>
-          <w:tcPr>
-            <w:tcW w:w="5760" w:type="dxa"/>
-            <w:vAlign w:val="center"/>
-          </w:tcPr>
-          <w:p>
-            <w:pPr>
-              <w:rPr>
-                <w:rFonts w:hint="eastAsia"/>
-              </w:rPr>
-            </w:pPr>
-            <w:r>
-              <w:rPr>
-                <w:sz w:val="19"/>
-              </w:rPr>
-              <w:t>Include relevant supplied information.</w:t>
-            </w:r>
-          </w:p>
-        </w:tc>
-        <w:tc>
-          <w:tcPr>
-            <w:tcW w:w="1152" w:type="dxa"/>
-            <w:vAlign w:val="center"/>
-          </w:tcPr>
-          <w:p>
-            <w:pPr>
-              <w:rPr>
-                <w:rFonts w:hint="eastAsia"/>
-              </w:rPr>
-            </w:pPr>
-            <w:r>
-              <w:rPr>
-                <w:sz w:val="19"/>
-              </w:rPr>
-              <w:t>PASS</w:t>
-            </w:r>
-          </w:p>
-        </w:tc>
-      </w:tr>
-      <w:tr>
-        <w:trPr>
-          <w:jc w:val="center"/>
-        </w:trPr>
-        <w:tc>
-          <w:tcPr>
-            <w:tcW w:w="3168" w:type="dxa"/>
-            <w:vAlign w:val="center"/>
-          </w:tcPr>
-          <w:p>
-            <w:pPr>
-              <w:rPr>
-                <w:rFonts w:hint="eastAsia"/>
-              </w:rPr>
-            </w:pPr>
-            <w:r>
-              <w:rPr>
-                <w:sz w:val="19"/>
-              </w:rPr>
-              <w:t xml:space="preserve">Missing required </w:t>
-            </w:r>
-            <w:r>
-              <w:rPr>
-                <w:sz w:val="19"/>
-              </w:rPr>
-              <w:t>Fields</w:t>
-            </w:r>
-          </w:p>
-        </w:tc>
-        <w:tc>
-          <w:tcPr>
-            <w:tcW w:w="5760" w:type="dxa"/>
-            <w:vAlign w:val="center"/>
-          </w:tcPr>
-          <w:p>
-            <w:pPr>
-              <w:rPr>
-                <w:rFonts w:hint="eastAsia"/>
-              </w:rPr>
-            </w:pPr>
-            <w:r>
-              <w:rPr>
-                <w:sz w:val="19"/>
-              </w:rPr>
-              <w:t>Return a validation message; do not generate an email.</w:t>
-            </w:r>
-          </w:p>
-        </w:tc>
-        <w:tc>
-          <w:tcPr>
-            <w:tcW w:w="1152" w:type="dxa"/>
-            <w:vAlign w:val="center"/>
-          </w:tcPr>
-          <w:p>
-            <w:pPr>
-              <w:rPr>
-                <w:rFonts w:hint="eastAsia"/>
-              </w:rPr>
-            </w:pPr>
-            <w:r>
-              <w:rPr>
-                <w:sz w:val="19"/>
-              </w:rPr>
-              <w:t>PASS</w:t>
-            </w:r>
-          </w:p>
-        </w:tc>
-      </w:tr>
-      <w:tr>
-        <w:trPr>
-          <w:jc w:val="center"/>
-        </w:trPr>
-        <w:tc>
-          <w:tcPr>
-            <w:tcW w:w="3168" w:type="dxa"/>
-            <w:vAlign w:val="center"/>
-          </w:tcPr>
-          <w:p>
-            <w:pPr>
-              <w:rPr>
-                <w:rFonts w:hint="eastAsia"/>
-              </w:rPr>
-            </w:pPr>
-            <w:r>
-              <w:rPr>
-                <w:sz w:val="19"/>
-              </w:rPr>
-              <w:t>Azure Hosted Agent invocation</w:t>
-            </w:r>
-          </w:p>
-        </w:tc>
-        <w:tc>
-          <w:tcPr>
-            <w:tcW w:w="5760" w:type="dxa"/>
-            <w:vAlign w:val="center"/>
-          </w:tcPr>
-          <w:p>
-            <w:pPr>
-              <w:rPr>
-                <w:rFonts w:hint="eastAsia"/>
-              </w:rPr>
-            </w:pPr>
-            <w:r>
-              <w:rPr>
-                <w:sz w:val="19"/>
-              </w:rPr>
-              <w:t>Successfully process the request and return the result.</w:t>
-            </w:r>
-          </w:p>
-        </w:tc>
-        <w:tc>
-          <w:tcPr>
-            <w:tcW w:w="1152" w:type="dxa"/>
-            <w:vAlign w:val="center"/>
-          </w:tcPr>
-          <w:p>
-            <w:pPr>
-              <w:rPr>
-                <w:rFonts w:hint="eastAsia"/>
-              </w:rPr>
-            </w:pPr>
-            <w:r>
-              <w:rPr>
-                <w:sz w:val="19"/>
-              </w:rPr>
-              <w:t>PASS</w:t>
-            </w:r>
-          </w:p>
-        </w:tc>
-      </w:tr>
-    </w:tbl>
-    <w:p>
-      <w:pPr>
-        <w:rPr>
-          <w:rFonts w:hint="eastAsia"/>
-        </w:rPr>
-      </w:pPr>
-    </w:p>
-    <w:p>
-      <w:pPr>
-        <w:pStyle w:val="Heading2"/>
-      </w:pPr>
-      <w:r>
-        <w:t>13.1 Negative Validation Example</w:t>
-      </w:r>
-    </w:p>
-    <w:p>
-      <w:pPr>
-        <w:rPr>
-          <w:rFonts w:hint="eastAsia"/>
-        </w:rPr>
-      </w:pPr>
-      <w:r>
-        <w:t>Example request without Tone:</w:t>
-      </w:r>
-    </w:p>
-    <w:p>
-      <w:pPr>
-        <w:pStyle w:val="CodeBlock"/>
-      </w:pPr>
-      <w:r>
-        <w:t>{</w:t>
-      </w:r>
-      <w:r>
-        <w:br/>
-        <w:t xml:space="preserve">  "context": "Inform the client that the project deployment is complete.",</w:t>
-      </w:r>
-      <w:r>
-        <w:br/>
-        <w:t xml:space="preserve">  "data_points": [</w:t>
-      </w:r>
-      <w:r>
-        <w:br/>
-        <w:t xml:space="preserve">    "Deployment completed successfully",</w:t>
-      </w:r>
-      <w:r>
-        <w:br/>
-        <w:t xml:space="preserve">    "Initial validation testing passed"</w:t>
-      </w:r>
-      <w:r>
-        <w:br/>
-        <w:t xml:space="preserve">  ]</w:t>
-      </w:r>
-      <w:r>
-        <w:br/>
-        <w:t>}</w:t>
-      </w:r>
-      <w:r>
-        <w:br/>
-      </w:r>
-    </w:p>
-    <w:p>
-      <w:pPr>
-        <w:rPr>
-          <w:rFonts w:hint="eastAsia"/>
-        </w:rPr>
-      </w:pPr>
-      <w:r>
-        <w:lastRenderedPageBreak/>
-        <w:t>Expected behavior: the agent must identify that Tone is required and return a validation message rather than generating an email.</w:t>
-      </w:r>
-    </w:p>
-    <w:p>
-      <w:pPr>
-        <w:pStyle w:val="Heading1"/>
-      </w:pPr>
-      <w:r>
-        <w:t>14. Challenges and Solutions</w:t>
-      </w:r>
-    </w:p>
-    <w:tbl>
-      <w:tblPr>
-        <w:tblStyle w:val="TableGrid"/>
-        <w:tblW w:w="0" w:type="auto"/>
-        <w:jc w:val="center"/>
-        <w:tblLook w:val="04A0" w:firstRow="1" w:lastRow="0" w:firstColumn="1" w:lastColumn="0" w:noHBand="0" w:noVBand="1"/>
-      </w:tblPr>
-      <w:tblGrid>
-        <w:gridCol w:w="3693"/>
-        <w:gridCol w:w="6233"/>
-      </w:tblGrid>
-      <w:tr>
-        <w:trPr>
-          <w:jc w:val="center"/>
-        </w:trPr>
-        <w:tc>
-          <w:tcPr>
-            <w:tcW w:w="3744" w:type="dxa"/>
-            <w:shd w:val="clear" w:color="auto" w:fill="D9EAF7"/>
-            <w:vAlign w:val="center"/>
-          </w:tcPr>
-          <w:p>
-            <w:pPr>
-              <w:rPr>
-                <w:rFonts w:hint="eastAsia"/>
-              </w:rPr>
-            </w:pPr>
-            <w:r>
-              <w:rPr>
-                <w:b/>
-                <w:sz w:val="19"/>
-              </w:rPr>
-              <w:t>Challenge</w:t>
-            </w:r>
-          </w:p>
-        </w:tc>
-        <w:tc>
-          <w:tcPr>
-            <w:tcW w:w="6336" w:type="dxa"/>
-            <w:shd w:val="clear" w:color="auto" w:fill="D9EAF7"/>
-            <w:vAlign w:val="center"/>
-          </w:tcPr>
-          <w:p>
-            <w:pPr>
-              <w:rPr>
-                <w:rFonts w:hint="eastAsia"/>
-              </w:rPr>
-            </w:pPr>
-            <w:r>
-              <w:rPr>
-                <w:b/>
-                <w:sz w:val="19"/>
-              </w:rPr>
-              <w:t>Solution</w:t>
-            </w:r>
-          </w:p>
-        </w:tc>
-      </w:tr>
-      <w:tr>
-        <w:trPr>
-          <w:jc w:val="center"/>
-        </w:trPr>
-        <w:tc>
-          <w:tcPr>
-            <w:tcW w:w="3744" w:type="dxa"/>
-            <w:vAlign w:val="center"/>
-          </w:tcPr>
-          <w:p>
-            <w:pPr>
-              <w:rPr>
-                <w:rFonts w:hint="eastAsia"/>
-              </w:rPr>
-            </w:pPr>
-            <w:r>
-              <w:rPr>
-                <w:sz w:val="19"/>
-              </w:rPr>
-              <w:t>LLM/model configuration</w:t>
-            </w:r>
-          </w:p>
-        </w:tc>
-        <w:tc>
-          <w:tcPr>
-            <w:tcW w:w="6336" w:type="dxa"/>
-            <w:vAlign w:val="center"/>
-          </w:tcPr>
-          <w:p>
-            <w:pPr>
-              <w:rPr>
-                <w:rFonts w:hint="eastAsia"/>
-              </w:rPr>
-            </w:pPr>
-            <w:r>
-              <w:rPr>
-                <w:sz w:val="19"/>
-              </w:rPr>
-              <w:t>Configured the supported LLM integration and environment settings.</w:t>
-            </w:r>
-          </w:p>
-        </w:tc>
-      </w:tr>
-      <w:tr>
-        <w:trPr>
-          <w:jc w:val="center"/>
-        </w:trPr>
-        <w:tc>
-          <w:tcPr>
-            <w:tcW w:w="3744" w:type="dxa"/>
-            <w:vAlign w:val="center"/>
-          </w:tcPr>
-          <w:p>
-            <w:pPr>
-              <w:rPr>
-                <w:rFonts w:hint="eastAsia"/>
-              </w:rPr>
-            </w:pPr>
-            <w:r>
-              <w:rPr>
-                <w:sz w:val="19"/>
-              </w:rPr>
-              <w:t>Docker platform compatibility on Apple Silicon</w:t>
-            </w:r>
-          </w:p>
-        </w:tc>
-        <w:tc>
-          <w:tcPr>
-            <w:tcW w:w="6336" w:type="dxa"/>
-            <w:vAlign w:val="center"/>
-          </w:tcPr>
-          <w:p>
-            <w:pPr>
-              <w:rPr>
-                <w:rFonts w:hint="eastAsia"/>
-              </w:rPr>
-            </w:pPr>
-            <w:r>
-              <w:rPr>
-                <w:sz w:val="19"/>
-              </w:rPr>
-              <w:t>Built the deployment image for linux/amd64 before pushing to ACR.</w:t>
-            </w:r>
-          </w:p>
-        </w:tc>
-      </w:tr>
-      <w:tr>
-        <w:trPr>
-          <w:jc w:val="center"/>
-        </w:trPr>
-        <w:tc>
-          <w:tcPr>
-            <w:tcW w:w="3744" w:type="dxa"/>
-            <w:vAlign w:val="center"/>
-          </w:tcPr>
-          <w:p>
-            <w:pPr>
-              <w:rPr>
-                <w:rFonts w:hint="eastAsia"/>
-              </w:rPr>
-            </w:pPr>
-            <w:r>
-              <w:rPr>
-                <w:sz w:val="19"/>
-              </w:rPr>
-              <w:t>Azure Web App container startup</w:t>
-            </w:r>
-          </w:p>
-        </w:tc>
-        <w:tc>
-          <w:tcPr>
-            <w:tcW w:w="6336" w:type="dxa"/>
-            <w:vAlign w:val="center"/>
-          </w:tcPr>
-          <w:p>
-            <w:pPr>
-              <w:rPr>
-                <w:rFonts w:hint="eastAsia"/>
-              </w:rPr>
-            </w:pPr>
-            <w:r>
-              <w:rPr>
-                <w:sz w:val="19"/>
-              </w:rPr>
-              <w:t>Configured the container port and verified startup through Web App logs.</w:t>
-            </w:r>
-          </w:p>
-        </w:tc>
-      </w:tr>
-      <w:tr>
-        <w:trPr>
-          <w:jc w:val="center"/>
-        </w:trPr>
-        <w:tc>
-          <w:tcPr>
-            <w:tcW w:w="3744" w:type="dxa"/>
-            <w:vAlign w:val="center"/>
-          </w:tcPr>
-          <w:p>
-            <w:pPr>
-              <w:rPr>
-                <w:rFonts w:hint="eastAsia"/>
-              </w:rPr>
-            </w:pPr>
-            <w:r>
-              <w:rPr>
-                <w:sz w:val="19"/>
-              </w:rPr>
-              <w:t>MCP service deployment</w:t>
-            </w:r>
-          </w:p>
-        </w:tc>
-        <w:tc>
-          <w:tcPr>
-            <w:tcW w:w="6336" w:type="dxa"/>
-            <w:vAlign w:val="center"/>
-          </w:tcPr>
-          <w:p>
-            <w:pPr>
-              <w:rPr>
-                <w:rFonts w:hint="eastAsia"/>
-              </w:rPr>
-            </w:pPr>
-            <w:r>
-              <w:rPr>
-                <w:sz w:val="19"/>
-              </w:rPr>
-              <w:t>Containerized FastMCP and deployed it to Azure Web App.</w:t>
-            </w:r>
-          </w:p>
-        </w:tc>
-      </w:tr>
-      <w:tr>
-        <w:trPr>
-          <w:jc w:val="center"/>
-        </w:trPr>
-        <w:tc>
-          <w:tcPr>
-            <w:tcW w:w="3744" w:type="dxa"/>
-            <w:vAlign w:val="center"/>
-          </w:tcPr>
-          <w:p>
-            <w:pPr>
-              <w:rPr>
-                <w:rFonts w:hint="eastAsia"/>
-              </w:rPr>
-            </w:pPr>
-            <w:r>
-              <w:rPr>
-                <w:sz w:val="19"/>
-              </w:rPr>
-              <w:t>Hosted Agent connectivity</w:t>
-            </w:r>
-          </w:p>
-        </w:tc>
-        <w:tc>
-          <w:tcPr>
-            <w:tcW w:w="6336" w:type="dxa"/>
-            <w:vAlign w:val="center"/>
-          </w:tcPr>
-          <w:p>
-            <w:pPr>
-              <w:rPr>
-                <w:rFonts w:hint="eastAsia"/>
-              </w:rPr>
-            </w:pPr>
-            <w:r>
-              <w:rPr>
-                <w:sz w:val="19"/>
-              </w:rPr>
-              <w:t>Configured the public MCP endpoint and verified agent interaction.</w:t>
-            </w:r>
-          </w:p>
-        </w:tc>
-      </w:tr>
-      <w:tr>
-        <w:trPr>
-          <w:jc w:val="center"/>
-        </w:trPr>
-        <w:tc>
-          <w:tcPr>
-            <w:tcW w:w="3744" w:type="dxa"/>
-            <w:vAlign w:val="center"/>
-          </w:tcPr>
-          <w:p>
-            <w:pPr>
-              <w:rPr>
-                <w:rFonts w:hint="eastAsia"/>
-              </w:rPr>
-            </w:pPr>
-            <w:r>
-              <w:rPr>
-                <w:sz w:val="19"/>
-              </w:rPr>
-              <w:t>Incomplete input generating an email</w:t>
-            </w:r>
-          </w:p>
-        </w:tc>
-        <w:tc>
-          <w:tcPr>
-            <w:tcW w:w="6336" w:type="dxa"/>
-            <w:vAlign w:val="center"/>
-          </w:tcPr>
-          <w:p>
-            <w:pPr>
-              <w:rPr>
-                <w:rFonts w:hint="eastAsia"/>
-              </w:rPr>
-            </w:pPr>
-            <w:r>
-              <w:rPr>
-                <w:sz w:val="19"/>
-              </w:rPr>
-              <w:t>Added/verified required-field validation</w:t>
-            </w:r>
-            <w:r>
-              <w:rPr>
-                <w:sz w:val="19"/>
-              </w:rPr>
-              <w:t>.</w:t>
-            </w:r>
-          </w:p>
-        </w:tc>
-      </w:tr>
-    </w:tbl>
-    <w:p>
-      <w:pPr>
-        <w:rPr>
-          <w:rFonts w:hint="eastAsia"/>
-        </w:rPr>
-      </w:pPr>
-    </w:p>
-    <w:p>
-      <w:pPr>
-        <w:pStyle w:val="Heading1"/>
-      </w:pPr>
-      <w:r>
-        <w:t>15. Configuration and Operational Considerations</w:t>
-      </w:r>
-    </w:p>
-    <w:p>
-      <w:pPr>
-        <w:pStyle w:val="ListBullet"/>
-        <w:rPr>
-          <w:rFonts w:hint="eastAsia"/>
-        </w:rPr>
-      </w:pPr>
-      <w:r>
-        <w:t>Sensitive credentials and configuration values should be stored using environment variables or Azure-managed secret mechanisms rather than hard-coded in source code.</w:t>
-      </w:r>
-    </w:p>
-    <w:p>
-      <w:pPr>
-        <w:pStyle w:val="ListBullet"/>
-        <w:rPr>
-          <w:rFonts w:hint="eastAsia"/>
-        </w:rPr>
-      </w:pPr>
-      <w:r>
-        <w:t>The MCP endpoint should be protected appropriately before production use.</w:t>
-      </w:r>
-    </w:p>
-    <w:p>
-      <w:pPr>
-        <w:pStyle w:val="ListBullet"/>
-        <w:rPr>
-          <w:rFonts w:hint="eastAsia"/>
-        </w:rPr>
-      </w:pPr>
-      <w:r>
-        <w:t>Production deployments should use controlled image tags instead of relying only on the latest tag.</w:t>
-      </w:r>
-    </w:p>
-    <w:p>
-      <w:pPr>
-        <w:pStyle w:val="ListBullet"/>
-        <w:rPr>
-          <w:rFonts w:hint="eastAsia"/>
-        </w:rPr>
-      </w:pPr>
-      <w:r>
-        <w:t>Application and container logs should be monitored for failures and operational issues.</w:t>
-      </w:r>
-    </w:p>
-    <w:p>
-      <w:pPr>
-        <w:pStyle w:val="ListBullet"/>
-        <w:rPr>
-          <w:rFonts w:hint="eastAsia"/>
-        </w:rPr>
-      </w:pPr>
-      <w:r>
-        <w:t>Model access and Azure permissions should follow least-privilege principles.</w:t>
-      </w:r>
-    </w:p>
-    <w:p>
-      <w:pPr>
-        <w:pStyle w:val="Heading1"/>
-      </w:pPr>
-      <w:r>
-        <w:t>16. Final POC Result</w:t>
-      </w:r>
-    </w:p>
-    <w:p>
-      <w:pPr>
-        <w:rPr>
-          <w:rFonts w:hint="eastAsia"/>
-        </w:rPr>
-      </w:pPr>
-      <w:r>
-        <w:t>The Proof of Concept successfully demonstrates a complete cloud-hosted professional email generation agent. The agent accepts structured user requirements, validates required input, uses LLM reasoning and MCP-based guidelines, and returns a tailored professional email.</w:t>
-      </w:r>
-    </w:p>
-    <w:p>
-      <w:pPr>
-        <w:rPr>
-          <w:rFonts w:hint="eastAsia"/>
-        </w:rPr>
-      </w:pPr>
-      <w:r>
-        <w:t>The MCP service is deployed as a containerized Azure Web App, while the agent is deployed as an Azure AI Foundry Hosted Agent. The end-to-end invocation flow has been verified and all seven defined test cases have passed.</w:t>
-      </w:r>
-    </w:p>
-    <w:p>
-      <w:pPr>
-        <w:pStyle w:val="Heading1"/>
-      </w:pPr>
-      <w:r>
-        <w:t>17. Completion Checklist</w:t>
-      </w:r>
-    </w:p>
-    <w:p>
-      <w:pPr>
-        <w:rPr>
-          <w:rFonts w:hint="eastAsia"/>
-        </w:rPr>
-      </w:pPr>
-      <w:r>
-        <w:rPr>
-          <w:b/>
-        </w:rPr>
-        <w:t xml:space="preserve">☑ </w:t>
-      </w:r>
-      <w:r>
-        <w:t>Python + uv setup</w:t>
-      </w:r>
-    </w:p>
-    <w:p>
-      <w:pPr>
-        <w:rPr>
-          <w:rFonts w:hint="eastAsia"/>
-        </w:rPr>
-      </w:pPr>
-      <w:r>
-        <w:rPr>
-          <w:b/>
-        </w:rPr>
-        <w:t xml:space="preserve">☑ </w:t>
-      </w:r>
-      <w:r>
-        <w:t>LangGraph agent flow</w:t>
-      </w:r>
-    </w:p>
-    <w:p>
-      <w:pPr>
-        <w:rPr>
-          <w:rFonts w:hint="eastAsia"/>
-        </w:rPr>
-      </w:pPr>
-      <w:r>
-        <w:rPr>
-          <w:b/>
-        </w:rPr>
-        <w:t xml:space="preserve">☑ </w:t>
-      </w:r>
-      <w:r>
-        <w:t>LLM integration</w:t>
-      </w:r>
-    </w:p>
-    <w:p>
-      <w:pPr>
-        <w:rPr>
-          <w:rFonts w:hint="eastAsia"/>
-        </w:rPr>
-      </w:pPr>
-      <w:r>
-        <w:rPr>
-          <w:b/>
-        </w:rPr>
-        <w:t xml:space="preserve">☑ </w:t>
-      </w:r>
-      <w:r>
-        <w:t>FastMCP server/tool</w:t>
-      </w:r>
-    </w:p>
-    <w:p>
-      <w:pPr>
-        <w:rPr>
-          <w:rFonts w:hint="eastAsia"/>
-        </w:rPr>
-      </w:pPr>
-      <w:r>
-        <w:rPr>
-          <w:b/>
-        </w:rPr>
-        <w:t xml:space="preserve">☑ </w:t>
-      </w:r>
-      <w:r>
-        <w:t>Docker containerization</w:t>
-      </w:r>
-    </w:p>
-    <w:p>
-      <w:pPr>
-        <w:rPr>
-          <w:rFonts w:hint="eastAsia"/>
-        </w:rPr>
-      </w:pPr>
-      <w:r>
-        <w:rPr>
-          <w:b/>
-        </w:rPr>
-        <w:t xml:space="preserve">☑ </w:t>
-      </w:r>
-      <w:r>
-        <w:t>Azure Container Registry deployment</w:t>
-      </w:r>
-    </w:p>
-    <w:p>
-      <w:pPr>
-        <w:rPr>
-          <w:rFonts w:hint="eastAsia"/>
-        </w:rPr>
-      </w:pPr>
-      <w:r>
-        <w:rPr>
-          <w:b/>
-        </w:rPr>
-        <w:t xml:space="preserve">☑ </w:t>
-      </w:r>
-      <w:r>
-        <w:t>Azure Web App deployment</w:t>
-      </w:r>
-    </w:p>
-    <w:p>
-      <w:pPr>
-        <w:rPr>
-          <w:rFonts w:hint="eastAsia"/>
-        </w:rPr>
-      </w:pPr>
-      <w:r>
-        <w:rPr>
-          <w:b/>
-        </w:rPr>
-        <w:lastRenderedPageBreak/>
-        <w:t xml:space="preserve">☑ </w:t>
-      </w:r>
-      <w:r>
-        <w:t>Azure AI Foundry Hosted Agent</w:t>
-      </w:r>
-    </w:p>
-    <w:p>
-      <w:pPr>
-        <w:rPr>
-          <w:rFonts w:hint="eastAsia"/>
-        </w:rPr>
-      </w:pPr>
-      <w:r>
-        <w:rPr>
-          <w:b/>
-        </w:rPr>
-        <w:t xml:space="preserve">☑ </w:t>
-      </w:r>
-      <w:r>
-        <w:t>Invocation Protocol</w:t>
-      </w:r>
-    </w:p>
-    <w:p>
-      <w:pPr>
-        <w:rPr>
-          <w:rFonts w:hint="eastAsia"/>
-        </w:rPr>
-      </w:pPr>
-      <w:r>
-        <w:rPr>
-          <w:b/>
-        </w:rPr>
-        <w:t xml:space="preserve">☑ </w:t>
-      </w:r>
-      <w:r>
-        <w:t>MCP endpoint configuration</w:t>
-      </w:r>
-    </w:p>
-    <w:p>
-      <w:pPr>
-        <w:rPr>
-          <w:rFonts w:hint="eastAsia"/>
-        </w:rPr>
-      </w:pPr>
-      <w:r>
-        <w:rPr>
-          <w:b/>
-        </w:rPr>
-        <w:t xml:space="preserve">☑ </w:t>
-      </w:r>
-      <w:r>
-        <w:t>MCP tool discovery/invocation</w:t>
-      </w:r>
-    </w:p>
-    <w:p>
-      <w:pPr>
-        <w:rPr>
-          <w:rFonts w:hint="eastAsia"/>
-        </w:rPr>
-      </w:pPr>
-      <w:r>
-        <w:rPr>
-          <w:b/>
-        </w:rPr>
-        <w:t xml:space="preserve">☑ </w:t>
-      </w:r>
-      <w:r>
-        <w:t>azd deployment</w:t>
-      </w:r>
-    </w:p>
-    <w:p>
-      <w:pPr>
-        <w:rPr>
-          <w:rFonts w:hint="eastAsia"/>
-        </w:rPr>
-      </w:pPr>
-      <w:r>
-        <w:rPr>
-          <w:b/>
-        </w:rPr>
-        <w:t xml:space="preserve">☑ </w:t>
-      </w:r>
-      <w:r>
-        <w:t>Input validation</w:t>
-      </w:r>
-    </w:p>
-    <w:p>
-      <w:pPr>
-        <w:rPr>
-          <w:rFonts w:hint="eastAsia"/>
-        </w:rPr>
-      </w:pPr>
-      <w:r>
-        <w:rPr>
-          <w:b/>
-        </w:rPr>
-        <w:t xml:space="preserve">☑ </w:t>
-      </w:r>
-      <w:r>
-        <w:t>Seven test cases</w:t>
-      </w:r>
-    </w:p>
-    <w:p>
-      <w:pPr>
-        <w:rPr>
-          <w:rFonts w:hint="eastAsia"/>
-        </w:rPr>
-      </w:pPr>
-      <w:r>
-        <w:rPr>
-          <w:b/>
-        </w:rPr>
-        <w:t xml:space="preserve">☑ </w:t>
-      </w:r>
-      <w:r>
-        <w:t>End-to-end verification</w:t>
-      </w:r>
-    </w:p>
-    <w:p>
-      <w:pPr>
-        <w:pStyle w:val="Heading1"/>
-      </w:pPr>
-      <w:r>
-        <w:t>18. Future Enhancements</w:t>
-      </w:r>
-    </w:p>
-    <w:p>
-      <w:pPr>
-        <w:pStyle w:val="ListBullet"/>
-        <w:rPr>
-          <w:rFonts w:hint="eastAsia"/>
-        </w:rPr>
-      </w:pPr>
-      <w:r>
-        <w:t>Add additional communication tones and organization-specific styles.</w:t>
-      </w:r>
-    </w:p>
-    <w:p>
-      <w:pPr>
-        <w:pStyle w:val="ListBullet"/>
-        <w:rPr>
-          <w:rFonts w:hint="eastAsia"/>
-        </w:rPr>
-      </w:pPr>
-      <w:r>
-        <w:t>Support multilingual email generation.</w:t>
-      </w:r>
-    </w:p>
-    <w:p>
-      <w:pPr>
-        <w:pStyle w:val="ListBullet"/>
-        <w:rPr>
-          <w:rFonts w:hint="eastAsia"/>
-        </w:rPr>
-      </w:pPr>
-      <w:r>
-        <w:t>Add email templates and reusable prompt policies.</w:t>
-      </w:r>
-    </w:p>
-    <w:p>
-      <w:pPr>
-        <w:pStyle w:val="ListBullet"/>
-        <w:rPr>
-          <w:rFonts w:hint="eastAsia"/>
-        </w:rPr>
-      </w:pPr>
-      <w:r>
-        <w:t>Integrate with Outlook or Gmail for optional draft creation.</w:t>
-      </w:r>
-    </w:p>
-    <w:p>
-      <w:pPr>
-        <w:pStyle w:val="ListBullet"/>
-        <w:rPr>
-          <w:rFonts w:hint="eastAsia"/>
-        </w:rPr>
-      </w:pPr>
-      <w:r>
-        <w:t>Add conversation history and user preferences.</w:t>
-      </w:r>
-    </w:p>
-    <w:p>
-      <w:pPr>
-        <w:pStyle w:val="ListBullet"/>
-        <w:rPr>
-          <w:rFonts w:hint="eastAsia"/>
-        </w:rPr>
-      </w:pPr>
-      <w:r>
-        <w:t>Introduce automated evaluation for tone</w:t>
-      </w:r>
-      <w:r>
-        <w:t>, context, data points</w:t>
-      </w:r>
-      <w:r>
-        <w:t>, clarity and completeness.</w:t>
-      </w:r>
-    </w:p>
-    <w:p>
-      <w:pPr>
-        <w:pStyle w:val="ListBullet"/>
-        <w:rPr>
-          <w:rFonts w:hint="eastAsia"/>
-        </w:rPr>
-      </w:pPr>
-      <w:r>
-        <w:t>Add production monitoring, tracing and usage analytics.</w:t>
-      </w:r>
-    </w:p>
-    <w:p>
-      <w:pPr>
-        <w:pStyle w:val="Heading1"/>
-      </w:pPr>
-      <w:r>
-        <w:t>19. Suggested Demo Flow</w:t>
-      </w:r>
-    </w:p>
-    <w:p>
-      <w:pPr>
-        <w:pStyle w:val="ListNumber"/>
-        <w:numPr>
-          <w:ilvl w:val="0"/>
-          <w:numId w:val="0"/>
-        </w:numPr>
-        <w:rPr>
-          <w:rFonts w:hint="eastAsia"/>
-        </w:rPr>
-      </w:pPr>
-      <w:r>
-        <w:t xml:space="preserve">1. </w:t>
-      </w:r>
-      <w:r>
-        <w:t>Open the Azure AI Foundry Hosted Agent Playground.</w:t>
-      </w:r>
-    </w:p>
-    <w:p>
-      <w:pPr>
-        <w:pStyle w:val="ListNumber"/>
-        <w:numPr>
-          <w:ilvl w:val="0"/>
-          <w:numId w:val="0"/>
-        </w:numPr>
-      </w:pPr>
-      <w:r>
-        <w:t xml:space="preserve">2. </w:t>
-      </w:r>
-      <w:r>
-        <w:t>Submit a valid JSON request containing Tone, Context and Data Points.</w:t>
-      </w:r>
-    </w:p>
-    <w:p>
-      <w:pPr>
-        <w:pStyle w:val="ListNumber"/>
-        <w:numPr>
-          <w:ilvl w:val="0"/>
-          <w:numId w:val="0"/>
-        </w:numPr>
-      </w:pPr>
-      <w:r>
-        <w:t xml:space="preserve">3. </w:t>
-      </w:r>
-      <w:r>
-        <w:t>Show the generated subject and email body.</w:t>
-      </w:r>
-    </w:p>
-    <w:p>
-      <w:pPr>
-        <w:pStyle w:val="ListNumber"/>
-        <w:numPr>
-          <w:ilvl w:val="0"/>
-          <w:numId w:val="0"/>
-        </w:numPr>
-      </w:pPr>
-      <w:r>
-        <w:t xml:space="preserve">4. </w:t>
-      </w:r>
-      <w:r>
-        <w:t>Show that the agent returns the required-field validation message.</w:t>
-      </w:r>
-    </w:p>
-    <w:p>
-      <w:pPr>
-        <w:pStyle w:val="ListNumber"/>
-        <w:numPr>
-          <w:ilvl w:val="0"/>
-          <w:numId w:val="0"/>
-        </w:numPr>
-      </w:pPr>
-      <w:r>
-        <w:t xml:space="preserve">5. </w:t>
-      </w:r>
-      <w:r>
-        <w:t>Explain the MCP tool and its tone-specific guidelines.</w:t>
-      </w:r>
-    </w:p>
-    <w:p>
-      <w:pPr>
-        <w:pStyle w:val="ListNumber"/>
-        <w:numPr>
-          <w:ilvl w:val="0"/>
-          <w:numId w:val="0"/>
-        </w:numPr>
-      </w:pPr>
-      <w:r>
-        <w:t xml:space="preserve">6. </w:t>
-      </w:r>
-      <w:r>
-        <w:t>Show the Azure Web App and MCP endpoint deployment.</w:t>
-      </w:r>
-    </w:p>
-    <w:p>
-      <w:pPr>
-        <w:pStyle w:val="ListNumber"/>
-        <w:numPr>
-          <w:ilvl w:val="0"/>
-          <w:numId w:val="0"/>
-        </w:numPr>
-        <w:rPr>
-          <w:rFonts w:hint="eastAsia"/>
-        </w:rPr>
-      </w:pPr>
-      <w:r>
-        <w:t xml:space="preserve">7. </w:t>
-      </w:r>
-      <w:r>
-        <w:t>Conclude with the seven passed test cases and end-to-end verification.</w:t>
-      </w:r>
-    </w:p>
-    <w:p>
-      <w:pPr>
-        <w:pStyle w:val="Heading1"/>
-      </w:pPr>
-      <w:r>
-        <w:t>20. Appendix: Sample Valid JSON</w:t>
-      </w:r>
-    </w:p>
-    <w:p>
-      <w:pPr>
-        <w:pStyle w:val="CodeBlock"/>
-      </w:pPr>
-      <w:r>
-        <w:t>{</w:t>
-      </w:r>
-      <w:r>
-        <w:br/>
-        <w:t xml:space="preserve">  "tone": "formal",</w:t>
-      </w:r>
-      <w:r>
-        <w:br/>
-        <w:t xml:space="preserve">  "context": "I need to inform the client that the project deployment has been completed successfully.",</w:t>
-      </w:r>
-      <w:r>
-        <w:br/>
-        <w:t xml:space="preserve">  "data_points": [</w:t>
-      </w:r>
-      <w:r>
-        <w:br/>
-        <w:t xml:space="preserve">    "Deployment completed on August 25, 2026",</w:t>
-      </w:r>
-      <w:r>
-        <w:br/>
-        <w:t xml:space="preserve">    "All planned features were deployed",</w:t>
-      </w:r>
-      <w:r>
-        <w:br/>
-        <w:t xml:space="preserve">    "Initial validation testing passed",</w:t>
-      </w:r>
-      <w:r>
-        <w:br/>
-        <w:t xml:space="preserve">    "No critical issues were found"</w:t>
-      </w:r>
-      <w:r>
-        <w:br/>
-        <w:t xml:space="preserve">  ]</w:t>
-      </w:r>
-      <w:r>
-        <w:br/>
-        <w:t>}</w:t>
-      </w:r>
-      <w:r>
-        <w:br/>
+      <w:r>
+        <w:t>The project demonstrates a production-ready AI agent architecture combining LangGraph for workflow orchestration, MCP for tool interoperability, Azure OpenAI for generation, and a modern React frontend for user interaction.</w:t>
       </w:r>
     </w:p>
     <w:sectPr>
-      <w:footerReference w:type="default" r:id="rId8"/>
       <w:pgSz w:w="12240" w:h="15840"/>
-      <w:pgMar w:top="1008" w:right="1152" w:bottom="1008" w:left="1152" w:header="720" w:footer="720" w:gutter="0"/>
+      <w:pgMar w:top="1440" w:right="1800" w:bottom="1440" w:left="1800" w:header="720" w:footer="720" w:gutter="0"/>
       <w:cols w:space="720"/>
       <w:docGrid w:linePitch="360"/>
     </w:sectPr>
   </w:body>
 </w:document>
-</file>
-
-<file path=word/endnotes.xml><?xml version="1.0" encoding="utf-8"?>
-<w:endnotes xmlns:wpc="http://schemas.microsoft.com/office/word/2010/wordprocessingCanvas" xmlns:cx="http://schemas.microsoft.com/office/drawing/2014/chartex" xmlns:cx1="http://schemas.microsoft.com/office/drawing/2015/9/8/chartex" xmlns:cx2="http://schemas.microsoft.com/office/drawing/2015/10/21/chartex" xmlns:cx3="http://schemas.microsoft.com/office/drawing/2016/5/9/chartex" xmlns:cx4="http://schemas.microsoft.com/office/drawing/2016/5/10/chartex" xmlns:cx5="http://schemas.microsoft.com/office/drawing/2016/5/11/chartex" xmlns:cx6="http://schemas.microsoft.com/office/drawing/2016/5/12/chartex" xmlns:cx7="http://schemas.microsoft.com/office/drawing/2016/5/13/chartex" xmlns:cx8="http://schemas.microsoft.com/office/drawing/2016/5/14/chartex" xmlns:mc="http://schemas.openxmlformats.org/markup-compatibility/2006" xmlns:m="http://schemas.openxmlformats.org/officeDocument/2006/math" xmlns:aink="http://schemas.microsoft.com/office/drawing/2016/ink" xmlns:am3d="http://schemas.microsoft.com/office/drawing/2017/model3d" xmlns:oel="http://schemas.microsoft.com/office/2019/extlst" xmlns:r="http://schemas.openxmlformats.org/officeDocument/2006/relationships" xmlns:wp14="http://schemas.microsoft.com/office/word/2010/wordprocessingDrawing" xmlns:wp="http://schemas.openxmlformats.org/drawingml/2006/wordprocessingDrawing" xmlns:wpg="http://schemas.microsoft.com/office/word/2010/wordprocessingGroup" xmlns:wpi="http://schemas.microsoft.com/office/word/2010/wordprocessingInk" xmlns:wps="http://schemas.microsoft.com/office/word/2010/wordprocessingShape" xmlns:o="urn:schemas-microsoft-com:office:office" xmlns:v="urn:schemas-microsoft-com:vml" xmlns:w10="urn:schemas-microsoft-com:office:word" xmlns:w="http://schemas.openxmlformats.org/wordprocessingml/2006/main" xmlns:w14="http://schemas.microsoft.com/office/word/2010/wordml" xmlns:w15="http://schemas.microsoft.com/office/word/2012/wordml" xmlns:w16cex="http://schemas.microsoft.com/office/word/2018/wordml/cex" xmlns:w16cid="http://schemas.microsoft.com/office/word/2016/wordml/cid" xmlns:w16="http://schemas.microsoft.com/office/word/2018/wordml" xmlns:w16sdtdh="http://schemas.microsoft.com/office/word/2020/wordml/sdtdatahash" xmlns:w16sdtfl="http://schemas.microsoft.com/office/word/2024/wordml/sdtformatlock" xmlns:w16se="http://schemas.microsoft.com/office/word/2015/wordml/symex" xmlns:w16du="http://schemas.microsoft.com/office/word/2023/wordml/word16du" xmlns:wne="http://schemas.microsoft.com/office/word/2006/wordml" mc:Ignorable="w14 w15 w16se w16cid w16 w16cex w16sdtdh w16sdtfl w16du wp14">
-  <w:endnote w:type="separator" w:id="-1">
-    <w:p>
-      <w:pPr>
-        <w:spacing w:after="0" w:line="240" w:lineRule="auto"/>
-        <w:rPr>
-          <w:rFonts w:hint="eastAsia"/>
-        </w:rPr>
-      </w:pPr>
-      <w:r>
-        <w:separator/>
-      </w:r>
-    </w:p>
-  </w:endnote>
-  <w:endnote w:type="continuationSeparator" w:id="0">
-    <w:p>
-      <w:pPr>
-        <w:spacing w:after="0" w:line="240" w:lineRule="auto"/>
-        <w:rPr>
-          <w:rFonts w:hint="eastAsia"/>
-        </w:rPr>
-      </w:pPr>
-      <w:r>
-        <w:continuationSeparator/>
-      </w:r>
-    </w:p>
-  </w:endnote>
-</w:endnotes>
-</file>
-
-<file path=word/footer1.xml><?xml version="1.0" encoding="utf-8"?>
-<w:ftr xmlns:wpc="http://schemas.microsoft.com/office/word/2010/wordprocessingCanvas" xmlns:cx="http://schemas.microsoft.com/office/drawing/2014/chartex" xmlns:cx1="http://schemas.microsoft.com/office/drawing/2015/9/8/chartex" xmlns:cx2="http://schemas.microsoft.com/office/drawing/2015/10/21/chartex" xmlns:cx3="http://schemas.microsoft.com/office/drawing/2016/5/9/chartex" xmlns:cx4="http://schemas.microsoft.com/office/drawing/2016/5/10/chartex" xmlns:cx5="http://schemas.microsoft.com/office/drawing/2016/5/11/chartex" xmlns:cx6="http://schemas.microsoft.com/office/drawing/2016/5/12/chartex" xmlns:cx7="http://schemas.microsoft.com/office/drawing/2016/5/13/chartex" xmlns:cx8="http://schemas.microsoft.com/office/drawing/2016/5/14/chartex" xmlns:mc="http://schemas.openxmlformats.org/markup-compatibility/2006" xmlns:m="http://schemas.openxmlformats.org/officeDocument/2006/math" xmlns:aink="http://schemas.microsoft.com/office/drawing/2016/ink" xmlns:am3d="http://schemas.microsoft.com/office/drawing/2017/model3d" xmlns:oel="http://schemas.microsoft.com/office/2019/extlst" xmlns:r="http://schemas.openxmlformats.org/officeDocument/2006/relationships" xmlns:wp14="http://schemas.microsoft.com/office/word/2010/wordprocessingDrawing" xmlns:wp="http://schemas.openxmlformats.org/drawingml/2006/wordprocessingDrawing" xmlns:wpg="http://schemas.microsoft.com/office/word/2010/wordprocessingGroup" xmlns:wpi="http://schemas.microsoft.com/office/word/2010/wordprocessingInk" xmlns:wps="http://schemas.microsoft.com/office/word/2010/wordprocessingShape" xmlns:o="urn:schemas-microsoft-com:office:office" xmlns:v="urn:schemas-microsoft-com:vml" xmlns:w10="urn:schemas-microsoft-com:office:word" xmlns:w="http://schemas.openxmlformats.org/wordprocessingml/2006/main" xmlns:w14="http://schemas.microsoft.com/office/word/2010/wordml" xmlns:w15="http://schemas.microsoft.com/office/word/2012/wordml" xmlns:w16cex="http://schemas.microsoft.com/office/word/2018/wordml/cex" xmlns:w16cid="http://schemas.microsoft.com/office/word/2016/wordml/cid" xmlns:w16="http://schemas.microsoft.com/office/word/2018/wordml" xmlns:w16sdtdh="http://schemas.microsoft.com/office/word/2020/wordml/sdtdatahash" xmlns:w16sdtfl="http://schemas.microsoft.com/office/word/2024/wordml/sdtformatlock" xmlns:w16se="http://schemas.microsoft.com/office/word/2015/wordml/symex" xmlns:w16du="http://schemas.microsoft.com/office/word/2023/wordml/word16du" xmlns:wne="http://schemas.microsoft.com/office/word/2006/wordml" mc:Ignorable="w14 w15 w16se w16cid w16 w16cex w16sdtdh w16sdtfl w16du wp14">
-  <w:p>
-    <w:pPr>
-      <w:pStyle w:val="Footer"/>
-      <w:jc w:val="center"/>
-      <w:rPr>
-        <w:rFonts w:hint="eastAsia"/>
-      </w:rPr>
-    </w:pPr>
-    <w:r>
-      <w:rPr>
-        <w:sz w:val="16"/>
-      </w:rPr>
-      <w:t>Automated Professional Email Generator Agent | POC Documentation | 2026</w:t>
-    </w:r>
-  </w:p>
-</w:ftr>
-</file>
-
-<file path=word/footnotes.xml><?xml version="1.0" encoding="utf-8"?>
-<w:footnotes xmlns:wpc="http://schemas.microsoft.com/office/word/2010/wordprocessingCanvas" xmlns:cx="http://schemas.microsoft.com/office/drawing/2014/chartex" xmlns:cx1="http://schemas.microsoft.com/office/drawing/2015/9/8/chartex" xmlns:cx2="http://schemas.microsoft.com/office/drawing/2015/10/21/chartex" xmlns:cx3="http://schemas.microsoft.com/office/drawing/2016/5/9/chartex" xmlns:cx4="http://schemas.microsoft.com/office/drawing/2016/5/10/chartex" xmlns:cx5="http://schemas.microsoft.com/office/drawing/2016/5/11/chartex" xmlns:cx6="http://schemas.microsoft.com/office/drawing/2016/5/12/chartex" xmlns:cx7="http://schemas.microsoft.com/office/drawing/2016/5/13/chartex" xmlns:cx8="http://schemas.microsoft.com/office/drawing/2016/5/14/chartex" xmlns:mc="http://schemas.openxmlformats.org/markup-compatibility/2006" xmlns:m="http://schemas.openxmlformats.org/officeDocument/2006/math" xmlns:aink="http://schemas.microsoft.com/office/drawing/2016/ink" xmlns:am3d="http://schemas.microsoft.com/office/drawing/2017/model3d" xmlns:oel="http://schemas.microsoft.com/office/2019/extlst" xmlns:r="http://schemas.openxmlformats.org/officeDocument/2006/relationships" xmlns:wp14="http://schemas.microsoft.com/office/word/2010/wordprocessingDrawing" xmlns:wp="http://schemas.openxmlformats.org/drawingml/2006/wordprocessingDrawing" xmlns:wpg="http://schemas.microsoft.com/office/word/2010/wordprocessingGroup" xmlns:wpi="http://schemas.microsoft.com/office/word/2010/wordprocessingInk" xmlns:wps="http://schemas.microsoft.com/office/word/2010/wordprocessingShape" xmlns:o="urn:schemas-microsoft-com:office:office" xmlns:v="urn:schemas-microsoft-com:vml" xmlns:w10="urn:schemas-microsoft-com:office:word" xmlns:w="http://schemas.openxmlformats.org/wordprocessingml/2006/main" xmlns:w14="http://schemas.microsoft.com/office/word/2010/wordml" xmlns:w15="http://schemas.microsoft.com/office/word/2012/wordml" xmlns:w16cex="http://schemas.microsoft.com/office/word/2018/wordml/cex" xmlns:w16cid="http://schemas.microsoft.com/office/word/2016/wordml/cid" xmlns:w16="http://schemas.microsoft.com/office/word/2018/wordml" xmlns:w16sdtdh="http://schemas.microsoft.com/office/word/2020/wordml/sdtdatahash" xmlns:w16sdtfl="http://schemas.microsoft.com/office/word/2024/wordml/sdtformatlock" xmlns:w16se="http://schemas.microsoft.com/office/word/2015/wordml/symex" xmlns:w16du="http://schemas.microsoft.com/office/word/2023/wordml/word16du" xmlns:wne="http://schemas.microsoft.com/office/word/2006/wordml" mc:Ignorable="w14 w15 w16se w16cid w16 w16cex w16sdtdh w16sdtfl w16du wp14">
-  <w:footnote w:type="separator" w:id="-1">
-    <w:p>
-      <w:pPr>
-        <w:spacing w:after="0" w:line="240" w:lineRule="auto"/>
-        <w:rPr>
-          <w:rFonts w:hint="eastAsia"/>
-        </w:rPr>
-      </w:pPr>
-      <w:r>
-        <w:separator/>
-      </w:r>
-    </w:p>
-  </w:footnote>
-  <w:footnote w:type="continuationSeparator" w:id="0">
-    <w:p>
-      <w:pPr>
-        <w:spacing w:after="0" w:line="240" w:lineRule="auto"/>
-        <w:rPr>
-          <w:rFonts w:hint="eastAsia"/>
-        </w:rPr>
-      </w:pPr>
-      <w:r>
-        <w:continuationSeparator/>
-      </w:r>
-    </w:p>
-  </w:footnote>
-</w:footnotes>
 </file>
 
 <file path=word/numbering.xml><?xml version="1.0" encoding="utf-8"?>
@@ -5151,38 +3054,32 @@
       </w:rPr>
     </w:lvl>
   </w:abstractNum>
-  <w:num w:numId="1" w16cid:durableId="461047254">
+  <w:num w:numId="1" w16cid:durableId="18628763">
     <w:abstractNumId w:val="8"/>
   </w:num>
-  <w:num w:numId="2" w16cid:durableId="1608737719">
+  <w:num w:numId="2" w16cid:durableId="1757633485">
     <w:abstractNumId w:val="6"/>
   </w:num>
-  <w:num w:numId="3" w16cid:durableId="1390304061">
+  <w:num w:numId="3" w16cid:durableId="685863691">
     <w:abstractNumId w:val="5"/>
   </w:num>
-  <w:num w:numId="4" w16cid:durableId="1100638209">
+  <w:num w:numId="4" w16cid:durableId="1000159375">
     <w:abstractNumId w:val="4"/>
   </w:num>
-  <w:num w:numId="5" w16cid:durableId="1489394245">
+  <w:num w:numId="5" w16cid:durableId="98448685">
     <w:abstractNumId w:val="7"/>
   </w:num>
-  <w:num w:numId="6" w16cid:durableId="1069035954">
+  <w:num w:numId="6" w16cid:durableId="1654984282">
     <w:abstractNumId w:val="3"/>
   </w:num>
-  <w:num w:numId="7" w16cid:durableId="1701857298">
+  <w:num w:numId="7" w16cid:durableId="2116515405">
     <w:abstractNumId w:val="2"/>
   </w:num>
-  <w:num w:numId="8" w16cid:durableId="2123374996">
+  <w:num w:numId="8" w16cid:durableId="377094688">
     <w:abstractNumId w:val="1"/>
   </w:num>
-  <w:num w:numId="9" w16cid:durableId="507134345">
+  <w:num w:numId="9" w16cid:durableId="202836200">
     <w:abstractNumId w:val="0"/>
-  </w:num>
-  <w:num w:numId="10" w16cid:durableId="81880123">
-    <w:abstractNumId w:val="7"/>
-    <w:lvlOverride w:ilvl="0">
-      <w:startOverride w:val="4"/>
-    </w:lvlOverride>
   </w:num>
 </w:numbering>
 </file>
@@ -5577,10 +3474,6 @@
     <w:name w:val="Normal"/>
     <w:qFormat/>
     <w:rsid w:val="00FC693F"/>
-    <w:rPr>
-      <w:rFonts w:ascii="Aptos" w:hAnsi="Aptos"/>
-      <w:sz w:val="21"/>
-    </w:rPr>
   </w:style>
   <w:style w:type="paragraph" w:styleId="Heading1">
     <w:name w:val="heading 1"/>
@@ -5601,7 +3494,7 @@
       <w:b/>
       <w:bCs/>
       <w:color w:val="365F91" w:themeColor="accent1" w:themeShade="BF"/>
-      <w:sz w:val="36"/>
+      <w:sz w:val="28"/>
       <w:szCs w:val="28"/>
     </w:rPr>
   </w:style>
@@ -5625,7 +3518,7 @@
       <w:b/>
       <w:bCs/>
       <w:color w:val="4F81BD" w:themeColor="accent1"/>
-      <w:sz w:val="28"/>
+      <w:sz w:val="26"/>
       <w:szCs w:val="26"/>
     </w:rPr>
   </w:style>
@@ -5649,7 +3542,6 @@
       <w:b/>
       <w:bCs/>
       <w:color w:val="4F81BD" w:themeColor="accent1"/>
-      <w:sz w:val="23"/>
     </w:rPr>
   </w:style>
   <w:style w:type="paragraph" w:styleId="Heading4">
@@ -5932,11 +3824,10 @@
     </w:pPr>
     <w:rPr>
       <w:rFonts w:asciiTheme="majorHAnsi" w:eastAsiaTheme="majorEastAsia" w:hAnsiTheme="majorHAnsi" w:cstheme="majorBidi"/>
-      <w:b/>
       <w:color w:val="17365D" w:themeColor="text2" w:themeShade="BF"/>
       <w:spacing w:val="5"/>
       <w:kern w:val="28"/>
-      <w:sz w:val="56"/>
+      <w:sz w:val="52"/>
       <w:szCs w:val="52"/>
     </w:rPr>
   </w:style>
@@ -16572,13 +14463,6 @@
         <w:shd w:val="clear" w:color="auto" w:fill="FBCAA2" w:themeFill="accent6" w:themeFillTint="7F"/>
       </w:tcPr>
     </w:tblStylePr>
-  </w:style>
-  <w:style w:type="paragraph" w:customStyle="1" w:styleId="CodeBlock">
-    <w:name w:val="Code Block"/>
-    <w:rPr>
-      <w:rFonts w:ascii="Courier New" w:hAnsi="Courier New"/>
-      <w:sz w:val="18"/>
-    </w:rPr>
   </w:style>
 </w:styles>
 </file>
